--- a/report/BaoCao_Nhom11_DevSecOps.docx
+++ b/report/BaoCao_Nhom11_DevSecOps.docx
@@ -2596,7 +2596,7 @@
         <w:pStyle w:val="BTL-Text"/>
       </w:pPr>
       <w:r>
-        <w:t>Đề tài không dừng ở việc mô tả một dây chuyền đã dựng. Nhóm đặt câu hỏi ngược lại: dây chuyền nhóm đã dựng có thực sự dừng khi gặp lỗi không, và những dữ liệu cá nhân nào của người dùng thực sự được bảo vệ. Quá trình kiểm chứng cho một kết quả đáng chú ý được trình bày tại mục Khiếm khuyết trọng yếu của Chương 3: cổng chất lượng báo lỗi nhưng không dừng dây chuyền. Việc tự tìm ra và phân tích khiếm khuyết này có giá trị thực tiễn cao hơn một bản mô tả không có phản biện.</w:t>
+        <w:t>Đề tài không dừng ở việc mô tả một dây chuyền đã dựng. Nhóm đặt câu hỏi ngược lại: dây chuyền nhóm đã dựng có thực sự dừng khi gặp lỗi không, và những dữ liệu cá nhân nào của người dùng thực sự được bảo vệ. Quá trình kiểm chứng cho hai kết quả đáng chú ý, trình bày ở Chương 3. Bản dây chuyền đầu tiên của nhóm để cổng chất lượng báo lỗi mà vẫn không dừng dây chuyền; nhóm đã tìm ra, sửa lại cho cổng chặn thật, và xác nhận bằng hai lần chạy tự động đều dừng đúng tại cổng. Cùng với đó, bản SonarQube Community trong dây chuyền báo mức an toàn A và không lỗ hổng nào trên cả mã khiếm khuyết lẫn mã đã vá, trong khi Semgrep tìm ra hàng chục vị trí tiêm mã. Việc tự tìm ra và phân tích các khiếm khuyết này có giá trị thực tiễn cao hơn một bản mô tả không có phản biện.</w:t>
       </w:r>
     </w:p>
     <w:p>
@@ -2657,40 +2657,10 @@
           <w:rFonts w:ascii="Consolas" w:hAnsi="Consolas"/>
           <w:sz w:val="20"/>
         </w:rPr>
-        <w:t>PTIT-DevOps-SonarQube</w:t>
-      </w:r>
-      <w:r>
-        <w:t xml:space="preserve"> tại hai mốc: </w:t>
-      </w:r>
-      <w:r>
-        <w:rPr>
-          <w:rFonts w:ascii="Consolas" w:hAnsi="Consolas"/>
-          <w:sz w:val="20"/>
-        </w:rPr>
-        <w:t>660e75c</w:t>
-      </w:r>
-      <w:r>
-        <w:t xml:space="preserve"> là mốc có đầy đủ kết quả quét của lần chạy </w:t>
-      </w:r>
-      <w:r>
-        <w:rPr>
-          <w:rFonts w:ascii="Consolas" w:hAnsi="Consolas"/>
-          <w:sz w:val="20"/>
-        </w:rPr>
-        <w:t>39756107853</w:t>
-      </w:r>
-      <w:r>
-        <w:t xml:space="preserve">, và </w:t>
-      </w:r>
-      <w:r>
-        <w:rPr>
-          <w:rFonts w:ascii="Consolas" w:hAnsi="Consolas"/>
-          <w:sz w:val="20"/>
-        </w:rPr>
-        <w:t>eb3f6c7</w:t>
-      </w:r>
-      <w:r>
-        <w:t xml:space="preserve"> là hiện trạng nhánh </w:t>
+        <w:t>btl-devsecops-nhom11</w:t>
+      </w:r>
+      <w:r>
+        <w:t xml:space="preserve"> tại hai nhánh: </w:t>
       </w:r>
       <w:r>
         <w:rPr>
@@ -2700,6 +2670,76 @@
         <w:t>main</w:t>
       </w:r>
       <w:r>
+        <w:t xml:space="preserve"> ở mốc </w:t>
+      </w:r>
+      <w:r>
+        <w:rPr>
+          <w:rFonts w:ascii="Consolas" w:hAnsi="Consolas"/>
+          <w:sz w:val="20"/>
+        </w:rPr>
+        <w:t>94004f3</w:t>
+      </w:r>
+      <w:r>
+        <w:t xml:space="preserve"> là hệ thống còn khiếm khuyết, và </w:t>
+      </w:r>
+      <w:r>
+        <w:rPr>
+          <w:rFonts w:ascii="Consolas" w:hAnsi="Consolas"/>
+          <w:sz w:val="20"/>
+        </w:rPr>
+        <w:t>patched</w:t>
+      </w:r>
+      <w:r>
+        <w:t xml:space="preserve"> ở mốc </w:t>
+      </w:r>
+      <w:r>
+        <w:rPr>
+          <w:rFonts w:ascii="Consolas" w:hAnsi="Consolas"/>
+          <w:sz w:val="20"/>
+        </w:rPr>
+        <w:t>0c9cdfd</w:t>
+      </w:r>
+      <w:r>
+        <w:t xml:space="preserve"> là bản đã vá. Kết quả quét của mỗi nhánh lấy từ một lần chạy GitHub Actions riêng, mã số </w:t>
+      </w:r>
+      <w:r>
+        <w:rPr>
+          <w:rFonts w:ascii="Consolas" w:hAnsi="Consolas"/>
+          <w:sz w:val="20"/>
+        </w:rPr>
+        <w:t>40748974196</w:t>
+      </w:r>
+      <w:r>
+        <w:t xml:space="preserve"> cho </w:t>
+      </w:r>
+      <w:r>
+        <w:rPr>
+          <w:rFonts w:ascii="Consolas" w:hAnsi="Consolas"/>
+          <w:sz w:val="20"/>
+        </w:rPr>
+        <w:t>main</w:t>
+      </w:r>
+      <w:r>
+        <w:t xml:space="preserve"> và </w:t>
+      </w:r>
+      <w:r>
+        <w:rPr>
+          <w:rFonts w:ascii="Consolas" w:hAnsi="Consolas"/>
+          <w:sz w:val="20"/>
+        </w:rPr>
+        <w:t>40748974200</w:t>
+      </w:r>
+      <w:r>
+        <w:t xml:space="preserve"> cho </w:t>
+      </w:r>
+      <w:r>
+        <w:rPr>
+          <w:rFonts w:ascii="Consolas" w:hAnsi="Consolas"/>
+          <w:sz w:val="20"/>
+        </w:rPr>
+        <w:t>patched</w:t>
+      </w:r>
+      <w:r>
         <w:t>.</w:t>
       </w:r>
     </w:p>
@@ -2714,27 +2754,27 @@
         <w:t>Phương pháp và nguồn minh chứng.</w:t>
       </w:r>
       <w:r>
-        <w:t xml:space="preserve"> Nhóm sử dụng ba nguồn minh chứng độc lập và chỉ khẳng định một nội dung khi có ít nhất một nguồn chứng minh được: mã nguồn đọc trực tiếp với mọi số dòng lấy từ tệp thật trong kho, tệp kết quả SonarQube và Semgrep tải từ phần Artifacts của lần chạy </w:t>
-      </w:r>
-      <w:r>
-        <w:rPr>
-          <w:rFonts w:ascii="Consolas" w:hAnsi="Consolas"/>
-          <w:sz w:val="20"/>
-        </w:rPr>
-        <w:t>39756107853</w:t>
-      </w:r>
-      <w:r>
-        <w:t xml:space="preserve">, và ảnh chụp màn hình GitHub Actions lưu trong </w:t>
-      </w:r>
-      <w:r>
-        <w:rPr>
-          <w:rFonts w:ascii="Consolas" w:hAnsi="Consolas"/>
-          <w:sz w:val="20"/>
-        </w:rPr>
-        <w:t>docs/images</w:t>
-      </w:r>
-      <w:r>
-        <w:t>. Khi ba nguồn mâu thuẫn nhau, báo cáo ghi nhận mâu thuẫn thay vì chọn một bên, trường hợp cụ thể trình bày ở mục Kết quả quét thực tế của Chương 3.</w:t>
+        <w:t xml:space="preserve"> Nhóm sử dụng ba nguồn minh chứng độc lập và chỉ khẳng định một nội dung khi có ít nhất một nguồn chứng minh được: mã nguồn đọc trực tiếp với mọi số dòng lấy từ tệp thật trong kho, tệp kết quả SonarQube và Semgrep tải từ phần Artifacts của hai lần chạy </w:t>
+      </w:r>
+      <w:r>
+        <w:rPr>
+          <w:rFonts w:ascii="Consolas" w:hAnsi="Consolas"/>
+          <w:sz w:val="20"/>
+        </w:rPr>
+        <w:t>40748974196</w:t>
+      </w:r>
+      <w:r>
+        <w:t xml:space="preserve"> và </w:t>
+      </w:r>
+      <w:r>
+        <w:rPr>
+          <w:rFonts w:ascii="Consolas" w:hAnsi="Consolas"/>
+          <w:sz w:val="20"/>
+        </w:rPr>
+        <w:t>40748974200</w:t>
+      </w:r>
+      <w:r>
+        <w:t>, và trạng thái mỗi lần chạy xem trực tiếp trên trang GitHub Actions của kho mã. Khi các nguồn mâu thuẫn nhau, báo cáo ghi nhận mâu thuẫn thay vì chọn một bên, trường hợp cụ thể trình bày ở mục Kết quả quét thực tế của Chương 3.</w:t>
       </w:r>
     </w:p>
     <w:p>
@@ -7238,7 +7278,7 @@
           <w:rFonts w:ascii="Consolas" w:hAnsi="Consolas"/>
           <w:sz w:val="20"/>
         </w:rPr>
-        <w:t>.github/workflows/devsecops-pipeline.yml</w:t>
+        <w:t>.github/workflows/devsecops-gate.yml</w:t>
       </w:r>
       <w:r>
         <w:t xml:space="preserve">, kích hoạt khi đẩy mã lên nhánh </w:t>
@@ -7251,6 +7291,16 @@
         <w:t>main</w:t>
       </w:r>
       <w:r>
+        <w:t xml:space="preserve">, </w:t>
+      </w:r>
+      <w:r>
+        <w:rPr>
+          <w:rFonts w:ascii="Consolas" w:hAnsi="Consolas"/>
+          <w:sz w:val="20"/>
+        </w:rPr>
+        <w:t>dev</w:t>
+      </w:r>
+      <w:r>
         <w:t xml:space="preserve"> hoặc </w:t>
       </w:r>
       <w:r>
@@ -7258,10 +7308,30 @@
           <w:rFonts w:ascii="Consolas" w:hAnsi="Consolas"/>
           <w:sz w:val="20"/>
         </w:rPr>
+        <w:t>patched</w:t>
+      </w:r>
+      <w:r>
+        <w:t xml:space="preserve">, hoặc khi mở yêu cầu hợp nhất vào </w:t>
+      </w:r>
+      <w:r>
+        <w:rPr>
+          <w:rFonts w:ascii="Consolas" w:hAnsi="Consolas"/>
+          <w:sz w:val="20"/>
+        </w:rPr>
+        <w:t>main</w:t>
+      </w:r>
+      <w:r>
+        <w:t xml:space="preserve"> và </w:t>
+      </w:r>
+      <w:r>
+        <w:rPr>
+          <w:rFonts w:ascii="Consolas" w:hAnsi="Consolas"/>
+          <w:sz w:val="20"/>
+        </w:rPr>
         <w:t>dev</w:t>
       </w:r>
       <w:r>
-        <w:t>, hoặc khi mở yêu cầu hợp nhất vào hai nhánh đó, theo khai báo tại dòng 5-17.</w:t>
+        <w:t>, theo khai báo tại dòng 20-24.</w:t>
       </w:r>
     </w:p>
     <w:p>
@@ -8243,7 +8313,37 @@
         <w:t>p/cwe-top-25</w:t>
       </w:r>
       <w:r>
-        <w:t xml:space="preserve">, cộng thêm một tệp luật tự viết, theo khai báo tại dòng 186-195. Tệp </w:t>
+        <w:t xml:space="preserve">, cộng thêm hai tệp luật của nhóm là </w:t>
+      </w:r>
+      <w:r>
+        <w:rPr>
+          <w:rFonts w:ascii="Consolas" w:hAnsi="Consolas"/>
+          <w:sz w:val="20"/>
+        </w:rPr>
+        <w:t>ci/semgrep-policy-php.yml</w:t>
+      </w:r>
+      <w:r>
+        <w:t xml:space="preserve"> với năm nhóm luật P1 đến P5 và </w:t>
+      </w:r>
+      <w:r>
+        <w:rPr>
+          <w:rFonts w:ascii="Consolas" w:hAnsi="Consolas"/>
+          <w:sz w:val="20"/>
+        </w:rPr>
+        <w:t>ci/semgrep-local-rules.yml</w:t>
+      </w:r>
+      <w:r>
+        <w:t xml:space="preserve">, theo khai báo tại dòng 179-186. Lệnh quét mang cờ </w:t>
+      </w:r>
+      <w:r>
+        <w:rPr>
+          <w:rFonts w:ascii="Consolas" w:hAnsi="Consolas"/>
+          <w:sz w:val="20"/>
+        </w:rPr>
+        <w:t>--error</w:t>
+      </w:r>
+      <w:r>
+        <w:t xml:space="preserve"> nên khi còn phát hiện ở mức ERROR thì bước kết thúc bất thường. Tệp </w:t>
       </w:r>
       <w:r>
         <w:rPr>
@@ -8422,64 +8522,67 @@
         <w:t>paths.include</w:t>
       </w:r>
       <w:r>
-        <w:t xml:space="preserve"> tại dòng 26-30 chỉ liệt kê ba mẫu tên tệp là `</w:t>
-      </w:r>
-      <w:r>
-        <w:rPr>
-          <w:b/>
-        </w:rPr>
-        <w:t>/docker-compose.yml</w:t>
-      </w:r>
-      <w:r>
-        <w:rPr>
-          <w:rFonts w:ascii="Consolas" w:hAnsi="Consolas"/>
-          <w:b/>
-          <w:sz w:val="20"/>
-        </w:rPr>
+        <w:t xml:space="preserve"> tại dòng 26-30 chỉ liệt kê ba mẫu tên tệp là </w:t>
+      </w:r>
+      <w:r>
+        <w:rPr>
+          <w:rFonts w:ascii="Consolas" w:hAnsi="Consolas"/>
+          <w:sz w:val="20"/>
+        </w:rPr>
+        <w:t>**/docker-compose.yml</w:t>
+      </w:r>
+      <w:r>
         <w:t xml:space="preserve">, </w:t>
       </w:r>
       <w:r>
-        <w:t>/compose.yml</w:t>
-      </w:r>
-      <w:r>
-        <w:rPr>
-          <w:rFonts w:ascii="Consolas" w:hAnsi="Consolas"/>
-          <w:sz w:val="20"/>
-        </w:rPr>
+        <w:rPr>
+          <w:rFonts w:ascii="Consolas" w:hAnsi="Consolas"/>
+          <w:sz w:val="20"/>
+        </w:rPr>
+        <w:t>**/compose.yml</w:t>
+      </w:r>
+      <w:r>
         <w:t xml:space="preserve"> và </w:t>
       </w:r>
       <w:r>
+        <w:rPr>
+          <w:rFonts w:ascii="Consolas" w:hAnsi="Consolas"/>
+          <w:sz w:val="20"/>
+        </w:rPr>
         <w:t>**/compose.yaml</w:t>
       </w:r>
       <w:r>
-        <w:rPr>
-          <w:rFonts w:ascii="Consolas" w:hAnsi="Consolas"/>
-          <w:sz w:val="20"/>
-        </w:rPr>
         <w:t xml:space="preserve">. Hai tệp đang thực sự chứa mật khẩu gán cứng là </w:t>
       </w:r>
       <w:r>
+        <w:rPr>
+          <w:rFonts w:ascii="Consolas" w:hAnsi="Consolas"/>
+          <w:sz w:val="20"/>
+        </w:rPr>
         <w:t>docker-compose.prod.yml</w:t>
       </w:r>
       <w:r>
-        <w:rPr>
-          <w:rFonts w:ascii="Consolas" w:hAnsi="Consolas"/>
-          <w:sz w:val="20"/>
-        </w:rPr>
         <w:t xml:space="preserve"> và </w:t>
       </w:r>
       <w:r>
+        <w:rPr>
+          <w:rFonts w:ascii="Consolas" w:hAnsi="Consolas"/>
+          <w:sz w:val="20"/>
+        </w:rPr>
         <w:t>docker-compose.monitoring.yml</w:t>
       </w:r>
       <w:r>
-        <w:rPr>
-          <w:rFonts w:ascii="Consolas" w:hAnsi="Consolas"/>
-          <w:sz w:val="20"/>
-        </w:rPr>
         <w:t xml:space="preserve"> không khớp mẫu nào, nên luật không bao giờ chạy trên chúng. Kết quả quét trình bày ở mục sau xác nhận điều này, vì luật chỉ kích hoạt trên </w:t>
       </w:r>
       <w:r>
-        <w:t>InlaneWeb/docker-compose.yml`. Cách sửa được trình bày tại phần của thành viên 3 ở Chương 4.</w:t>
+        <w:rPr>
+          <w:rFonts w:ascii="Consolas" w:hAnsi="Consolas"/>
+          <w:sz w:val="20"/>
+        </w:rPr>
+        <w:t>InlaneWeb/docker-compose.yml</w:t>
+      </w:r>
+      <w:r>
+        <w:t>. Cách sửa được trình bày tại phần của thành viên 3 ở Chương 4.</w:t>
       </w:r>
     </w:p>
     <w:p>
@@ -8487,7 +8590,7 @@
         <w:pStyle w:val="BTL-H2"/>
       </w:pPr>
       <w:r>
-        <w:t>Khiếm khuyết trọng yếu: cổng chất lượng không dừng dây chuyền</w:t>
+        <w:t>Khiếm khuyết trọng yếu: cổng chất lượng chỉ báo cáo và cách khắc phục</w:t>
       </w:r>
     </w:p>
     <w:p>
@@ -8495,7 +8598,7 @@
         <w:pStyle w:val="BTL-Text"/>
       </w:pPr>
       <w:r>
-        <w:t>Đây là phát hiện quan trọng nhất của chương, và nhóm trình bày như một kết quả kiểm chứng thay vì che đi. Biến môi trường quyết định cổng chất lượng có chặn hay không được khai báo như sau:</w:t>
+        <w:t>Đây là phát hiện quan trọng nhất của chương, và nhóm trình bày như một kết quả kiểm chứng thay vì che đi. Trong bản dây chuyền đầu tiên, biến môi trường quyết định cổng chất lượng có chặn hay không được khai báo như sau:</w:t>
       </w:r>
     </w:p>
     <w:tbl>
@@ -8524,7 +8627,7 @@
                 <w:rFonts w:ascii="Consolas" w:hAnsi="Consolas"/>
                 <w:sz w:val="18"/>
               </w:rPr>
-              <w:t># .github/workflows/devsecops-pipeline.yml:55</w:t>
+              <w:t># bản đầu tiên của dây chuyền, biểu thức luôn trả về 'false'</w:t>
             </w:r>
           </w:p>
           <w:p>
@@ -8588,7 +8691,17 @@
         <w:t>'false'</w:t>
       </w:r>
       <w:r>
-        <w:t>. Giá trị này được đọc ở bước kiểm tra cuối:</w:t>
+        <w:t xml:space="preserve">. Giá trị này được đọc ở bước kiểm tra cuối của </w:t>
+      </w:r>
+      <w:r>
+        <w:rPr>
+          <w:rFonts w:ascii="Consolas" w:hAnsi="Consolas"/>
+          <w:sz w:val="20"/>
+        </w:rPr>
+        <w:t>ci/sonarqube.py</w:t>
+      </w:r>
+      <w:r>
+        <w:t>:</w:t>
       </w:r>
     </w:p>
     <w:tbl>
@@ -8617,7 +8730,7 @@
                 <w:rFonts w:ascii="Consolas" w:hAnsi="Consolas"/>
                 <w:sz w:val="18"/>
               </w:rPr>
-              <w:t># ci/sonarqube.py:433-439</w:t>
+              <w:t># ci/sonarqube.py:433-437</w:t>
             </w:r>
           </w:p>
           <w:p>
@@ -8683,45 +8796,6 @@
                 <w:sz w:val="18"/>
               </w:rPr>
               <w:t xml:space="preserve">    print("Quality Gate FAILED; report-only mode explicitly selected.")</w:t>
-            </w:r>
-          </w:p>
-          <w:p>
-            <w:pPr>
-              <w:spacing w:before="0" w:after="0"/>
-              <w:ind w:firstLine="0"/>
-            </w:pPr>
-            <w:r>
-              <w:rPr>
-                <w:rFonts w:ascii="Consolas" w:hAnsi="Consolas"/>
-                <w:sz w:val="18"/>
-              </w:rPr>
-              <w:t>else:</w:t>
-            </w:r>
-          </w:p>
-          <w:p>
-            <w:pPr>
-              <w:spacing w:before="0" w:after="0"/>
-              <w:ind w:firstLine="0"/>
-            </w:pPr>
-            <w:r>
-              <w:rPr>
-                <w:rFonts w:ascii="Consolas" w:hAnsi="Consolas"/>
-                <w:sz w:val="18"/>
-              </w:rPr>
-              <w:t xml:space="preserve">    print("Quality Gate PASSED.")</w:t>
-            </w:r>
-          </w:p>
-          <w:p>
-            <w:pPr>
-              <w:spacing w:before="0" w:after="0"/>
-              <w:ind w:firstLine="0"/>
-            </w:pPr>
-            <w:r>
-              <w:rPr>
-                <w:rFonts w:ascii="Consolas" w:hAnsi="Consolas"/>
-                <w:sz w:val="18"/>
-              </w:rPr>
-              <w:t>return 0</w:t>
             </w:r>
           </w:p>
         </w:tc>
@@ -8732,7 +8806,37 @@
         <w:pStyle w:val="BTL-Text"/>
       </w:pPr>
       <w:r>
-        <w:t xml:space="preserve">Khi cổng chất lượng ở trạng thái </w:t>
+        <w:t xml:space="preserve">Bản thân </w:t>
+      </w:r>
+      <w:r>
+        <w:rPr>
+          <w:rFonts w:ascii="Consolas" w:hAnsi="Consolas"/>
+          <w:sz w:val="20"/>
+        </w:rPr>
+        <w:t>ci/sonarqube.py</w:t>
+      </w:r>
+      <w:r>
+        <w:t xml:space="preserve"> đọc biến này với giá trị mặc định </w:t>
+      </w:r>
+      <w:r>
+        <w:rPr>
+          <w:rFonts w:ascii="Consolas" w:hAnsi="Consolas"/>
+          <w:sz w:val="20"/>
+        </w:rPr>
+        <w:t>"true"</w:t>
+      </w:r>
+      <w:r>
+        <w:t xml:space="preserve"> ở cả hai vị trí dòng 393 và 434, tức vốn dừng ở trạng thái an toàn. Khiếm khuyết nằm ở chỗ bản đầu tiên ghi đè biến đó bằng một biểu thức luôn cho </w:t>
+      </w:r>
+      <w:r>
+        <w:rPr>
+          <w:rFonts w:ascii="Consolas" w:hAnsi="Consolas"/>
+          <w:sz w:val="20"/>
+        </w:rPr>
+        <w:t>'false'</w:t>
+      </w:r>
+      <w:r>
+        <w:t xml:space="preserve">, biến một script dừng-an-toàn thành cổng chỉ báo cáo: khi cổng ở trạng thái </w:t>
       </w:r>
       <w:r>
         <w:rPr>
@@ -8742,7 +8846,25 @@
         <w:t>ERROR</w:t>
       </w:r>
       <w:r>
-        <w:t xml:space="preserve"> và biến </w:t>
+        <w:t>, hàm chỉ in một dòng thông báo rồi trả về 0, nên chặng 2 kết thúc thành công và các chặng sau không bị chặn.</w:t>
+      </w:r>
+    </w:p>
+    <w:p>
+      <w:pPr>
+        <w:pStyle w:val="BTL-Text"/>
+      </w:pPr>
+      <w:r>
+        <w:t xml:space="preserve">Cách khắc phục là không ghi đè biến đó. Dây chuyền hiện hành </w:t>
+      </w:r>
+      <w:r>
+        <w:rPr>
+          <w:rFonts w:ascii="Consolas" w:hAnsi="Consolas"/>
+          <w:sz w:val="20"/>
+        </w:rPr>
+        <w:t>.github/workflows/devsecops-gate.yml</w:t>
+      </w:r>
+      <w:r>
+        <w:t xml:space="preserve"> không đặt </w:t>
       </w:r>
       <w:r>
         <w:rPr>
@@ -8752,17 +8874,67 @@
         <w:t>ENFORCE_QUALITY_GATE</w:t>
       </w:r>
       <w:r>
-        <w:t xml:space="preserve"> khác </w:t>
-      </w:r>
-      <w:r>
-        <w:rPr>
-          <w:rFonts w:ascii="Consolas" w:hAnsi="Consolas"/>
-          <w:sz w:val="20"/>
-        </w:rPr>
-        <w:t>true</w:t>
-      </w:r>
-      <w:r>
-        <w:t>, hàm chỉ in một dòng thông báo rồi trả về giá trị 0, tức báo thành công. Công việc của chặng 2 kết thúc với trạng thái thành công và các chặng sau không bị chặn.</w:t>
+        <w:t xml:space="preserve">, nên giá trị mặc định </w:t>
+      </w:r>
+      <w:r>
+        <w:rPr>
+          <w:rFonts w:ascii="Consolas" w:hAnsi="Consolas"/>
+          <w:sz w:val="20"/>
+        </w:rPr>
+        <w:t>"true"</w:t>
+      </w:r>
+      <w:r>
+        <w:t xml:space="preserve"> của script có hiệu lực. Bước cuối của chặng 2 gọi </w:t>
+      </w:r>
+      <w:r>
+        <w:rPr>
+          <w:rFonts w:ascii="Consolas" w:hAnsi="Consolas"/>
+          <w:sz w:val="20"/>
+        </w:rPr>
+        <w:t>ci/sonarqube.py check</w:t>
+      </w:r>
+      <w:r>
+        <w:t xml:space="preserve">, bước này không đặt </w:t>
+      </w:r>
+      <w:r>
+        <w:rPr>
+          <w:rFonts w:ascii="Consolas" w:hAnsi="Consolas"/>
+          <w:sz w:val="20"/>
+        </w:rPr>
+        <w:t>continue-on-error</w:t>
+      </w:r>
+      <w:r>
+        <w:t xml:space="preserve">, nên khi cổng ở trạng thái </w:t>
+      </w:r>
+      <w:r>
+        <w:rPr>
+          <w:rFonts w:ascii="Consolas" w:hAnsi="Consolas"/>
+          <w:sz w:val="20"/>
+        </w:rPr>
+        <w:t>ERROR</w:t>
+      </w:r>
+      <w:r>
+        <w:t xml:space="preserve"> thì bước trả mã khác 0, chặng 2 thất bại và các chặng sau bị bỏ qua. Lệnh Semgrep trong dây chuyền hiện hành cũng đã có sẵn cờ </w:t>
+      </w:r>
+      <w:r>
+        <w:rPr>
+          <w:rFonts w:ascii="Consolas" w:hAnsi="Consolas"/>
+          <w:sz w:val="20"/>
+        </w:rPr>
+        <w:t>--error</w:t>
+      </w:r>
+      <w:r>
+        <w:t xml:space="preserve">. Việc chỉ ghi nhận trạng thái mà không chặn được tách sang một dây chuyền riêng là </w:t>
+      </w:r>
+      <w:r>
+        <w:rPr>
+          <w:rFonts w:ascii="Consolas" w:hAnsi="Consolas"/>
+          <w:sz w:val="20"/>
+        </w:rPr>
+        <w:t>.github/workflows/security-baseline.yml</w:t>
+      </w:r>
+      <w:r>
+        <w:t>, để hai mục đích không dùng chung một tên.</w:t>
       </w:r>
     </w:p>
     <w:p>
@@ -8770,27 +8942,65 @@
         <w:pStyle w:val="BTL-Text"/>
       </w:pPr>
       <w:r>
-        <w:t xml:space="preserve">Semgrep cũng không chặn, vì hai lý do độc lập. Lệnh quét tại dòng 187-195 không có cờ </w:t>
-      </w:r>
-      <w:r>
-        <w:rPr>
-          <w:rFonts w:ascii="Consolas" w:hAnsi="Consolas"/>
-          <w:sz w:val="20"/>
-        </w:rPr>
-        <w:t>--error</w:t>
-      </w:r>
-      <w:r>
-        <w:t xml:space="preserve">, và tệp </w:t>
-      </w:r>
-      <w:r>
-        <w:rPr>
-          <w:rFonts w:ascii="Consolas" w:hAnsi="Consolas"/>
-          <w:sz w:val="20"/>
-        </w:rPr>
-        <w:t>ci/semgrep_report.py</w:t>
-      </w:r>
-      <w:r>
-        <w:t xml:space="preserve"> chỉ kết thúc bất thường khi bản thân quá trình quét gặp lỗi, không phải khi tìm thấy phát hiện.</w:t>
+        <w:t xml:space="preserve">Hai lần chạy tự động xác nhận cổng chặn đúng thiết kế. Lần chạy </w:t>
+      </w:r>
+      <w:r>
+        <w:rPr>
+          <w:rFonts w:ascii="Consolas" w:hAnsi="Consolas"/>
+          <w:sz w:val="20"/>
+        </w:rPr>
+        <w:t>40748974196</w:t>
+      </w:r>
+      <w:r>
+        <w:t xml:space="preserve"> trên nhánh </w:t>
+      </w:r>
+      <w:r>
+        <w:rPr>
+          <w:rFonts w:ascii="Consolas" w:hAnsi="Consolas"/>
+          <w:sz w:val="20"/>
+        </w:rPr>
+        <w:t>main</w:t>
+      </w:r>
+      <w:r>
+        <w:t xml:space="preserve"> và lần chạy </w:t>
+      </w:r>
+      <w:r>
+        <w:rPr>
+          <w:rFonts w:ascii="Consolas" w:hAnsi="Consolas"/>
+          <w:sz w:val="20"/>
+        </w:rPr>
+        <w:t>40748974200</w:t>
+      </w:r>
+      <w:r>
+        <w:t xml:space="preserve"> trên nhánh </w:t>
+      </w:r>
+      <w:r>
+        <w:rPr>
+          <w:rFonts w:ascii="Consolas" w:hAnsi="Consolas"/>
+          <w:sz w:val="20"/>
+        </w:rPr>
+        <w:t>patched</w:t>
+      </w:r>
+      <w:r>
+        <w:t xml:space="preserve"> đều kết thúc ở trạng thái thất bại, vì cổng chất lượng SonarQube ở trạng thái </w:t>
+      </w:r>
+      <w:r>
+        <w:rPr>
+          <w:rFonts w:ascii="Consolas" w:hAnsi="Consolas"/>
+          <w:sz w:val="20"/>
+        </w:rPr>
+        <w:t>ERROR</w:t>
+      </w:r>
+      <w:r>
+        <w:t xml:space="preserve"> khiến bước kiểm tra cuối trả mã khác 0 và chặn các chặng sau. Trạng thái thất bại này là kết quả mong muốn: dây chuyền dừng ngay tại chặng phát hiện vấn đề, thay vì báo lỗi rồi vẫn đi tiếp như bản đầu tiên.</w:t>
+      </w:r>
+    </w:p>
+    <w:p>
+      <w:pPr>
+        <w:pStyle w:val="BTL-H2"/>
+      </w:pPr>
+      <w:r>
+        <w:t>Kết quả quét thực tế trên hai nhánh</w:t>
       </w:r>
     </w:p>
     <w:p>
@@ -8798,7 +9008,115 @@
         <w:pStyle w:val="BTL-Text"/>
       </w:pPr>
       <w:r>
-        <w:t>Hệ quả là toàn bộ chặng 2 hiện hoạt động ở chế độ chỉ báo cáo. Nguyên tắc dừng dây chuyền ngay tại chặng phát hiện lỗi chưa được thực hiện. Ba ảnh chụp màn hình dưới đây là minh chứng trực tiếp cho kết luận này.</w:t>
+        <w:t xml:space="preserve">Dây chuyền chạy trên hai nhánh cho hai bộ số liệu. Nhánh </w:t>
+      </w:r>
+      <w:r>
+        <w:rPr>
+          <w:rFonts w:ascii="Consolas" w:hAnsi="Consolas"/>
+          <w:sz w:val="20"/>
+        </w:rPr>
+        <w:t>main</w:t>
+      </w:r>
+      <w:r>
+        <w:t xml:space="preserve"> tại mốc </w:t>
+      </w:r>
+      <w:r>
+        <w:rPr>
+          <w:rFonts w:ascii="Consolas" w:hAnsi="Consolas"/>
+          <w:sz w:val="20"/>
+        </w:rPr>
+        <w:t>94004f3</w:t>
+      </w:r>
+      <w:r>
+        <w:t xml:space="preserve"> là hệ thống còn khiếm khuyết, đo trong lần chạy </w:t>
+      </w:r>
+      <w:r>
+        <w:rPr>
+          <w:rFonts w:ascii="Consolas" w:hAnsi="Consolas"/>
+          <w:sz w:val="20"/>
+        </w:rPr>
+        <w:t>40748974196</w:t>
+      </w:r>
+      <w:r>
+        <w:t xml:space="preserve">. Nhánh </w:t>
+      </w:r>
+      <w:r>
+        <w:rPr>
+          <w:rFonts w:ascii="Consolas" w:hAnsi="Consolas"/>
+          <w:sz w:val="20"/>
+        </w:rPr>
+        <w:t>patched</w:t>
+      </w:r>
+      <w:r>
+        <w:t xml:space="preserve"> tại mốc </w:t>
+      </w:r>
+      <w:r>
+        <w:rPr>
+          <w:rFonts w:ascii="Consolas" w:hAnsi="Consolas"/>
+          <w:sz w:val="20"/>
+        </w:rPr>
+        <w:t>0c9cdfd</w:t>
+      </w:r>
+      <w:r>
+        <w:t xml:space="preserve"> là bản đã vá, đo trong lần chạy </w:t>
+      </w:r>
+      <w:r>
+        <w:rPr>
+          <w:rFonts w:ascii="Consolas" w:hAnsi="Consolas"/>
+          <w:sz w:val="20"/>
+        </w:rPr>
+        <w:t>40748974200</w:t>
+      </w:r>
+      <w:r>
+        <w:t xml:space="preserve">. Mỗi bộ số lấy từ các tệp </w:t>
+      </w:r>
+      <w:r>
+        <w:rPr>
+          <w:rFonts w:ascii="Consolas" w:hAnsi="Consolas"/>
+          <w:sz w:val="20"/>
+        </w:rPr>
+        <w:t>sonarqube/metrics.json</w:t>
+      </w:r>
+      <w:r>
+        <w:t xml:space="preserve">, </w:t>
+      </w:r>
+      <w:r>
+        <w:rPr>
+          <w:rFonts w:ascii="Consolas" w:hAnsi="Consolas"/>
+          <w:sz w:val="20"/>
+        </w:rPr>
+        <w:t>sonarqube/quality-gate.json</w:t>
+      </w:r>
+      <w:r>
+        <w:t xml:space="preserve"> và </w:t>
+      </w:r>
+      <w:r>
+        <w:rPr>
+          <w:rFonts w:ascii="Consolas" w:hAnsi="Consolas"/>
+          <w:sz w:val="20"/>
+        </w:rPr>
+        <w:t>ci-05-semgrep.json</w:t>
+      </w:r>
+      <w:r>
+        <w:t xml:space="preserve"> trong artifact </w:t>
+      </w:r>
+      <w:r>
+        <w:rPr>
+          <w:rFonts w:ascii="Consolas" w:hAnsi="Consolas"/>
+          <w:sz w:val="20"/>
+        </w:rPr>
+        <w:t>evidence-security-as-code</w:t>
+      </w:r>
+      <w:r>
+        <w:t xml:space="preserve"> của lần chạy tương ứng.</w:t>
+      </w:r>
+    </w:p>
+    <w:p>
+      <w:pPr>
+        <w:pStyle w:val="BTL-Bang"/>
+      </w:pPr>
+      <w:r>
+        <w:t>Chỉ số SonarQube của hai nhánh</w:t>
       </w:r>
     </w:p>
     <w:tbl>
@@ -8806,358 +9124,1132 @@
         <w:tblStyle w:val="TableGrid"/>
         <w:tblW w:type="auto" w:w="0"/>
         <w:jc w:val="center"/>
+        <w:tblLayout w:type="fixed"/>
         <w:tblLook w:firstColumn="1" w:firstRow="1" w:lastColumn="0" w:lastRow="0" w:noHBand="0" w:noVBand="1" w:val="04A0"/>
       </w:tblPr>
       <w:tblGrid>
-        <w:gridCol w:w="9468"/>
+        <w:gridCol w:w="1894"/>
+        <w:gridCol w:w="1894"/>
+        <w:gridCol w:w="1894"/>
+        <w:gridCol w:w="1894"/>
+        <w:gridCol w:w="1894"/>
       </w:tblGrid>
       <w:tr>
         <w:tc>
           <w:tcPr>
-            <w:tcW w:type="dxa" w:w="7483"/>
-          </w:tcPr>
-          <w:p>
-            <w:pPr>
-              <w:spacing w:before="40" w:after="40"/>
-              <w:ind w:firstLine="0"/>
-              <w:jc w:val="center"/>
-            </w:pPr>
-            <w:r/>
-            <w:r>
-              <w:rPr>
-                <w:i/>
-                <w:sz w:val="20"/>
-              </w:rPr>
-            </w:r>
-          </w:p>
-          <w:p>
-            <w:pPr>
-              <w:spacing w:before="40" w:after="40"/>
-              <w:ind w:firstLine="0"/>
-              <w:jc w:val="center"/>
-            </w:pPr>
+            <w:tcW w:type="dxa" w:w="2340"/>
+          </w:tcPr>
+          <w:p>
+            <w:pPr>
+              <w:pStyle w:val="BTL-Text"/>
+              <w:spacing w:before="20" w:after="20"/>
+              <w:ind w:firstLine="0"/>
+              <w:jc w:val="left"/>
+            </w:pPr>
+            <w:r/>
             <w:r>
               <w:rPr>
                 <w:b/>
-                <w:i w:val="0"/>
-                <w:sz w:val="20"/>
-              </w:rPr>
-              <w:t>CHÈN ẢNH MINH CHỨNG</w:t>
-            </w:r>
-          </w:p>
-          <w:p>
-            <w:pPr>
-              <w:spacing w:before="40" w:after="40"/>
-              <w:ind w:firstLine="0"/>
-              <w:jc w:val="center"/>
-            </w:pPr>
-            <w:r>
-              <w:rPr>
-                <w:i/>
-                <w:sz w:val="20"/>
-              </w:rPr>
-              <w:t>h01-run-summary.png</w:t>
-            </w:r>
-          </w:p>
-          <w:p>
-            <w:pPr>
-              <w:spacing w:before="40" w:after="40"/>
-              <w:ind w:firstLine="0"/>
-              <w:jc w:val="center"/>
-            </w:pPr>
-            <w:r>
-              <w:rPr>
-                <w:i/>
-                <w:sz w:val="20"/>
-              </w:rPr>
-              <w:t>Cách chụp: xem Phụ lục</w:t>
-            </w:r>
-          </w:p>
-          <w:p>
-            <w:pPr>
-              <w:spacing w:before="40" w:after="40"/>
-              <w:ind w:firstLine="0"/>
-              <w:jc w:val="center"/>
-            </w:pPr>
-            <w:r>
-              <w:rPr>
-                <w:i/>
-                <w:sz w:val="20"/>
-              </w:rPr>
-            </w:r>
+                <w:sz w:val="17"/>
+              </w:rPr>
+              <w:t>Chỉ số</w:t>
+            </w:r>
+          </w:p>
+        </w:tc>
+        <w:tc>
+          <w:tcPr>
+            <w:tcW w:type="dxa" w:w="1620"/>
+          </w:tcPr>
+          <w:p>
+            <w:pPr>
+              <w:pStyle w:val="BTL-Text"/>
+              <w:spacing w:before="20" w:after="20"/>
+              <w:ind w:firstLine="0"/>
+              <w:jc w:val="left"/>
+            </w:pPr>
+            <w:r/>
+            <w:r>
+              <w:rPr>
+                <w:rFonts w:ascii="Consolas" w:hAnsi="Consolas"/>
+                <w:b/>
+                <w:sz w:val="17"/>
+              </w:rPr>
+              <w:t>main</w:t>
+            </w:r>
+            <w:r>
+              <w:rPr>
+                <w:b/>
+                <w:sz w:val="17"/>
+              </w:rPr>
+              <w:t xml:space="preserve"> (</w:t>
+            </w:r>
+            <w:r>
+              <w:rPr>
+                <w:rFonts w:ascii="Consolas" w:hAnsi="Consolas"/>
+                <w:b/>
+                <w:sz w:val="17"/>
+              </w:rPr>
+              <w:t>94004f3</w:t>
+            </w:r>
+            <w:r>
+              <w:rPr>
+                <w:b/>
+                <w:sz w:val="17"/>
+              </w:rPr>
+              <w:t>)</w:t>
+            </w:r>
+          </w:p>
+        </w:tc>
+        <w:tc>
+          <w:tcPr>
+            <w:tcW w:type="dxa" w:w="1890"/>
+          </w:tcPr>
+          <w:p>
+            <w:pPr>
+              <w:pStyle w:val="BTL-Text"/>
+              <w:spacing w:before="20" w:after="20"/>
+              <w:ind w:firstLine="0"/>
+              <w:jc w:val="left"/>
+            </w:pPr>
+            <w:r/>
+            <w:r>
+              <w:rPr>
+                <w:rFonts w:ascii="Consolas" w:hAnsi="Consolas"/>
+                <w:b/>
+                <w:sz w:val="17"/>
+              </w:rPr>
+              <w:t>patched</w:t>
+            </w:r>
+            <w:r>
+              <w:rPr>
+                <w:b/>
+                <w:sz w:val="17"/>
+              </w:rPr>
+              <w:t xml:space="preserve"> (</w:t>
+            </w:r>
+            <w:r>
+              <w:rPr>
+                <w:rFonts w:ascii="Consolas" w:hAnsi="Consolas"/>
+                <w:b/>
+                <w:sz w:val="17"/>
+              </w:rPr>
+              <w:t>0c9cdfd</w:t>
+            </w:r>
+            <w:r>
+              <w:rPr>
+                <w:b/>
+                <w:sz w:val="17"/>
+              </w:rPr>
+              <w:t>)</w:t>
+            </w:r>
+          </w:p>
+        </w:tc>
+        <w:tc>
+          <w:tcPr>
+            <w:tcW w:type="dxa" w:w="1980"/>
+          </w:tcPr>
+          <w:p>
+            <w:pPr>
+              <w:pStyle w:val="BTL-Text"/>
+              <w:spacing w:before="20" w:after="20"/>
+              <w:ind w:firstLine="0"/>
+              <w:jc w:val="left"/>
+            </w:pPr>
+            <w:r/>
+            <w:r>
+              <w:rPr>
+                <w:b/>
+                <w:sz w:val="17"/>
+              </w:rPr>
+              <w:t>Điều kiện cổng</w:t>
+            </w:r>
+          </w:p>
+        </w:tc>
+        <w:tc>
+          <w:tcPr>
+            <w:tcW w:type="dxa" w:w="900"/>
+          </w:tcPr>
+          <w:p>
+            <w:pPr>
+              <w:pStyle w:val="BTL-Text"/>
+              <w:spacing w:before="20" w:after="20"/>
+              <w:ind w:firstLine="0"/>
+              <w:jc w:val="left"/>
+            </w:pPr>
+            <w:r/>
+            <w:r>
+              <w:rPr>
+                <w:b/>
+                <w:sz w:val="17"/>
+              </w:rPr>
+              <w:t>Trạng thái</w:t>
+            </w:r>
+          </w:p>
+        </w:tc>
+      </w:tr>
+      <w:tr>
+        <w:tc>
+          <w:tcPr>
+            <w:tcW w:type="dxa" w:w="2340"/>
+          </w:tcPr>
+          <w:p>
+            <w:pPr>
+              <w:pStyle w:val="BTL-Text"/>
+              <w:spacing w:before="20" w:after="20"/>
+              <w:ind w:firstLine="0"/>
+              <w:jc w:val="left"/>
+            </w:pPr>
+            <w:r/>
+            <w:r>
+              <w:rPr>
+                <w:rFonts w:ascii="Consolas" w:hAnsi="Consolas"/>
+                <w:sz w:val="17"/>
+              </w:rPr>
+              <w:t>reliability_rating</w:t>
+            </w:r>
+          </w:p>
+        </w:tc>
+        <w:tc>
+          <w:tcPr>
+            <w:tcW w:type="dxa" w:w="1620"/>
+          </w:tcPr>
+          <w:p>
+            <w:pPr>
+              <w:pStyle w:val="BTL-Text"/>
+              <w:spacing w:before="20" w:after="20"/>
+              <w:ind w:firstLine="0"/>
+              <w:jc w:val="left"/>
+            </w:pPr>
+            <w:r/>
+            <w:r>
+              <w:rPr>
+                <w:sz w:val="17"/>
+              </w:rPr>
+              <w:t>3</w:t>
+            </w:r>
+          </w:p>
+        </w:tc>
+        <w:tc>
+          <w:tcPr>
+            <w:tcW w:type="dxa" w:w="1890"/>
+          </w:tcPr>
+          <w:p>
+            <w:pPr>
+              <w:pStyle w:val="BTL-Text"/>
+              <w:spacing w:before="20" w:after="20"/>
+              <w:ind w:firstLine="0"/>
+              <w:jc w:val="left"/>
+            </w:pPr>
+            <w:r/>
+            <w:r>
+              <w:rPr>
+                <w:sz w:val="17"/>
+              </w:rPr>
+              <w:t>3</w:t>
+            </w:r>
+          </w:p>
+        </w:tc>
+        <w:tc>
+          <w:tcPr>
+            <w:tcW w:type="dxa" w:w="1980"/>
+          </w:tcPr>
+          <w:p>
+            <w:pPr>
+              <w:pStyle w:val="BTL-Text"/>
+              <w:spacing w:before="20" w:after="20"/>
+              <w:ind w:firstLine="0"/>
+              <w:jc w:val="left"/>
+            </w:pPr>
+            <w:r/>
+            <w:r>
+              <w:rPr>
+                <w:sz w:val="17"/>
+              </w:rPr>
+              <w:t>Lớn hơn 1 thì báo lỗi</w:t>
+            </w:r>
+          </w:p>
+        </w:tc>
+        <w:tc>
+          <w:tcPr>
+            <w:tcW w:type="dxa" w:w="900"/>
+          </w:tcPr>
+          <w:p>
+            <w:pPr>
+              <w:pStyle w:val="BTL-Text"/>
+              <w:spacing w:before="20" w:after="20"/>
+              <w:ind w:firstLine="0"/>
+              <w:jc w:val="left"/>
+            </w:pPr>
+            <w:r/>
+            <w:r>
+              <w:rPr>
+                <w:sz w:val="17"/>
+              </w:rPr>
+              <w:t>ERROR</w:t>
+            </w:r>
+          </w:p>
+        </w:tc>
+      </w:tr>
+      <w:tr>
+        <w:tc>
+          <w:tcPr>
+            <w:tcW w:type="dxa" w:w="2340"/>
+          </w:tcPr>
+          <w:p>
+            <w:pPr>
+              <w:pStyle w:val="BTL-Text"/>
+              <w:spacing w:before="20" w:after="20"/>
+              <w:ind w:firstLine="0"/>
+              <w:jc w:val="left"/>
+            </w:pPr>
+            <w:r/>
+            <w:r>
+              <w:rPr>
+                <w:rFonts w:ascii="Consolas" w:hAnsi="Consolas"/>
+                <w:sz w:val="17"/>
+              </w:rPr>
+              <w:t>security_rating</w:t>
+            </w:r>
+          </w:p>
+        </w:tc>
+        <w:tc>
+          <w:tcPr>
+            <w:tcW w:type="dxa" w:w="1620"/>
+          </w:tcPr>
+          <w:p>
+            <w:pPr>
+              <w:pStyle w:val="BTL-Text"/>
+              <w:spacing w:before="20" w:after="20"/>
+              <w:ind w:firstLine="0"/>
+              <w:jc w:val="left"/>
+            </w:pPr>
+            <w:r/>
+            <w:r>
+              <w:rPr>
+                <w:sz w:val="17"/>
+              </w:rPr>
+              <w:t>1</w:t>
+            </w:r>
+          </w:p>
+        </w:tc>
+        <w:tc>
+          <w:tcPr>
+            <w:tcW w:type="dxa" w:w="1890"/>
+          </w:tcPr>
+          <w:p>
+            <w:pPr>
+              <w:pStyle w:val="BTL-Text"/>
+              <w:spacing w:before="20" w:after="20"/>
+              <w:ind w:firstLine="0"/>
+              <w:jc w:val="left"/>
+            </w:pPr>
+            <w:r/>
+            <w:r>
+              <w:rPr>
+                <w:sz w:val="17"/>
+              </w:rPr>
+              <w:t>1</w:t>
+            </w:r>
+          </w:p>
+        </w:tc>
+        <w:tc>
+          <w:tcPr>
+            <w:tcW w:type="dxa" w:w="1980"/>
+          </w:tcPr>
+          <w:p>
+            <w:pPr>
+              <w:pStyle w:val="BTL-Text"/>
+              <w:spacing w:before="20" w:after="20"/>
+              <w:ind w:firstLine="0"/>
+              <w:jc w:val="left"/>
+            </w:pPr>
+            <w:r/>
+            <w:r>
+              <w:rPr>
+                <w:sz w:val="17"/>
+              </w:rPr>
+              <w:t>Lớn hơn 1 thì báo lỗi</w:t>
+            </w:r>
+          </w:p>
+        </w:tc>
+        <w:tc>
+          <w:tcPr>
+            <w:tcW w:type="dxa" w:w="900"/>
+          </w:tcPr>
+          <w:p>
+            <w:pPr>
+              <w:pStyle w:val="BTL-Text"/>
+              <w:spacing w:before="20" w:after="20"/>
+              <w:ind w:firstLine="0"/>
+              <w:jc w:val="left"/>
+            </w:pPr>
+            <w:r/>
+            <w:r>
+              <w:rPr>
+                <w:sz w:val="17"/>
+              </w:rPr>
+              <w:t>OK</w:t>
+            </w:r>
+          </w:p>
+        </w:tc>
+      </w:tr>
+      <w:tr>
+        <w:tc>
+          <w:tcPr>
+            <w:tcW w:type="dxa" w:w="2340"/>
+          </w:tcPr>
+          <w:p>
+            <w:pPr>
+              <w:pStyle w:val="BTL-Text"/>
+              <w:spacing w:before="20" w:after="20"/>
+              <w:ind w:firstLine="0"/>
+              <w:jc w:val="left"/>
+            </w:pPr>
+            <w:r/>
+            <w:r>
+              <w:rPr>
+                <w:rFonts w:ascii="Consolas" w:hAnsi="Consolas"/>
+                <w:sz w:val="17"/>
+              </w:rPr>
+              <w:t>sqale_rating</w:t>
+            </w:r>
+          </w:p>
+        </w:tc>
+        <w:tc>
+          <w:tcPr>
+            <w:tcW w:type="dxa" w:w="1620"/>
+          </w:tcPr>
+          <w:p>
+            <w:pPr>
+              <w:pStyle w:val="BTL-Text"/>
+              <w:spacing w:before="20" w:after="20"/>
+              <w:ind w:firstLine="0"/>
+              <w:jc w:val="left"/>
+            </w:pPr>
+            <w:r/>
+            <w:r>
+              <w:rPr>
+                <w:sz w:val="17"/>
+              </w:rPr>
+              <w:t>1</w:t>
+            </w:r>
+          </w:p>
+        </w:tc>
+        <w:tc>
+          <w:tcPr>
+            <w:tcW w:type="dxa" w:w="1890"/>
+          </w:tcPr>
+          <w:p>
+            <w:pPr>
+              <w:pStyle w:val="BTL-Text"/>
+              <w:spacing w:before="20" w:after="20"/>
+              <w:ind w:firstLine="0"/>
+              <w:jc w:val="left"/>
+            </w:pPr>
+            <w:r/>
+            <w:r>
+              <w:rPr>
+                <w:sz w:val="17"/>
+              </w:rPr>
+              <w:t>1</w:t>
+            </w:r>
+          </w:p>
+        </w:tc>
+        <w:tc>
+          <w:tcPr>
+            <w:tcW w:type="dxa" w:w="1980"/>
+          </w:tcPr>
+          <w:p>
+            <w:pPr>
+              <w:pStyle w:val="BTL-Text"/>
+              <w:spacing w:before="20" w:after="20"/>
+              <w:ind w:firstLine="0"/>
+              <w:jc w:val="left"/>
+            </w:pPr>
+            <w:r/>
+            <w:r>
+              <w:rPr>
+                <w:sz w:val="17"/>
+              </w:rPr>
+              <w:t>Lớn hơn 1 thì báo lỗi</w:t>
+            </w:r>
+          </w:p>
+        </w:tc>
+        <w:tc>
+          <w:tcPr>
+            <w:tcW w:type="dxa" w:w="900"/>
+          </w:tcPr>
+          <w:p>
+            <w:pPr>
+              <w:pStyle w:val="BTL-Text"/>
+              <w:spacing w:before="20" w:after="20"/>
+              <w:ind w:firstLine="0"/>
+              <w:jc w:val="left"/>
+            </w:pPr>
+            <w:r/>
+            <w:r>
+              <w:rPr>
+                <w:sz w:val="17"/>
+              </w:rPr>
+              <w:t>OK</w:t>
+            </w:r>
+          </w:p>
+        </w:tc>
+      </w:tr>
+      <w:tr>
+        <w:tc>
+          <w:tcPr>
+            <w:tcW w:type="dxa" w:w="2340"/>
+          </w:tcPr>
+          <w:p>
+            <w:pPr>
+              <w:pStyle w:val="BTL-Text"/>
+              <w:spacing w:before="20" w:after="20"/>
+              <w:ind w:firstLine="0"/>
+              <w:jc w:val="left"/>
+            </w:pPr>
+            <w:r/>
+            <w:r>
+              <w:rPr>
+                <w:rFonts w:ascii="Consolas" w:hAnsi="Consolas"/>
+                <w:sz w:val="17"/>
+              </w:rPr>
+              <w:t>duplicated_lines_density</w:t>
+            </w:r>
+          </w:p>
+        </w:tc>
+        <w:tc>
+          <w:tcPr>
+            <w:tcW w:type="dxa" w:w="1620"/>
+          </w:tcPr>
+          <w:p>
+            <w:pPr>
+              <w:pStyle w:val="BTL-Text"/>
+              <w:spacing w:before="20" w:after="20"/>
+              <w:ind w:firstLine="0"/>
+              <w:jc w:val="left"/>
+            </w:pPr>
+            <w:r/>
+            <w:r>
+              <w:rPr>
+                <w:sz w:val="17"/>
+              </w:rPr>
+              <w:t>0,0</w:t>
+            </w:r>
+          </w:p>
+        </w:tc>
+        <w:tc>
+          <w:tcPr>
+            <w:tcW w:type="dxa" w:w="1890"/>
+          </w:tcPr>
+          <w:p>
+            <w:pPr>
+              <w:pStyle w:val="BTL-Text"/>
+              <w:spacing w:before="20" w:after="20"/>
+              <w:ind w:firstLine="0"/>
+              <w:jc w:val="left"/>
+            </w:pPr>
+            <w:r/>
+            <w:r>
+              <w:rPr>
+                <w:sz w:val="17"/>
+              </w:rPr>
+              <w:t>0,0</w:t>
+            </w:r>
+          </w:p>
+        </w:tc>
+        <w:tc>
+          <w:tcPr>
+            <w:tcW w:type="dxa" w:w="1980"/>
+          </w:tcPr>
+          <w:p>
+            <w:pPr>
+              <w:pStyle w:val="BTL-Text"/>
+              <w:spacing w:before="20" w:after="20"/>
+              <w:ind w:firstLine="0"/>
+              <w:jc w:val="left"/>
+            </w:pPr>
+            <w:r/>
+            <w:r>
+              <w:rPr>
+                <w:sz w:val="17"/>
+              </w:rPr>
+              <w:t>Lớn hơn 10 thì báo lỗi</w:t>
+            </w:r>
+          </w:p>
+        </w:tc>
+        <w:tc>
+          <w:tcPr>
+            <w:tcW w:type="dxa" w:w="900"/>
+          </w:tcPr>
+          <w:p>
+            <w:pPr>
+              <w:pStyle w:val="BTL-Text"/>
+              <w:spacing w:before="20" w:after="20"/>
+              <w:ind w:firstLine="0"/>
+              <w:jc w:val="left"/>
+            </w:pPr>
+            <w:r/>
+            <w:r>
+              <w:rPr>
+                <w:sz w:val="17"/>
+              </w:rPr>
+              <w:t>OK</w:t>
+            </w:r>
+          </w:p>
+        </w:tc>
+      </w:tr>
+      <w:tr>
+        <w:tc>
+          <w:tcPr>
+            <w:tcW w:type="dxa" w:w="2340"/>
+          </w:tcPr>
+          <w:p>
+            <w:pPr>
+              <w:pStyle w:val="BTL-Text"/>
+              <w:spacing w:before="20" w:after="20"/>
+              <w:ind w:firstLine="0"/>
+              <w:jc w:val="left"/>
+            </w:pPr>
+            <w:r/>
+            <w:r>
+              <w:rPr>
+                <w:rFonts w:ascii="Consolas" w:hAnsi="Consolas"/>
+                <w:sz w:val="17"/>
+              </w:rPr>
+              <w:t>vulnerabilities</w:t>
+            </w:r>
+          </w:p>
+        </w:tc>
+        <w:tc>
+          <w:tcPr>
+            <w:tcW w:type="dxa" w:w="1620"/>
+          </w:tcPr>
+          <w:p>
+            <w:pPr>
+              <w:pStyle w:val="BTL-Text"/>
+              <w:spacing w:before="20" w:after="20"/>
+              <w:ind w:firstLine="0"/>
+              <w:jc w:val="left"/>
+            </w:pPr>
+            <w:r/>
+            <w:r>
+              <w:rPr>
+                <w:sz w:val="17"/>
+              </w:rPr>
+              <w:t>0</w:t>
+            </w:r>
+          </w:p>
+        </w:tc>
+        <w:tc>
+          <w:tcPr>
+            <w:tcW w:type="dxa" w:w="1890"/>
+          </w:tcPr>
+          <w:p>
+            <w:pPr>
+              <w:pStyle w:val="BTL-Text"/>
+              <w:spacing w:before="20" w:after="20"/>
+              <w:ind w:firstLine="0"/>
+              <w:jc w:val="left"/>
+            </w:pPr>
+            <w:r/>
+            <w:r>
+              <w:rPr>
+                <w:sz w:val="17"/>
+              </w:rPr>
+              <w:t>0</w:t>
+            </w:r>
+          </w:p>
+        </w:tc>
+        <w:tc>
+          <w:tcPr>
+            <w:tcW w:type="dxa" w:w="1980"/>
+          </w:tcPr>
+          <w:p>
+            <w:pPr>
+              <w:pStyle w:val="BTL-Text"/>
+              <w:spacing w:before="20" w:after="20"/>
+              <w:ind w:firstLine="0"/>
+              <w:jc w:val="left"/>
+            </w:pPr>
+            <w:r/>
+          </w:p>
+        </w:tc>
+        <w:tc>
+          <w:tcPr>
+            <w:tcW w:type="dxa" w:w="900"/>
+          </w:tcPr>
+          <w:p>
+            <w:pPr>
+              <w:pStyle w:val="BTL-Text"/>
+              <w:spacing w:before="20" w:after="20"/>
+              <w:ind w:firstLine="0"/>
+              <w:jc w:val="left"/>
+            </w:pPr>
+            <w:r/>
+          </w:p>
+        </w:tc>
+      </w:tr>
+      <w:tr>
+        <w:tc>
+          <w:tcPr>
+            <w:tcW w:type="dxa" w:w="2340"/>
+          </w:tcPr>
+          <w:p>
+            <w:pPr>
+              <w:pStyle w:val="BTL-Text"/>
+              <w:spacing w:before="20" w:after="20"/>
+              <w:ind w:firstLine="0"/>
+              <w:jc w:val="left"/>
+            </w:pPr>
+            <w:r/>
+            <w:r>
+              <w:rPr>
+                <w:rFonts w:ascii="Consolas" w:hAnsi="Consolas"/>
+                <w:sz w:val="17"/>
+              </w:rPr>
+              <w:t>security_hotspots</w:t>
+            </w:r>
+          </w:p>
+        </w:tc>
+        <w:tc>
+          <w:tcPr>
+            <w:tcW w:type="dxa" w:w="1620"/>
+          </w:tcPr>
+          <w:p>
+            <w:pPr>
+              <w:pStyle w:val="BTL-Text"/>
+              <w:spacing w:before="20" w:after="20"/>
+              <w:ind w:firstLine="0"/>
+              <w:jc w:val="left"/>
+            </w:pPr>
+            <w:r/>
+            <w:r>
+              <w:rPr>
+                <w:sz w:val="17"/>
+              </w:rPr>
+              <w:t>0</w:t>
+            </w:r>
+          </w:p>
+        </w:tc>
+        <w:tc>
+          <w:tcPr>
+            <w:tcW w:type="dxa" w:w="1890"/>
+          </w:tcPr>
+          <w:p>
+            <w:pPr>
+              <w:pStyle w:val="BTL-Text"/>
+              <w:spacing w:before="20" w:after="20"/>
+              <w:ind w:firstLine="0"/>
+              <w:jc w:val="left"/>
+            </w:pPr>
+            <w:r/>
+            <w:r>
+              <w:rPr>
+                <w:sz w:val="17"/>
+              </w:rPr>
+              <w:t>0</w:t>
+            </w:r>
+          </w:p>
+        </w:tc>
+        <w:tc>
+          <w:tcPr>
+            <w:tcW w:type="dxa" w:w="1980"/>
+          </w:tcPr>
+          <w:p>
+            <w:pPr>
+              <w:pStyle w:val="BTL-Text"/>
+              <w:spacing w:before="20" w:after="20"/>
+              <w:ind w:firstLine="0"/>
+              <w:jc w:val="left"/>
+            </w:pPr>
+            <w:r/>
+          </w:p>
+        </w:tc>
+        <w:tc>
+          <w:tcPr>
+            <w:tcW w:type="dxa" w:w="900"/>
+          </w:tcPr>
+          <w:p>
+            <w:pPr>
+              <w:pStyle w:val="BTL-Text"/>
+              <w:spacing w:before="20" w:after="20"/>
+              <w:ind w:firstLine="0"/>
+              <w:jc w:val="left"/>
+            </w:pPr>
+            <w:r/>
+          </w:p>
+        </w:tc>
+      </w:tr>
+      <w:tr>
+        <w:tc>
+          <w:tcPr>
+            <w:tcW w:type="dxa" w:w="2340"/>
+          </w:tcPr>
+          <w:p>
+            <w:pPr>
+              <w:pStyle w:val="BTL-Text"/>
+              <w:spacing w:before="20" w:after="20"/>
+              <w:ind w:firstLine="0"/>
+              <w:jc w:val="left"/>
+            </w:pPr>
+            <w:r/>
+            <w:r>
+              <w:rPr>
+                <w:rFonts w:ascii="Consolas" w:hAnsi="Consolas"/>
+                <w:sz w:val="17"/>
+              </w:rPr>
+              <w:t>bugs</w:t>
+            </w:r>
+            <w:r>
+              <w:rPr>
+                <w:sz w:val="17"/>
+              </w:rPr>
+              <w:t xml:space="preserve"> và </w:t>
+            </w:r>
+            <w:r>
+              <w:rPr>
+                <w:rFonts w:ascii="Consolas" w:hAnsi="Consolas"/>
+                <w:sz w:val="17"/>
+              </w:rPr>
+              <w:t>code_smells</w:t>
+            </w:r>
+          </w:p>
+        </w:tc>
+        <w:tc>
+          <w:tcPr>
+            <w:tcW w:type="dxa" w:w="1620"/>
+          </w:tcPr>
+          <w:p>
+            <w:pPr>
+              <w:pStyle w:val="BTL-Text"/>
+              <w:spacing w:before="20" w:after="20"/>
+              <w:ind w:firstLine="0"/>
+              <w:jc w:val="left"/>
+            </w:pPr>
+            <w:r/>
+            <w:r>
+              <w:rPr>
+                <w:sz w:val="17"/>
+              </w:rPr>
+              <w:t>10 và 15</w:t>
+            </w:r>
+          </w:p>
+        </w:tc>
+        <w:tc>
+          <w:tcPr>
+            <w:tcW w:type="dxa" w:w="1890"/>
+          </w:tcPr>
+          <w:p>
+            <w:pPr>
+              <w:pStyle w:val="BTL-Text"/>
+              <w:spacing w:before="20" w:after="20"/>
+              <w:ind w:firstLine="0"/>
+              <w:jc w:val="left"/>
+            </w:pPr>
+            <w:r/>
+            <w:r>
+              <w:rPr>
+                <w:sz w:val="17"/>
+              </w:rPr>
+              <w:t>8 và 19</w:t>
+            </w:r>
+          </w:p>
+        </w:tc>
+        <w:tc>
+          <w:tcPr>
+            <w:tcW w:type="dxa" w:w="1980"/>
+          </w:tcPr>
+          <w:p>
+            <w:pPr>
+              <w:pStyle w:val="BTL-Text"/>
+              <w:spacing w:before="20" w:after="20"/>
+              <w:ind w:firstLine="0"/>
+              <w:jc w:val="left"/>
+            </w:pPr>
+            <w:r/>
+          </w:p>
+        </w:tc>
+        <w:tc>
+          <w:tcPr>
+            <w:tcW w:type="dxa" w:w="900"/>
+          </w:tcPr>
+          <w:p>
+            <w:pPr>
+              <w:pStyle w:val="BTL-Text"/>
+              <w:spacing w:before="20" w:after="20"/>
+              <w:ind w:firstLine="0"/>
+              <w:jc w:val="left"/>
+            </w:pPr>
+            <w:r/>
+          </w:p>
+        </w:tc>
+      </w:tr>
+      <w:tr>
+        <w:tc>
+          <w:tcPr>
+            <w:tcW w:type="dxa" w:w="2340"/>
+          </w:tcPr>
+          <w:p>
+            <w:pPr>
+              <w:pStyle w:val="BTL-Text"/>
+              <w:spacing w:before="20" w:after="20"/>
+              <w:ind w:firstLine="0"/>
+              <w:jc w:val="left"/>
+            </w:pPr>
+            <w:r/>
+            <w:r>
+              <w:rPr>
+                <w:sz w:val="17"/>
+              </w:rPr>
+              <w:t>Số tệp và số dòng mã</w:t>
+            </w:r>
+          </w:p>
+        </w:tc>
+        <w:tc>
+          <w:tcPr>
+            <w:tcW w:type="dxa" w:w="1620"/>
+          </w:tcPr>
+          <w:p>
+            <w:pPr>
+              <w:pStyle w:val="BTL-Text"/>
+              <w:spacing w:before="20" w:after="20"/>
+              <w:ind w:firstLine="0"/>
+              <w:jc w:val="left"/>
+            </w:pPr>
+            <w:r/>
+            <w:r>
+              <w:rPr>
+                <w:sz w:val="17"/>
+              </w:rPr>
+              <w:t>24 và 734</w:t>
+            </w:r>
+          </w:p>
+        </w:tc>
+        <w:tc>
+          <w:tcPr>
+            <w:tcW w:type="dxa" w:w="1890"/>
+          </w:tcPr>
+          <w:p>
+            <w:pPr>
+              <w:pStyle w:val="BTL-Text"/>
+              <w:spacing w:before="20" w:after="20"/>
+              <w:ind w:firstLine="0"/>
+              <w:jc w:val="left"/>
+            </w:pPr>
+            <w:r/>
+            <w:r>
+              <w:rPr>
+                <w:sz w:val="17"/>
+              </w:rPr>
+              <w:t>24 và 876</w:t>
+            </w:r>
+          </w:p>
+        </w:tc>
+        <w:tc>
+          <w:tcPr>
+            <w:tcW w:type="dxa" w:w="1980"/>
+          </w:tcPr>
+          <w:p>
+            <w:pPr>
+              <w:pStyle w:val="BTL-Text"/>
+              <w:spacing w:before="20" w:after="20"/>
+              <w:ind w:firstLine="0"/>
+              <w:jc w:val="left"/>
+            </w:pPr>
+            <w:r/>
+          </w:p>
+        </w:tc>
+        <w:tc>
+          <w:tcPr>
+            <w:tcW w:type="dxa" w:w="900"/>
+          </w:tcPr>
+          <w:p>
+            <w:pPr>
+              <w:pStyle w:val="BTL-Text"/>
+              <w:spacing w:before="20" w:after="20"/>
+              <w:ind w:firstLine="0"/>
+              <w:jc w:val="left"/>
+            </w:pPr>
+            <w:r/>
           </w:p>
         </w:tc>
       </w:tr>
     </w:tbl>
     <w:p>
       <w:pPr>
-        <w:pStyle w:val="BTL-Hinh"/>
-      </w:pPr>
-      <w:r>
-        <w:t>Tóm tắt lần chạy 39756107853 cho thấy cổng chất lượng ở trạng thái ERROR và chế độ thực thi chỉ báo cáo, trong khi trạng thái chung của lần chạy vẫn là thành công</w:t>
-      </w:r>
-    </w:p>
-    <w:tbl>
-      <w:tblPr>
-        <w:tblStyle w:val="TableGrid"/>
-        <w:tblW w:type="auto" w:w="0"/>
-        <w:jc w:val="center"/>
-        <w:tblLook w:firstColumn="1" w:firstRow="1" w:lastColumn="0" w:lastRow="0" w:noHBand="0" w:noVBand="1" w:val="04A0"/>
-      </w:tblPr>
-      <w:tblGrid>
-        <w:gridCol w:w="9468"/>
-      </w:tblGrid>
-      <w:tr>
-        <w:tc>
-          <w:tcPr>
-            <w:tcW w:type="dxa" w:w="7483"/>
-          </w:tcPr>
-          <w:p>
-            <w:pPr>
-              <w:spacing w:before="40" w:after="40"/>
-              <w:ind w:firstLine="0"/>
-              <w:jc w:val="center"/>
-            </w:pPr>
-            <w:r/>
-            <w:r>
-              <w:rPr>
-                <w:i/>
-                <w:sz w:val="20"/>
-              </w:rPr>
-            </w:r>
-          </w:p>
-          <w:p>
-            <w:pPr>
-              <w:spacing w:before="40" w:after="40"/>
-              <w:ind w:firstLine="0"/>
-              <w:jc w:val="center"/>
-            </w:pPr>
-            <w:r>
-              <w:rPr>
-                <w:b/>
-                <w:i w:val="0"/>
-                <w:sz w:val="20"/>
-              </w:rPr>
-              <w:t>CHÈN ẢNH MINH CHỨNG</w:t>
-            </w:r>
-          </w:p>
-          <w:p>
-            <w:pPr>
-              <w:spacing w:before="40" w:after="40"/>
-              <w:ind w:firstLine="0"/>
-              <w:jc w:val="center"/>
-            </w:pPr>
-            <w:r>
-              <w:rPr>
-                <w:i/>
-                <w:sz w:val="20"/>
-              </w:rPr>
-              <w:t>h02-sonar-job-steps.png</w:t>
-            </w:r>
-          </w:p>
-          <w:p>
-            <w:pPr>
-              <w:spacing w:before="40" w:after="40"/>
-              <w:ind w:firstLine="0"/>
-              <w:jc w:val="center"/>
-            </w:pPr>
-            <w:r>
-              <w:rPr>
-                <w:i/>
-                <w:sz w:val="20"/>
-              </w:rPr>
-              <w:t>Cách chụp: xem Phụ lục</w:t>
-            </w:r>
-          </w:p>
-          <w:p>
-            <w:pPr>
-              <w:spacing w:before="40" w:after="40"/>
-              <w:ind w:firstLine="0"/>
-              <w:jc w:val="center"/>
-            </w:pPr>
-            <w:r>
-              <w:rPr>
-                <w:i/>
-                <w:sz w:val="20"/>
-              </w:rPr>
-            </w:r>
-          </w:p>
-        </w:tc>
-      </w:tr>
-    </w:tbl>
-    <w:p>
-      <w:pPr>
-        <w:pStyle w:val="BTL-Hinh"/>
-      </w:pPr>
-      <w:r>
-        <w:t>Danh sách các bước của công việc SonarQube, bước Enforce pipeline result kết thúc thành công dù cổng chất lượng đã báo lỗi</w:t>
-      </w:r>
-    </w:p>
-    <w:tbl>
-      <w:tblPr>
-        <w:tblStyle w:val="TableGrid"/>
-        <w:tblW w:type="auto" w:w="0"/>
-        <w:jc w:val="center"/>
-        <w:tblLook w:firstColumn="1" w:firstRow="1" w:lastColumn="0" w:lastRow="0" w:noHBand="0" w:noVBand="1" w:val="04A0"/>
-      </w:tblPr>
-      <w:tblGrid>
-        <w:gridCol w:w="9468"/>
-      </w:tblGrid>
-      <w:tr>
-        <w:tc>
-          <w:tcPr>
-            <w:tcW w:type="dxa" w:w="7483"/>
-          </w:tcPr>
-          <w:p>
-            <w:pPr>
-              <w:spacing w:before="40" w:after="40"/>
-              <w:ind w:firstLine="0"/>
-              <w:jc w:val="center"/>
-            </w:pPr>
-            <w:r/>
-            <w:r>
-              <w:rPr>
-                <w:i/>
-                <w:sz w:val="20"/>
-              </w:rPr>
-            </w:r>
-          </w:p>
-          <w:p>
-            <w:pPr>
-              <w:spacing w:before="40" w:after="40"/>
-              <w:ind w:firstLine="0"/>
-              <w:jc w:val="center"/>
-            </w:pPr>
-            <w:r>
-              <w:rPr>
-                <w:b/>
-                <w:i w:val="0"/>
-                <w:sz w:val="20"/>
-              </w:rPr>
-              <w:t>CHÈN ẢNH MINH CHỨNG</w:t>
-            </w:r>
-          </w:p>
-          <w:p>
-            <w:pPr>
-              <w:spacing w:before="40" w:after="40"/>
-              <w:ind w:firstLine="0"/>
-              <w:jc w:val="center"/>
-            </w:pPr>
-            <w:r>
-              <w:rPr>
-                <w:i/>
-                <w:sz w:val="20"/>
-              </w:rPr>
-              <w:t>h03-semgrep-job.png</w:t>
-            </w:r>
-          </w:p>
-          <w:p>
-            <w:pPr>
-              <w:spacing w:before="40" w:after="40"/>
-              <w:ind w:firstLine="0"/>
-              <w:jc w:val="center"/>
-            </w:pPr>
-            <w:r>
-              <w:rPr>
-                <w:i/>
-                <w:sz w:val="20"/>
-              </w:rPr>
-              <w:t>Cách chụp: xem Phụ lục</w:t>
-            </w:r>
-          </w:p>
-          <w:p>
-            <w:pPr>
-              <w:spacing w:before="40" w:after="40"/>
-              <w:ind w:firstLine="0"/>
-              <w:jc w:val="center"/>
-            </w:pPr>
-            <w:r>
-              <w:rPr>
-                <w:i/>
-                <w:sz w:val="20"/>
-              </w:rPr>
-            </w:r>
-          </w:p>
-        </w:tc>
-      </w:tr>
-    </w:tbl>
-    <w:p>
-      <w:pPr>
-        <w:pStyle w:val="BTL-Hinh"/>
-      </w:pPr>
-      <w:r>
-        <w:t>Công việc Semgrep kết thúc thành công sau khi ghi nhận 19 phát hiện ở mức ERROR</w:t>
-      </w:r>
-    </w:p>
-    <w:p>
-      <w:pPr>
         <w:pStyle w:val="BTL-Text"/>
       </w:pPr>
       <w:r>
-        <w:t>Cách khắc phục chỉ cần sửa một dòng, đủ để cổng chất lượng chặn ở mọi lần chạy tự động mà vẫn cho phép tắt chặn có chủ ý khi chạy thủ công:</w:t>
-      </w:r>
-    </w:p>
-    <w:tbl>
-      <w:tblPr>
-        <w:tblStyle w:val="TableGrid"/>
-        <w:tblW w:type="auto" w:w="0"/>
-        <w:jc w:val="center"/>
-        <w:tblLook w:firstColumn="1" w:firstRow="1" w:lastColumn="0" w:lastRow="0" w:noHBand="0" w:noVBand="1" w:val="04A0"/>
-      </w:tblPr>
-      <w:tblGrid>
-        <w:gridCol w:w="9468"/>
-      </w:tblGrid>
-      <w:tr>
-        <w:tc>
-          <w:tcPr>
-            <w:tcW w:type="dxa" w:w="8731"/>
-          </w:tcPr>
-          <w:p>
-            <w:pPr>
-              <w:spacing w:before="0" w:after="0"/>
-              <w:ind w:firstLine="0"/>
-            </w:pPr>
-            <w:r/>
-            <w:r>
-              <w:rPr>
-                <w:rFonts w:ascii="Consolas" w:hAnsi="Consolas"/>
-                <w:sz w:val="18"/>
-              </w:rPr>
-              <w:t># .github/workflows/devsecops-pipeline.yml:55 (đề xuất sửa)</w:t>
-            </w:r>
-          </w:p>
-          <w:p>
-            <w:pPr>
-              <w:spacing w:before="0" w:after="0"/>
-              <w:ind w:firstLine="0"/>
-            </w:pPr>
-            <w:r>
-              <w:rPr>
-                <w:rFonts w:ascii="Consolas" w:hAnsi="Consolas"/>
-                <w:sz w:val="18"/>
-              </w:rPr>
-              <w:t>ENFORCE_QUALITY_GATE: ${{ inputs.enforce_quality_gate != 'false' }}</w:t>
-            </w:r>
-          </w:p>
-        </w:tc>
-      </w:tr>
-    </w:tbl>
+        <w:t xml:space="preserve">Trên nhánh </w:t>
+      </w:r>
+      <w:r>
+        <w:rPr>
+          <w:rFonts w:ascii="Consolas" w:hAnsi="Consolas"/>
+          <w:sz w:val="20"/>
+        </w:rPr>
+        <w:t>main</w:t>
+      </w:r>
+      <w:r>
+        <w:t xml:space="preserve">, SonarQube ghi nhận 25 phát hiện gồm 1 mức CRITICAL, 13 mức MAJOR và 11 mức MINOR. Trên nhánh </w:t>
+      </w:r>
+      <w:r>
+        <w:rPr>
+          <w:rFonts w:ascii="Consolas" w:hAnsi="Consolas"/>
+          <w:sz w:val="20"/>
+        </w:rPr>
+        <w:t>patched</w:t>
+      </w:r>
+      <w:r>
+        <w:t xml:space="preserve"> là 27 phát hiện gồm 1 mức CRITICAL, 11 mức MAJOR và 15 mức MINOR. Toàn bộ thuộc nhóm lỗi lập trình và khả năng bảo trì, gồm các quy tắc </w:t>
+      </w:r>
+      <w:r>
+        <w:rPr>
+          <w:rFonts w:ascii="Consolas" w:hAnsi="Consolas"/>
+          <w:sz w:val="20"/>
+        </w:rPr>
+        <w:t>Web:InputWithoutLabelCheck</w:t>
+      </w:r>
+      <w:r>
+        <w:t xml:space="preserve"> và </w:t>
+      </w:r>
+      <w:r>
+        <w:rPr>
+          <w:rFonts w:ascii="Consolas" w:hAnsi="Consolas"/>
+          <w:sz w:val="20"/>
+        </w:rPr>
+        <w:t>Web:S6853</w:t>
+      </w:r>
+      <w:r>
+        <w:t xml:space="preserve"> về nhãn biểu mẫu, </w:t>
+      </w:r>
+      <w:r>
+        <w:rPr>
+          <w:rFonts w:ascii="Consolas" w:hAnsi="Consolas"/>
+          <w:sz w:val="20"/>
+        </w:rPr>
+        <w:t>php:S100</w:t>
+      </w:r>
+      <w:r>
+        <w:t xml:space="preserve"> về quy ước đặt tên hàm, </w:t>
+      </w:r>
+      <w:r>
+        <w:rPr>
+          <w:rFonts w:ascii="Consolas" w:hAnsi="Consolas"/>
+          <w:sz w:val="20"/>
+        </w:rPr>
+        <w:t>php:S113</w:t>
+      </w:r>
+      <w:r>
+        <w:t xml:space="preserve"> về dòng trống cuối tệp, </w:t>
+      </w:r>
+      <w:r>
+        <w:rPr>
+          <w:rFonts w:ascii="Consolas" w:hAnsi="Consolas"/>
+          <w:sz w:val="20"/>
+        </w:rPr>
+        <w:t>php:S2003</w:t>
+      </w:r>
+      <w:r>
+        <w:t xml:space="preserve"> về việc dùng </w:t>
+      </w:r>
+      <w:r>
+        <w:rPr>
+          <w:rFonts w:ascii="Consolas" w:hAnsi="Consolas"/>
+          <w:sz w:val="20"/>
+        </w:rPr>
+        <w:t>require</w:t>
+      </w:r>
+      <w:r>
+        <w:t xml:space="preserve"> thay vì </w:t>
+      </w:r>
+      <w:r>
+        <w:rPr>
+          <w:rFonts w:ascii="Consolas" w:hAnsi="Consolas"/>
+          <w:sz w:val="20"/>
+        </w:rPr>
+        <w:t>require_once</w:t>
+      </w:r>
+      <w:r>
+        <w:t xml:space="preserve">, và </w:t>
+      </w:r>
+      <w:r>
+        <w:rPr>
+          <w:rFonts w:ascii="Consolas" w:hAnsi="Consolas"/>
+          <w:sz w:val="20"/>
+        </w:rPr>
+        <w:t>php:S121</w:t>
+      </w:r>
+      <w:r>
+        <w:t xml:space="preserve"> về dấu ngoặc nhọn. Không quy tắc nào thuộc nhóm an toàn.</w:t>
+      </w:r>
+    </w:p>
     <w:p>
       <w:pPr>
         <w:pStyle w:val="BTL-Text"/>
       </w:pPr>
       <w:r>
-        <w:t xml:space="preserve">Với Semgrep, cần bổ sung cờ </w:t>
-      </w:r>
-      <w:r>
-        <w:rPr>
-          <w:rFonts w:ascii="Consolas" w:hAnsi="Consolas"/>
-          <w:sz w:val="20"/>
-        </w:rPr>
-        <w:t>--error</w:t>
-      </w:r>
-      <w:r>
-        <w:t xml:space="preserve"> vào lệnh quét để quá trình kết thúc bất thường khi có phát hiện ở mức ERROR.</w:t>
+        <w:t xml:space="preserve">Có một kết quả cần được giải thích thay vì bỏ qua. Trên cả hai nhánh, SonarQube báo </w:t>
+      </w:r>
+      <w:r>
+        <w:rPr>
+          <w:rFonts w:ascii="Consolas" w:hAnsi="Consolas"/>
+          <w:sz w:val="20"/>
+        </w:rPr>
+        <w:t>vulnerabilities</w:t>
+      </w:r>
+      <w:r>
+        <w:t xml:space="preserve"> bằng 0, </w:t>
+      </w:r>
+      <w:r>
+        <w:rPr>
+          <w:rFonts w:ascii="Consolas" w:hAnsi="Consolas"/>
+          <w:sz w:val="20"/>
+        </w:rPr>
+        <w:t>security_hotspots</w:t>
+      </w:r>
+      <w:r>
+        <w:t xml:space="preserve"> bằng 0 và </w:t>
+      </w:r>
+      <w:r>
+        <w:rPr>
+          <w:rFonts w:ascii="Consolas" w:hAnsi="Consolas"/>
+          <w:sz w:val="20"/>
+        </w:rPr>
+        <w:t>security_rating</w:t>
+      </w:r>
+      <w:r>
+        <w:t xml:space="preserve"> bằng 1 tương ứng mức A. Cùng mã nguồn đó, Semgrep tìm thấy 12 vị trí tiêm mã SQL theo luật của nhóm trên nhánh </w:t>
+      </w:r>
+      <w:r>
+        <w:rPr>
+          <w:rFonts w:ascii="Consolas" w:hAnsi="Consolas"/>
+          <w:sz w:val="20"/>
+        </w:rPr>
+        <w:t>main</w:t>
+      </w:r>
+      <w:r>
+        <w:t xml:space="preserve">. Cổng chất lượng có báo lỗi, nhưng báo lỗi vì </w:t>
+      </w:r>
+      <w:r>
+        <w:rPr>
+          <w:rFonts w:ascii="Consolas" w:hAnsi="Consolas"/>
+          <w:sz w:val="20"/>
+        </w:rPr>
+        <w:t>reliability_rating</w:t>
+      </w:r>
+      <w:r>
+        <w:t xml:space="preserve"> bằng 3, tức vì chỉ số độ tin cậy, hoàn toàn không phải vì an toàn. Điều kiện </w:t>
+      </w:r>
+      <w:r>
+        <w:rPr>
+          <w:rFonts w:ascii="Consolas" w:hAnsi="Consolas"/>
+          <w:sz w:val="20"/>
+        </w:rPr>
+        <w:t>security_rating</w:t>
+      </w:r>
+      <w:r>
+        <w:t xml:space="preserve"> của cổng ở trạng thái đạt trên cả hai nhánh.</w:t>
       </w:r>
     </w:p>
     <w:p>
@@ -9165,7 +10257,27 @@
         <w:pStyle w:val="BTL-Text"/>
       </w:pPr>
       <w:r>
-        <w:t xml:space="preserve">Nhóm chưa áp dụng hai thay đổi này vào nhánh </w:t>
+        <w:t xml:space="preserve">Nguyên nhân là bản SonarQube Community không phân tích luồng dữ liệu xuyên hàm và xuyên tệp: chuỗi SQL được xây ở các tệp </w:t>
+      </w:r>
+      <w:r>
+        <w:rPr>
+          <w:rFonts w:ascii="Consolas" w:hAnsi="Consolas"/>
+          <w:sz w:val="20"/>
+        </w:rPr>
+        <w:t>pages</w:t>
+      </w:r>
+      <w:r>
+        <w:t xml:space="preserve"> rồi mới truyền sang hàm thực thi ở </w:t>
+      </w:r>
+      <w:r>
+        <w:rPr>
+          <w:rFonts w:ascii="Consolas" w:hAnsi="Consolas"/>
+          <w:sz w:val="20"/>
+        </w:rPr>
+        <w:t>lib/db.php</w:t>
+      </w:r>
+      <w:r>
+        <w:t xml:space="preserve">. Hệ quả có hai mặt. Cổng chất lượng đạt về an toàn không đồng nghĩa với mã an toàn; và khác biệt an toàn giữa </w:t>
       </w:r>
       <w:r>
         <w:rPr>
@@ -9175,32 +10287,17 @@
         <w:t>main</w:t>
       </w:r>
       <w:r>
-        <w:t xml:space="preserve">, vì bật chặn sẽ làm mọi yêu cầu hợp nhất vào </w:t>
-      </w:r>
-      <w:r>
-        <w:rPr>
-          <w:rFonts w:ascii="Consolas" w:hAnsi="Consolas"/>
-          <w:sz w:val="20"/>
-        </w:rPr>
-        <w:t>dev</w:t>
-      </w:r>
-      <w:r>
-        <w:t xml:space="preserve"> thất bại ngay lập tức, do kho mã hiện có 19 phát hiện mức ERROR và cổng chất lượng đang ở trạng thái ERROR. Việc bật chặn cần đi kèm kế hoạch xử lý các phát hiện đó và cần sự thống nhất của cả nhóm.</w:t>
-      </w:r>
-    </w:p>
-    <w:p>
-      <w:pPr>
-        <w:pStyle w:val="BTL-H2"/>
-      </w:pPr>
-      <w:r>
-        <w:t xml:space="preserve">Kết quả quét thực tế tại mốc </w:t>
-      </w:r>
-      <w:r>
-        <w:rPr>
-          <w:rFonts w:ascii="Consolas" w:hAnsi="Consolas"/>
-          <w:sz w:val="20"/>
-        </w:rPr>
-        <w:t>660e75c</w:t>
+        <w:t xml:space="preserve"> và </w:t>
+      </w:r>
+      <w:r>
+        <w:rPr>
+          <w:rFonts w:ascii="Consolas" w:hAnsi="Consolas"/>
+          <w:sz w:val="20"/>
+        </w:rPr>
+        <w:t>patched</w:t>
+      </w:r>
+      <w:r>
+        <w:t xml:space="preserve"> không hiện trong chỉ số SonarQube, vì cả hai đều báo 0 lỗ hổng, trong khi Semgrep phản ánh đúng thay đổi đó, từ 64 phát hiện xuống 46.</w:t>
       </w:r>
     </w:p>
     <w:p>
@@ -9208,14 +10305,24 @@
         <w:pStyle w:val="BTL-Bang"/>
       </w:pPr>
       <w:r>
-        <w:t xml:space="preserve">Chỉ số SonarQube tại mốc </w:t>
-      </w:r>
-      <w:r>
-        <w:rPr>
-          <w:rFonts w:ascii="Consolas" w:hAnsi="Consolas"/>
-          <w:sz w:val="20"/>
-        </w:rPr>
-        <w:t>660e75c</w:t>
+        <w:t xml:space="preserve">Phân bố 64 phát hiện Semgrep trên nhánh </w:t>
+      </w:r>
+      <w:r>
+        <w:rPr>
+          <w:rFonts w:ascii="Consolas" w:hAnsi="Consolas"/>
+          <w:sz w:val="20"/>
+        </w:rPr>
+        <w:t>main</w:t>
+      </w:r>
+      <w:r>
+        <w:t xml:space="preserve">, lần chạy </w:t>
+      </w:r>
+      <w:r>
+        <w:rPr>
+          <w:rFonts w:ascii="Consolas" w:hAnsi="Consolas"/>
+          <w:sz w:val="20"/>
+        </w:rPr>
+        <w:t>40748974196</w:t>
       </w:r>
     </w:p>
     <w:tbl>
@@ -9235,7 +10342,7 @@
       <w:tr>
         <w:tc>
           <w:tcPr>
-            <w:tcW w:type="dxa" w:w="3958"/>
+            <w:tcW w:type="dxa" w:w="4036"/>
           </w:tcPr>
           <w:p>
             <w:pPr>
@@ -9250,13 +10357,13 @@
                 <w:b/>
                 <w:sz w:val="17"/>
               </w:rPr>
-              <w:t>Chỉ số</w:t>
-            </w:r>
-          </w:p>
-        </w:tc>
-        <w:tc>
-          <w:tcPr>
-            <w:tcW w:type="dxa" w:w="1048"/>
+              <w:t>Nhóm luật</w:t>
+            </w:r>
+          </w:p>
+        </w:tc>
+        <w:tc>
+          <w:tcPr>
+            <w:tcW w:type="dxa" w:w="713"/>
           </w:tcPr>
           <w:p>
             <w:pPr>
@@ -9271,13 +10378,13 @@
                 <w:b/>
                 <w:sz w:val="17"/>
               </w:rPr>
-              <w:t>Giá trị</w:t>
-            </w:r>
-          </w:p>
-        </w:tc>
-        <w:tc>
-          <w:tcPr>
-            <w:tcW w:type="dxa" w:w="2561"/>
+              <w:t>Số lượng</w:t>
+            </w:r>
+          </w:p>
+        </w:tc>
+        <w:tc>
+          <w:tcPr>
+            <w:tcW w:type="dxa" w:w="3067"/>
           </w:tcPr>
           <w:p>
             <w:pPr>
@@ -9292,13 +10399,13 @@
                 <w:b/>
                 <w:sz w:val="17"/>
               </w:rPr>
-              <w:t>Điều kiện cổng</w:t>
-            </w:r>
-          </w:p>
-        </w:tc>
-        <w:tc>
-          <w:tcPr>
-            <w:tcW w:type="dxa" w:w="1164"/>
+              <w:t>Phân loại</w:t>
+            </w:r>
+          </w:p>
+        </w:tc>
+        <w:tc>
+          <w:tcPr>
+            <w:tcW w:type="dxa" w:w="915"/>
           </w:tcPr>
           <w:p>
             <w:pPr>
@@ -9313,7 +10420,7 @@
                 <w:b/>
                 <w:sz w:val="17"/>
               </w:rPr>
-              <w:t>Trạng thái</w:t>
+              <w:t>Nguồn luật</w:t>
             </w:r>
           </w:p>
         </w:tc>
@@ -9321,82 +10428,95 @@
       <w:tr>
         <w:tc>
           <w:tcPr>
-            <w:tcW w:type="dxa" w:w="3958"/>
-          </w:tcPr>
-          <w:p>
-            <w:pPr>
-              <w:pStyle w:val="BTL-Text"/>
-              <w:spacing w:before="20" w:after="20"/>
-              <w:ind w:firstLine="0"/>
-              <w:jc w:val="left"/>
-            </w:pPr>
-            <w:r/>
-            <w:r>
-              <w:rPr>
-                <w:rFonts w:ascii="Consolas" w:hAnsi="Consolas"/>
-                <w:sz w:val="17"/>
-              </w:rPr>
-              <w:t>reliability_rating</w:t>
-            </w:r>
-          </w:p>
-        </w:tc>
-        <w:tc>
-          <w:tcPr>
-            <w:tcW w:type="dxa" w:w="1048"/>
-          </w:tcPr>
-          <w:p>
-            <w:pPr>
-              <w:pStyle w:val="BTL-Text"/>
-              <w:spacing w:before="20" w:after="20"/>
-              <w:ind w:firstLine="0"/>
-              <w:jc w:val="left"/>
-            </w:pPr>
-            <w:r/>
-            <w:r>
-              <w:rPr>
-                <w:sz w:val="17"/>
-              </w:rPr>
-              <w:t>3</w:t>
-            </w:r>
-          </w:p>
-        </w:tc>
-        <w:tc>
-          <w:tcPr>
-            <w:tcW w:type="dxa" w:w="2561"/>
-          </w:tcPr>
-          <w:p>
-            <w:pPr>
-              <w:pStyle w:val="BTL-Text"/>
-              <w:spacing w:before="20" w:after="20"/>
-              <w:ind w:firstLine="0"/>
-              <w:jc w:val="left"/>
-            </w:pPr>
-            <w:r/>
-            <w:r>
-              <w:rPr>
-                <w:sz w:val="17"/>
-              </w:rPr>
-              <w:t>Lớn hơn 1 thì báo lỗi</w:t>
-            </w:r>
-          </w:p>
-        </w:tc>
-        <w:tc>
-          <w:tcPr>
-            <w:tcW w:type="dxa" w:w="1164"/>
-          </w:tcPr>
-          <w:p>
-            <w:pPr>
-              <w:pStyle w:val="BTL-Text"/>
-              <w:spacing w:before="20" w:after="20"/>
-              <w:ind w:firstLine="0"/>
-              <w:jc w:val="left"/>
-            </w:pPr>
-            <w:r/>
-            <w:r>
-              <w:rPr>
-                <w:sz w:val="17"/>
-              </w:rPr>
-              <w:t>ERROR</w:t>
+            <w:tcW w:type="dxa" w:w="4036"/>
+          </w:tcPr>
+          <w:p>
+            <w:pPr>
+              <w:pStyle w:val="BTL-Text"/>
+              <w:spacing w:before="20" w:after="20"/>
+              <w:ind w:firstLine="0"/>
+              <w:jc w:val="left"/>
+            </w:pPr>
+            <w:r/>
+            <w:r>
+              <w:rPr>
+                <w:rFonts w:ascii="Consolas" w:hAnsi="Consolas"/>
+                <w:sz w:val="17"/>
+              </w:rPr>
+              <w:t>tainted-sql-string</w:t>
+            </w:r>
+            <w:r>
+              <w:rPr>
+                <w:sz w:val="17"/>
+              </w:rPr>
+              <w:t xml:space="preserve">, </w:t>
+            </w:r>
+            <w:r>
+              <w:rPr>
+                <w:rFonts w:ascii="Consolas" w:hAnsi="Consolas"/>
+                <w:sz w:val="17"/>
+              </w:rPr>
+              <w:t>policy-p4-sql-injection</w:t>
+            </w:r>
+          </w:p>
+        </w:tc>
+        <w:tc>
+          <w:tcPr>
+            <w:tcW w:type="dxa" w:w="713"/>
+          </w:tcPr>
+          <w:p>
+            <w:pPr>
+              <w:pStyle w:val="BTL-Text"/>
+              <w:spacing w:before="20" w:after="20"/>
+              <w:ind w:firstLine="0"/>
+              <w:jc w:val="left"/>
+            </w:pPr>
+            <w:r/>
+            <w:r>
+              <w:rPr>
+                <w:sz w:val="17"/>
+              </w:rPr>
+              <w:t>19 và 12</w:t>
+            </w:r>
+          </w:p>
+        </w:tc>
+        <w:tc>
+          <w:tcPr>
+            <w:tcW w:type="dxa" w:w="3067"/>
+          </w:tcPr>
+          <w:p>
+            <w:pPr>
+              <w:pStyle w:val="BTL-Text"/>
+              <w:spacing w:before="20" w:after="20"/>
+              <w:ind w:firstLine="0"/>
+              <w:jc w:val="left"/>
+            </w:pPr>
+            <w:r/>
+            <w:r>
+              <w:rPr>
+                <w:sz w:val="17"/>
+              </w:rPr>
+              <w:t>tiêm mã SQL, CWE-89, OWASP A03:2021</w:t>
+            </w:r>
+          </w:p>
+        </w:tc>
+        <w:tc>
+          <w:tcPr>
+            <w:tcW w:type="dxa" w:w="915"/>
+          </w:tcPr>
+          <w:p>
+            <w:pPr>
+              <w:pStyle w:val="BTL-Text"/>
+              <w:spacing w:before="20" w:after="20"/>
+              <w:ind w:firstLine="0"/>
+              <w:jc w:val="left"/>
+            </w:pPr>
+            <w:r/>
+            <w:r>
+              <w:rPr>
+                <w:sz w:val="17"/>
+              </w:rPr>
+              <w:t>công khai và nhóm</w:t>
             </w:r>
           </w:p>
         </w:tc>
@@ -9404,82 +10524,82 @@
       <w:tr>
         <w:tc>
           <w:tcPr>
-            <w:tcW w:type="dxa" w:w="3958"/>
-          </w:tcPr>
-          <w:p>
-            <w:pPr>
-              <w:pStyle w:val="BTL-Text"/>
-              <w:spacing w:before="20" w:after="20"/>
-              <w:ind w:firstLine="0"/>
-              <w:jc w:val="left"/>
-            </w:pPr>
-            <w:r/>
-            <w:r>
-              <w:rPr>
-                <w:rFonts w:ascii="Consolas" w:hAnsi="Consolas"/>
-                <w:sz w:val="17"/>
-              </w:rPr>
-              <w:t>security_rating</w:t>
-            </w:r>
-          </w:p>
-        </w:tc>
-        <w:tc>
-          <w:tcPr>
-            <w:tcW w:type="dxa" w:w="1048"/>
-          </w:tcPr>
-          <w:p>
-            <w:pPr>
-              <w:pStyle w:val="BTL-Text"/>
-              <w:spacing w:before="20" w:after="20"/>
-              <w:ind w:firstLine="0"/>
-              <w:jc w:val="left"/>
-            </w:pPr>
-            <w:r/>
-            <w:r>
-              <w:rPr>
-                <w:sz w:val="17"/>
-              </w:rPr>
-              <w:t>1</w:t>
-            </w:r>
-          </w:p>
-        </w:tc>
-        <w:tc>
-          <w:tcPr>
-            <w:tcW w:type="dxa" w:w="2561"/>
-          </w:tcPr>
-          <w:p>
-            <w:pPr>
-              <w:pStyle w:val="BTL-Text"/>
-              <w:spacing w:before="20" w:after="20"/>
-              <w:ind w:firstLine="0"/>
-              <w:jc w:val="left"/>
-            </w:pPr>
-            <w:r/>
-            <w:r>
-              <w:rPr>
-                <w:sz w:val="17"/>
-              </w:rPr>
-              <w:t>Lớn hơn 1 thì báo lỗi</w:t>
-            </w:r>
-          </w:p>
-        </w:tc>
-        <w:tc>
-          <w:tcPr>
-            <w:tcW w:type="dxa" w:w="1164"/>
-          </w:tcPr>
-          <w:p>
-            <w:pPr>
-              <w:pStyle w:val="BTL-Text"/>
-              <w:spacing w:before="20" w:after="20"/>
-              <w:ind w:firstLine="0"/>
-              <w:jc w:val="left"/>
-            </w:pPr>
-            <w:r/>
-            <w:r>
-              <w:rPr>
-                <w:sz w:val="17"/>
-              </w:rPr>
-              <w:t>OK</w:t>
+            <w:tcW w:type="dxa" w:w="4036"/>
+          </w:tcPr>
+          <w:p>
+            <w:pPr>
+              <w:pStyle w:val="BTL-Text"/>
+              <w:spacing w:before="20" w:after="20"/>
+              <w:ind w:firstLine="0"/>
+              <w:jc w:val="left"/>
+            </w:pPr>
+            <w:r/>
+            <w:r>
+              <w:rPr>
+                <w:rFonts w:ascii="Consolas" w:hAnsi="Consolas"/>
+                <w:sz w:val="17"/>
+              </w:rPr>
+              <w:t>policy-p2-client-supplied-identity</w:t>
+            </w:r>
+          </w:p>
+        </w:tc>
+        <w:tc>
+          <w:tcPr>
+            <w:tcW w:type="dxa" w:w="713"/>
+          </w:tcPr>
+          <w:p>
+            <w:pPr>
+              <w:pStyle w:val="BTL-Text"/>
+              <w:spacing w:before="20" w:after="20"/>
+              <w:ind w:firstLine="0"/>
+              <w:jc w:val="left"/>
+            </w:pPr>
+            <w:r/>
+            <w:r>
+              <w:rPr>
+                <w:sz w:val="17"/>
+              </w:rPr>
+              <w:t>8</w:t>
+            </w:r>
+          </w:p>
+        </w:tc>
+        <w:tc>
+          <w:tcPr>
+            <w:tcW w:type="dxa" w:w="3067"/>
+          </w:tcPr>
+          <w:p>
+            <w:pPr>
+              <w:pStyle w:val="BTL-Text"/>
+              <w:spacing w:before="20" w:after="20"/>
+              <w:ind w:firstLine="0"/>
+              <w:jc w:val="left"/>
+            </w:pPr>
+            <w:r/>
+            <w:r>
+              <w:rPr>
+                <w:sz w:val="17"/>
+              </w:rPr>
+              <w:t>định danh lấy từ client, OWASP A01:2021</w:t>
+            </w:r>
+          </w:p>
+        </w:tc>
+        <w:tc>
+          <w:tcPr>
+            <w:tcW w:type="dxa" w:w="915"/>
+          </w:tcPr>
+          <w:p>
+            <w:pPr>
+              <w:pStyle w:val="BTL-Text"/>
+              <w:spacing w:before="20" w:after="20"/>
+              <w:ind w:firstLine="0"/>
+              <w:jc w:val="left"/>
+            </w:pPr>
+            <w:r/>
+            <w:r>
+              <w:rPr>
+                <w:sz w:val="17"/>
+              </w:rPr>
+              <w:t>luật của nhóm</w:t>
             </w:r>
           </w:p>
         </w:tc>
@@ -9487,82 +10607,82 @@
       <w:tr>
         <w:tc>
           <w:tcPr>
-            <w:tcW w:type="dxa" w:w="3958"/>
-          </w:tcPr>
-          <w:p>
-            <w:pPr>
-              <w:pStyle w:val="BTL-Text"/>
-              <w:spacing w:before="20" w:after="20"/>
-              <w:ind w:firstLine="0"/>
-              <w:jc w:val="left"/>
-            </w:pPr>
-            <w:r/>
-            <w:r>
-              <w:rPr>
-                <w:rFonts w:ascii="Consolas" w:hAnsi="Consolas"/>
-                <w:sz w:val="17"/>
-              </w:rPr>
-              <w:t>sqale_rating</w:t>
-            </w:r>
-          </w:p>
-        </w:tc>
-        <w:tc>
-          <w:tcPr>
-            <w:tcW w:type="dxa" w:w="1048"/>
-          </w:tcPr>
-          <w:p>
-            <w:pPr>
-              <w:pStyle w:val="BTL-Text"/>
-              <w:spacing w:before="20" w:after="20"/>
-              <w:ind w:firstLine="0"/>
-              <w:jc w:val="left"/>
-            </w:pPr>
-            <w:r/>
-            <w:r>
-              <w:rPr>
-                <w:sz w:val="17"/>
-              </w:rPr>
-              <w:t>1</w:t>
-            </w:r>
-          </w:p>
-        </w:tc>
-        <w:tc>
-          <w:tcPr>
-            <w:tcW w:type="dxa" w:w="2561"/>
-          </w:tcPr>
-          <w:p>
-            <w:pPr>
-              <w:pStyle w:val="BTL-Text"/>
-              <w:spacing w:before="20" w:after="20"/>
-              <w:ind w:firstLine="0"/>
-              <w:jc w:val="left"/>
-            </w:pPr>
-            <w:r/>
-            <w:r>
-              <w:rPr>
-                <w:sz w:val="17"/>
-              </w:rPr>
-              <w:t>Lớn hơn 1 thì báo lỗi</w:t>
-            </w:r>
-          </w:p>
-        </w:tc>
-        <w:tc>
-          <w:tcPr>
-            <w:tcW w:type="dxa" w:w="1164"/>
-          </w:tcPr>
-          <w:p>
-            <w:pPr>
-              <w:pStyle w:val="BTL-Text"/>
-              <w:spacing w:before="20" w:after="20"/>
-              <w:ind w:firstLine="0"/>
-              <w:jc w:val="left"/>
-            </w:pPr>
-            <w:r/>
-            <w:r>
-              <w:rPr>
-                <w:sz w:val="17"/>
-              </w:rPr>
-              <w:t>OK</w:t>
+            <w:tcW w:type="dxa" w:w="4036"/>
+          </w:tcPr>
+          <w:p>
+            <w:pPr>
+              <w:pStyle w:val="BTL-Text"/>
+              <w:spacing w:before="20" w:after="20"/>
+              <w:ind w:firstLine="0"/>
+              <w:jc w:val="left"/>
+            </w:pPr>
+            <w:r/>
+            <w:r>
+              <w:rPr>
+                <w:rFonts w:ascii="Consolas" w:hAnsi="Consolas"/>
+                <w:sz w:val="17"/>
+              </w:rPr>
+              <w:t>policy-p1-unrestricted-write</w:t>
+            </w:r>
+          </w:p>
+        </w:tc>
+        <w:tc>
+          <w:tcPr>
+            <w:tcW w:type="dxa" w:w="713"/>
+          </w:tcPr>
+          <w:p>
+            <w:pPr>
+              <w:pStyle w:val="BTL-Text"/>
+              <w:spacing w:before="20" w:after="20"/>
+              <w:ind w:firstLine="0"/>
+              <w:jc w:val="left"/>
+            </w:pPr>
+            <w:r/>
+            <w:r>
+              <w:rPr>
+                <w:sz w:val="17"/>
+              </w:rPr>
+              <w:t>6</w:t>
+            </w:r>
+          </w:p>
+        </w:tc>
+        <w:tc>
+          <w:tcPr>
+            <w:tcW w:type="dxa" w:w="3067"/>
+          </w:tcPr>
+          <w:p>
+            <w:pPr>
+              <w:pStyle w:val="BTL-Text"/>
+              <w:spacing w:before="20" w:after="20"/>
+              <w:ind w:firstLine="0"/>
+              <w:jc w:val="left"/>
+            </w:pPr>
+            <w:r/>
+            <w:r>
+              <w:rPr>
+                <w:sz w:val="17"/>
+              </w:rPr>
+              <w:t>ghi không kiểm quyền, OWASP A01:2021</w:t>
+            </w:r>
+          </w:p>
+        </w:tc>
+        <w:tc>
+          <w:tcPr>
+            <w:tcW w:type="dxa" w:w="915"/>
+          </w:tcPr>
+          <w:p>
+            <w:pPr>
+              <w:pStyle w:val="BTL-Text"/>
+              <w:spacing w:before="20" w:after="20"/>
+              <w:ind w:firstLine="0"/>
+              <w:jc w:val="left"/>
+            </w:pPr>
+            <w:r/>
+            <w:r>
+              <w:rPr>
+                <w:sz w:val="17"/>
+              </w:rPr>
+              <w:t>luật của nhóm</w:t>
             </w:r>
           </w:p>
         </w:tc>
@@ -9570,82 +10690,89 @@
       <w:tr>
         <w:tc>
           <w:tcPr>
-            <w:tcW w:type="dxa" w:w="3958"/>
-          </w:tcPr>
-          <w:p>
-            <w:pPr>
-              <w:pStyle w:val="BTL-Text"/>
-              <w:spacing w:before="20" w:after="20"/>
-              <w:ind w:firstLine="0"/>
-              <w:jc w:val="left"/>
-            </w:pPr>
-            <w:r/>
-            <w:r>
-              <w:rPr>
-                <w:rFonts w:ascii="Consolas" w:hAnsi="Consolas"/>
-                <w:sz w:val="17"/>
-              </w:rPr>
-              <w:t>duplicated_lines_density</w:t>
-            </w:r>
-          </w:p>
-        </w:tc>
-        <w:tc>
-          <w:tcPr>
-            <w:tcW w:type="dxa" w:w="1048"/>
-          </w:tcPr>
-          <w:p>
-            <w:pPr>
-              <w:pStyle w:val="BTL-Text"/>
-              <w:spacing w:before="20" w:after="20"/>
-              <w:ind w:firstLine="0"/>
-              <w:jc w:val="left"/>
-            </w:pPr>
-            <w:r/>
-            <w:r>
-              <w:rPr>
-                <w:sz w:val="17"/>
-              </w:rPr>
-              <w:t>0,0</w:t>
-            </w:r>
-          </w:p>
-        </w:tc>
-        <w:tc>
-          <w:tcPr>
-            <w:tcW w:type="dxa" w:w="2561"/>
-          </w:tcPr>
-          <w:p>
-            <w:pPr>
-              <w:pStyle w:val="BTL-Text"/>
-              <w:spacing w:before="20" w:after="20"/>
-              <w:ind w:firstLine="0"/>
-              <w:jc w:val="left"/>
-            </w:pPr>
-            <w:r/>
-            <w:r>
-              <w:rPr>
-                <w:sz w:val="17"/>
-              </w:rPr>
-              <w:t>Lớn hơn 10 thì báo lỗi</w:t>
-            </w:r>
-          </w:p>
-        </w:tc>
-        <w:tc>
-          <w:tcPr>
-            <w:tcW w:type="dxa" w:w="1164"/>
-          </w:tcPr>
-          <w:p>
-            <w:pPr>
-              <w:pStyle w:val="BTL-Text"/>
-              <w:spacing w:before="20" w:after="20"/>
-              <w:ind w:firstLine="0"/>
-              <w:jc w:val="left"/>
-            </w:pPr>
-            <w:r/>
-            <w:r>
-              <w:rPr>
-                <w:sz w:val="17"/>
-              </w:rPr>
-              <w:t>OK</w:t>
+            <w:tcW w:type="dxa" w:w="4036"/>
+          </w:tcPr>
+          <w:p>
+            <w:pPr>
+              <w:pStyle w:val="BTL-Text"/>
+              <w:spacing w:before="20" w:after="20"/>
+              <w:ind w:firstLine="0"/>
+              <w:jc w:val="left"/>
+            </w:pPr>
+            <w:r/>
+            <w:r>
+              <w:rPr>
+                <w:rFonts w:ascii="Consolas" w:hAnsi="Consolas"/>
+                <w:sz w:val="17"/>
+              </w:rPr>
+              <w:t>echoed-request</w:t>
+            </w:r>
+          </w:p>
+        </w:tc>
+        <w:tc>
+          <w:tcPr>
+            <w:tcW w:type="dxa" w:w="713"/>
+          </w:tcPr>
+          <w:p>
+            <w:pPr>
+              <w:pStyle w:val="BTL-Text"/>
+              <w:spacing w:before="20" w:after="20"/>
+              <w:ind w:firstLine="0"/>
+              <w:jc w:val="left"/>
+            </w:pPr>
+            <w:r/>
+            <w:r>
+              <w:rPr>
+                <w:sz w:val="17"/>
+              </w:rPr>
+              <w:t>5</w:t>
+            </w:r>
+          </w:p>
+        </w:tc>
+        <w:tc>
+          <w:tcPr>
+            <w:tcW w:type="dxa" w:w="3067"/>
+          </w:tcPr>
+          <w:p>
+            <w:pPr>
+              <w:pStyle w:val="BTL-Text"/>
+              <w:spacing w:before="20" w:after="20"/>
+              <w:ind w:firstLine="0"/>
+              <w:jc w:val="left"/>
+            </w:pPr>
+            <w:r/>
+            <w:r>
+              <w:rPr>
+                <w:sz w:val="17"/>
+              </w:rPr>
+              <w:t>XSS, CWE-79</w:t>
+            </w:r>
+          </w:p>
+        </w:tc>
+        <w:tc>
+          <w:tcPr>
+            <w:tcW w:type="dxa" w:w="915"/>
+          </w:tcPr>
+          <w:p>
+            <w:pPr>
+              <w:pStyle w:val="BTL-Text"/>
+              <w:spacing w:before="20" w:after="20"/>
+              <w:ind w:firstLine="0"/>
+              <w:jc w:val="left"/>
+            </w:pPr>
+            <w:r/>
+            <w:r>
+              <w:rPr>
+                <w:sz w:val="17"/>
+              </w:rPr>
+              <w:t xml:space="preserve">công khai </w:t>
+            </w:r>
+            <w:r>
+              <w:rPr>
+                <w:rFonts w:ascii="Consolas" w:hAnsi="Consolas"/>
+                <w:sz w:val="17"/>
+              </w:rPr>
+              <w:t>p/php</w:t>
             </w:r>
           </w:p>
         </w:tc>
@@ -9653,296 +10780,178 @@
       <w:tr>
         <w:tc>
           <w:tcPr>
-            <w:tcW w:type="dxa" w:w="3958"/>
-          </w:tcPr>
-          <w:p>
-            <w:pPr>
-              <w:pStyle w:val="BTL-Text"/>
-              <w:spacing w:before="20" w:after="20"/>
-              <w:ind w:firstLine="0"/>
-              <w:jc w:val="left"/>
-            </w:pPr>
-            <w:r/>
-            <w:r>
-              <w:rPr>
-                <w:rFonts w:ascii="Consolas" w:hAnsi="Consolas"/>
-                <w:sz w:val="17"/>
-              </w:rPr>
-              <w:t>vulnerabilities</w:t>
-            </w:r>
-          </w:p>
-        </w:tc>
-        <w:tc>
-          <w:tcPr>
-            <w:tcW w:type="dxa" w:w="1048"/>
-          </w:tcPr>
-          <w:p>
-            <w:pPr>
-              <w:pStyle w:val="BTL-Text"/>
-              <w:spacing w:before="20" w:after="20"/>
-              <w:ind w:firstLine="0"/>
-              <w:jc w:val="left"/>
-            </w:pPr>
-            <w:r/>
-            <w:r>
-              <w:rPr>
-                <w:sz w:val="17"/>
-              </w:rPr>
-              <w:t>0</w:t>
-            </w:r>
-          </w:p>
-        </w:tc>
-        <w:tc>
-          <w:tcPr>
-            <w:tcW w:type="dxa" w:w="2561"/>
-          </w:tcPr>
-          <w:p>
-            <w:pPr>
-              <w:pStyle w:val="BTL-Text"/>
-              <w:spacing w:before="20" w:after="20"/>
-              <w:ind w:firstLine="0"/>
-              <w:jc w:val="left"/>
-            </w:pPr>
-            <w:r/>
-          </w:p>
-        </w:tc>
-        <w:tc>
-          <w:tcPr>
-            <w:tcW w:type="dxa" w:w="1164"/>
-          </w:tcPr>
-          <w:p>
-            <w:pPr>
-              <w:pStyle w:val="BTL-Text"/>
-              <w:spacing w:before="20" w:after="20"/>
-              <w:ind w:firstLine="0"/>
-              <w:jc w:val="left"/>
-            </w:pPr>
-            <w:r/>
+            <w:tcW w:type="dxa" w:w="4036"/>
+          </w:tcPr>
+          <w:p>
+            <w:pPr>
+              <w:pStyle w:val="BTL-Text"/>
+              <w:spacing w:before="20" w:after="20"/>
+              <w:ind w:firstLine="0"/>
+              <w:jc w:val="left"/>
+            </w:pPr>
+            <w:r/>
+            <w:r>
+              <w:rPr>
+                <w:rFonts w:ascii="Consolas" w:hAnsi="Consolas"/>
+                <w:sz w:val="17"/>
+              </w:rPr>
+              <w:t>policy-p5-statement-logged-verbatim</w:t>
+            </w:r>
+            <w:r>
+              <w:rPr>
+                <w:sz w:val="17"/>
+              </w:rPr>
+              <w:t xml:space="preserve">, </w:t>
+            </w:r>
+            <w:r>
+              <w:rPr>
+                <w:rFonts w:ascii="Consolas" w:hAnsi="Consolas"/>
+                <w:sz w:val="17"/>
+              </w:rPr>
+              <w:t>policy-p4-error-detail-to-response</w:t>
+            </w:r>
+          </w:p>
+        </w:tc>
+        <w:tc>
+          <w:tcPr>
+            <w:tcW w:type="dxa" w:w="713"/>
+          </w:tcPr>
+          <w:p>
+            <w:pPr>
+              <w:pStyle w:val="BTL-Text"/>
+              <w:spacing w:before="20" w:after="20"/>
+              <w:ind w:firstLine="0"/>
+              <w:jc w:val="left"/>
+            </w:pPr>
+            <w:r/>
+            <w:r>
+              <w:rPr>
+                <w:sz w:val="17"/>
+              </w:rPr>
+              <w:t>4 và 4</w:t>
+            </w:r>
+          </w:p>
+        </w:tc>
+        <w:tc>
+          <w:tcPr>
+            <w:tcW w:type="dxa" w:w="3067"/>
+          </w:tcPr>
+          <w:p>
+            <w:pPr>
+              <w:pStyle w:val="BTL-Text"/>
+              <w:spacing w:before="20" w:after="20"/>
+              <w:ind w:firstLine="0"/>
+              <w:jc w:val="left"/>
+            </w:pPr>
+            <w:r/>
+            <w:r>
+              <w:rPr>
+                <w:sz w:val="17"/>
+              </w:rPr>
+              <w:t>ghi nhật ký nguyên văn, lộ chi tiết lỗi, OWASP A09 và A05</w:t>
+            </w:r>
+          </w:p>
+        </w:tc>
+        <w:tc>
+          <w:tcPr>
+            <w:tcW w:type="dxa" w:w="915"/>
+          </w:tcPr>
+          <w:p>
+            <w:pPr>
+              <w:pStyle w:val="BTL-Text"/>
+              <w:spacing w:before="20" w:after="20"/>
+              <w:ind w:firstLine="0"/>
+              <w:jc w:val="left"/>
+            </w:pPr>
+            <w:r/>
+            <w:r>
+              <w:rPr>
+                <w:sz w:val="17"/>
+              </w:rPr>
+              <w:t>luật của nhóm</w:t>
+            </w:r>
           </w:p>
         </w:tc>
       </w:tr>
       <w:tr>
         <w:tc>
           <w:tcPr>
-            <w:tcW w:type="dxa" w:w="3958"/>
-          </w:tcPr>
-          <w:p>
-            <w:pPr>
-              <w:pStyle w:val="BTL-Text"/>
-              <w:spacing w:before="20" w:after="20"/>
-              <w:ind w:firstLine="0"/>
-              <w:jc w:val="left"/>
-            </w:pPr>
-            <w:r/>
-            <w:r>
-              <w:rPr>
-                <w:rFonts w:ascii="Consolas" w:hAnsi="Consolas"/>
-                <w:sz w:val="17"/>
-              </w:rPr>
-              <w:t>security_hotspots</w:t>
-            </w:r>
-          </w:p>
-        </w:tc>
-        <w:tc>
-          <w:tcPr>
-            <w:tcW w:type="dxa" w:w="1048"/>
-          </w:tcPr>
-          <w:p>
-            <w:pPr>
-              <w:pStyle w:val="BTL-Text"/>
-              <w:spacing w:before="20" w:after="20"/>
-              <w:ind w:firstLine="0"/>
-              <w:jc w:val="left"/>
-            </w:pPr>
-            <w:r/>
-            <w:r>
-              <w:rPr>
-                <w:sz w:val="17"/>
-              </w:rPr>
-              <w:t>0</w:t>
-            </w:r>
-          </w:p>
-        </w:tc>
-        <w:tc>
-          <w:tcPr>
-            <w:tcW w:type="dxa" w:w="2561"/>
-          </w:tcPr>
-          <w:p>
-            <w:pPr>
-              <w:pStyle w:val="BTL-Text"/>
-              <w:spacing w:before="20" w:after="20"/>
-              <w:ind w:firstLine="0"/>
-              <w:jc w:val="left"/>
-            </w:pPr>
-            <w:r/>
-          </w:p>
-        </w:tc>
-        <w:tc>
-          <w:tcPr>
-            <w:tcW w:type="dxa" w:w="1164"/>
-          </w:tcPr>
-          <w:p>
-            <w:pPr>
-              <w:pStyle w:val="BTL-Text"/>
-              <w:spacing w:before="20" w:after="20"/>
-              <w:ind w:firstLine="0"/>
-              <w:jc w:val="left"/>
-            </w:pPr>
-            <w:r/>
-          </w:p>
-        </w:tc>
-      </w:tr>
-      <w:tr>
-        <w:tc>
-          <w:tcPr>
-            <w:tcW w:type="dxa" w:w="3958"/>
-          </w:tcPr>
-          <w:p>
-            <w:pPr>
-              <w:pStyle w:val="BTL-Text"/>
-              <w:spacing w:before="20" w:after="20"/>
-              <w:ind w:firstLine="0"/>
-              <w:jc w:val="left"/>
-            </w:pPr>
-            <w:r/>
-            <w:r>
-              <w:rPr>
-                <w:rFonts w:ascii="Consolas" w:hAnsi="Consolas"/>
-                <w:sz w:val="17"/>
-              </w:rPr>
-              <w:t>bugs</w:t>
-            </w:r>
-            <w:r>
-              <w:rPr>
-                <w:sz w:val="17"/>
-              </w:rPr>
-              <w:t xml:space="preserve"> và </w:t>
-            </w:r>
-            <w:r>
-              <w:rPr>
-                <w:rFonts w:ascii="Consolas" w:hAnsi="Consolas"/>
-                <w:sz w:val="17"/>
-              </w:rPr>
-              <w:t>code_smells</w:t>
-            </w:r>
-          </w:p>
-        </w:tc>
-        <w:tc>
-          <w:tcPr>
-            <w:tcW w:type="dxa" w:w="1048"/>
-          </w:tcPr>
-          <w:p>
-            <w:pPr>
-              <w:pStyle w:val="BTL-Text"/>
-              <w:spacing w:before="20" w:after="20"/>
-              <w:ind w:firstLine="0"/>
-              <w:jc w:val="left"/>
-            </w:pPr>
-            <w:r/>
-            <w:r>
-              <w:rPr>
-                <w:sz w:val="17"/>
-              </w:rPr>
-              <w:t>10 và 10</w:t>
-            </w:r>
-          </w:p>
-        </w:tc>
-        <w:tc>
-          <w:tcPr>
-            <w:tcW w:type="dxa" w:w="2561"/>
-          </w:tcPr>
-          <w:p>
-            <w:pPr>
-              <w:pStyle w:val="BTL-Text"/>
-              <w:spacing w:before="20" w:after="20"/>
-              <w:ind w:firstLine="0"/>
-              <w:jc w:val="left"/>
-            </w:pPr>
-            <w:r/>
-          </w:p>
-        </w:tc>
-        <w:tc>
-          <w:tcPr>
-            <w:tcW w:type="dxa" w:w="1164"/>
-          </w:tcPr>
-          <w:p>
-            <w:pPr>
-              <w:pStyle w:val="BTL-Text"/>
-              <w:spacing w:before="20" w:after="20"/>
-              <w:ind w:firstLine="0"/>
-              <w:jc w:val="left"/>
-            </w:pPr>
-            <w:r/>
-          </w:p>
-        </w:tc>
-      </w:tr>
-      <w:tr>
-        <w:tc>
-          <w:tcPr>
-            <w:tcW w:type="dxa" w:w="3958"/>
-          </w:tcPr>
-          <w:p>
-            <w:pPr>
-              <w:pStyle w:val="BTL-Text"/>
-              <w:spacing w:before="20" w:after="20"/>
-              <w:ind w:firstLine="0"/>
-              <w:jc w:val="left"/>
-            </w:pPr>
-            <w:r/>
-            <w:r>
-              <w:rPr>
-                <w:sz w:val="17"/>
-              </w:rPr>
-              <w:t>Số tệp PHP phân tích và số dòng mã</w:t>
-            </w:r>
-          </w:p>
-        </w:tc>
-        <w:tc>
-          <w:tcPr>
-            <w:tcW w:type="dxa" w:w="1048"/>
-          </w:tcPr>
-          <w:p>
-            <w:pPr>
-              <w:pStyle w:val="BTL-Text"/>
-              <w:spacing w:before="20" w:after="20"/>
-              <w:ind w:firstLine="0"/>
-              <w:jc w:val="left"/>
-            </w:pPr>
-            <w:r/>
-            <w:r>
-              <w:rPr>
-                <w:sz w:val="17"/>
-              </w:rPr>
-              <w:t>16 và 408</w:t>
-            </w:r>
-          </w:p>
-        </w:tc>
-        <w:tc>
-          <w:tcPr>
-            <w:tcW w:type="dxa" w:w="2561"/>
-          </w:tcPr>
-          <w:p>
-            <w:pPr>
-              <w:pStyle w:val="BTL-Text"/>
-              <w:spacing w:before="20" w:after="20"/>
-              <w:ind w:firstLine="0"/>
-              <w:jc w:val="left"/>
-            </w:pPr>
-            <w:r/>
-          </w:p>
-        </w:tc>
-        <w:tc>
-          <w:tcPr>
-            <w:tcW w:type="dxa" w:w="1164"/>
-          </w:tcPr>
-          <w:p>
-            <w:pPr>
-              <w:pStyle w:val="BTL-Text"/>
-              <w:spacing w:before="20" w:after="20"/>
-              <w:ind w:firstLine="0"/>
-              <w:jc w:val="left"/>
-            </w:pPr>
-            <w:r/>
+            <w:tcW w:type="dxa" w:w="4036"/>
+          </w:tcPr>
+          <w:p>
+            <w:pPr>
+              <w:pStyle w:val="BTL-Text"/>
+              <w:spacing w:before="20" w:after="20"/>
+              <w:ind w:firstLine="0"/>
+              <w:jc w:val="left"/>
+            </w:pPr>
+            <w:r/>
+            <w:r>
+              <w:rPr>
+                <w:sz w:val="17"/>
+              </w:rPr>
+              <w:t>các luật bí mật gán cứng và container chạy root</w:t>
+            </w:r>
+          </w:p>
+        </w:tc>
+        <w:tc>
+          <w:tcPr>
+            <w:tcW w:type="dxa" w:w="713"/>
+          </w:tcPr>
+          <w:p>
+            <w:pPr>
+              <w:pStyle w:val="BTL-Text"/>
+              <w:spacing w:before="20" w:after="20"/>
+              <w:ind w:firstLine="0"/>
+              <w:jc w:val="left"/>
+            </w:pPr>
+            <w:r/>
+            <w:r>
+              <w:rPr>
+                <w:sz w:val="17"/>
+              </w:rPr>
+              <w:t>6</w:t>
+            </w:r>
+          </w:p>
+        </w:tc>
+        <w:tc>
+          <w:tcPr>
+            <w:tcW w:type="dxa" w:w="3067"/>
+          </w:tcPr>
+          <w:p>
+            <w:pPr>
+              <w:pStyle w:val="BTL-Text"/>
+              <w:spacing w:before="20" w:after="20"/>
+              <w:ind w:firstLine="0"/>
+              <w:jc w:val="left"/>
+            </w:pPr>
+            <w:r/>
+            <w:r>
+              <w:rPr>
+                <w:sz w:val="17"/>
+              </w:rPr>
+              <w:t>CWE-798 và CWE-250</w:t>
+            </w:r>
+          </w:p>
+        </w:tc>
+        <w:tc>
+          <w:tcPr>
+            <w:tcW w:type="dxa" w:w="915"/>
+          </w:tcPr>
+          <w:p>
+            <w:pPr>
+              <w:pStyle w:val="BTL-Text"/>
+              <w:spacing w:before="20" w:after="20"/>
+              <w:ind w:firstLine="0"/>
+              <w:jc w:val="left"/>
+            </w:pPr>
+            <w:r/>
+            <w:r>
+              <w:rPr>
+                <w:sz w:val="17"/>
+              </w:rPr>
+              <w:t>nhóm và công khai</w:t>
+            </w:r>
           </w:p>
         </w:tc>
       </w:tr>
@@ -9952,895 +10961,57 @@
         <w:pStyle w:val="BTL-Text"/>
       </w:pPr>
       <w:r>
-        <w:t xml:space="preserve">SonarQube ghi nhận 20 phát hiện, gồm 1 mức CRITICAL, 10 mức MAJOR và 9 mức MINOR. Toàn bộ thuộc nhóm lỗi lập trình và khả năng bảo trì, cụ thể là các quy tắc </w:t>
-      </w:r>
-      <w:r>
-        <w:rPr>
-          <w:rFonts w:ascii="Consolas" w:hAnsi="Consolas"/>
-          <w:sz w:val="20"/>
-        </w:rPr>
-        <w:t>php:S121</w:t>
-      </w:r>
-      <w:r>
-        <w:t xml:space="preserve"> về thiếu dấu ngoặc nhọn, </w:t>
-      </w:r>
-      <w:r>
-        <w:rPr>
-          <w:rFonts w:ascii="Consolas" w:hAnsi="Consolas"/>
-          <w:sz w:val="20"/>
-        </w:rPr>
-        <w:t>php:S100</w:t>
-      </w:r>
-      <w:r>
-        <w:t xml:space="preserve"> về quy ước đặt tên hàm, </w:t>
-      </w:r>
-      <w:r>
-        <w:rPr>
-          <w:rFonts w:ascii="Consolas" w:hAnsi="Consolas"/>
-          <w:sz w:val="20"/>
-        </w:rPr>
-        <w:t>php:S2003</w:t>
-      </w:r>
-      <w:r>
-        <w:t xml:space="preserve"> về việc dùng </w:t>
-      </w:r>
-      <w:r>
-        <w:rPr>
-          <w:rFonts w:ascii="Consolas" w:hAnsi="Consolas"/>
-          <w:sz w:val="20"/>
-        </w:rPr>
-        <w:t>require</w:t>
-      </w:r>
-      <w:r>
-        <w:t xml:space="preserve"> thay vì </w:t>
-      </w:r>
-      <w:r>
-        <w:rPr>
-          <w:rFonts w:ascii="Consolas" w:hAnsi="Consolas"/>
-          <w:sz w:val="20"/>
-        </w:rPr>
-        <w:t>require_once</w:t>
-      </w:r>
-      <w:r>
-        <w:t xml:space="preserve">, cùng </w:t>
-      </w:r>
-      <w:r>
-        <w:rPr>
-          <w:rFonts w:ascii="Consolas" w:hAnsi="Consolas"/>
-          <w:sz w:val="20"/>
-        </w:rPr>
-        <w:t>Web:S6853</w:t>
-      </w:r>
-      <w:r>
-        <w:t xml:space="preserve"> và </w:t>
-      </w:r>
-      <w:r>
-        <w:rPr>
-          <w:rFonts w:ascii="Consolas" w:hAnsi="Consolas"/>
-          <w:sz w:val="20"/>
-        </w:rPr>
-        <w:t>Web:InputWithoutLabelCheck</w:t>
-      </w:r>
-      <w:r>
-        <w:t xml:space="preserve"> về nhãn biểu mẫu.</w:t>
-      </w:r>
-    </w:p>
-    <w:tbl>
-      <w:tblPr>
-        <w:tblStyle w:val="TableGrid"/>
-        <w:tblW w:type="auto" w:w="0"/>
-        <w:jc w:val="center"/>
-        <w:tblLook w:firstColumn="1" w:firstRow="1" w:lastColumn="0" w:lastRow="0" w:noHBand="0" w:noVBand="1" w:val="04A0"/>
-      </w:tblPr>
-      <w:tblGrid>
-        <w:gridCol w:w="9468"/>
-      </w:tblGrid>
-      <w:tr>
-        <w:tc>
-          <w:tcPr>
-            <w:tcW w:type="dxa" w:w="7483"/>
-          </w:tcPr>
-          <w:p>
-            <w:pPr>
-              <w:spacing w:before="40" w:after="40"/>
-              <w:ind w:firstLine="0"/>
-              <w:jc w:val="center"/>
-            </w:pPr>
-            <w:r/>
-            <w:r>
-              <w:rPr>
-                <w:i/>
-                <w:sz w:val="20"/>
-              </w:rPr>
-            </w:r>
-          </w:p>
-          <w:p>
-            <w:pPr>
-              <w:spacing w:before="40" w:after="40"/>
-              <w:ind w:firstLine="0"/>
-              <w:jc w:val="center"/>
-            </w:pPr>
-            <w:r>
-              <w:rPr>
-                <w:b/>
-                <w:i w:val="0"/>
-                <w:sz w:val="20"/>
-              </w:rPr>
-              <w:t>CHÈN ẢNH MINH CHỨNG</w:t>
-            </w:r>
-          </w:p>
-          <w:p>
-            <w:pPr>
-              <w:spacing w:before="40" w:after="40"/>
-              <w:ind w:firstLine="0"/>
-              <w:jc w:val="center"/>
-            </w:pPr>
-            <w:r>
-              <w:rPr>
-                <w:i/>
-                <w:sz w:val="20"/>
-              </w:rPr>
-              <w:t>h04-sonar-issues.png</w:t>
-            </w:r>
-          </w:p>
-          <w:p>
-            <w:pPr>
-              <w:spacing w:before="40" w:after="40"/>
-              <w:ind w:firstLine="0"/>
-              <w:jc w:val="center"/>
-            </w:pPr>
-            <w:r>
-              <w:rPr>
-                <w:i/>
-                <w:sz w:val="20"/>
-              </w:rPr>
-              <w:t>Cách chụp: xem Phụ lục</w:t>
-            </w:r>
-          </w:p>
-          <w:p>
-            <w:pPr>
-              <w:spacing w:before="40" w:after="40"/>
-              <w:ind w:firstLine="0"/>
-              <w:jc w:val="center"/>
-            </w:pPr>
-            <w:r>
-              <w:rPr>
-                <w:i/>
-                <w:sz w:val="20"/>
-              </w:rPr>
-            </w:r>
-          </w:p>
-        </w:tc>
-      </w:tr>
-    </w:tbl>
-    <w:p>
-      <w:pPr>
-        <w:pStyle w:val="BTL-Hinh"/>
-      </w:pPr>
-      <w:r>
-        <w:t>Danh sách đầy đủ 20 phát hiện của SonarQube tại mốc 660e75c</w:t>
-      </w:r>
-    </w:p>
-    <w:p>
-      <w:pPr>
-        <w:pStyle w:val="BTL-Text"/>
-      </w:pPr>
-      <w:r>
-        <w:t xml:space="preserve">Có một kết quả cần được giải thích thay vì bỏ qua. SonarQube báo </w:t>
-      </w:r>
-      <w:r>
-        <w:rPr>
-          <w:rFonts w:ascii="Consolas" w:hAnsi="Consolas"/>
-          <w:sz w:val="20"/>
-        </w:rPr>
-        <w:t>vulnerabilities</w:t>
-      </w:r>
-      <w:r>
-        <w:t xml:space="preserve"> bằng 0, </w:t>
-      </w:r>
-      <w:r>
-        <w:rPr>
-          <w:rFonts w:ascii="Consolas" w:hAnsi="Consolas"/>
-          <w:sz w:val="20"/>
-        </w:rPr>
-        <w:t>security_hotspots</w:t>
-      </w:r>
-      <w:r>
-        <w:t xml:space="preserve"> bằng 0 và </w:t>
-      </w:r>
-      <w:r>
-        <w:rPr>
-          <w:rFonts w:ascii="Consolas" w:hAnsi="Consolas"/>
-          <w:sz w:val="20"/>
-        </w:rPr>
-        <w:t>security_rating</w:t>
-      </w:r>
-      <w:r>
-        <w:t xml:space="preserve"> bằng 1 tương ứng mức A, trên một kho mã mà Semgrep tìm thấy 11 vị trí tiêm mã SQL. Cổng chất lượng có báo lỗi, nhưng báo lỗi vì chỉ số độ tin cậy, hoàn toàn không phải vì an toàn.</w:t>
-      </w:r>
-    </w:p>
-    <w:p>
-      <w:pPr>
-        <w:pStyle w:val="BTL-Text"/>
-      </w:pPr>
-      <w:r>
-        <w:t xml:space="preserve">Nguyên nhân là bản SonarQube Community dùng trong dây chuyền không có khả năng phân tích luồng dữ liệu xuyên hàm và xuyên tệp. Trong ứng dụng này, chuỗi SQL được xây ở các tệp trong thư mục </w:t>
-      </w:r>
-      <w:r>
-        <w:rPr>
-          <w:rFonts w:ascii="Consolas" w:hAnsi="Consolas"/>
-          <w:sz w:val="20"/>
-        </w:rPr>
-        <w:t>pages</w:t>
-      </w:r>
-      <w:r>
-        <w:t xml:space="preserve"> rồi truyền sang hàm </w:t>
-      </w:r>
-      <w:r>
-        <w:rPr>
-          <w:rFonts w:ascii="Consolas" w:hAnsi="Consolas"/>
-          <w:sz w:val="20"/>
-        </w:rPr>
-        <w:t>query()</w:t>
-      </w:r>
-      <w:r>
-        <w:t xml:space="preserve"> ở </w:t>
-      </w:r>
-      <w:r>
-        <w:rPr>
-          <w:rFonts w:ascii="Consolas" w:hAnsi="Consolas"/>
-          <w:sz w:val="20"/>
-        </w:rPr>
-        <w:t>lib/db.php</w:t>
-      </w:r>
-      <w:r>
-        <w:t xml:space="preserve"> mới thực thi, tạo thành một luồng xuyên tệp mà bản Community không lần được. Kết luận rút ra là cổng chất lượng ở trạng thái đạt không đồng nghĩa với mã nguồn an toàn, và một dây chuyền chỉ dùng một công cụ thì không đủ.</w:t>
-      </w:r>
-    </w:p>
-    <w:p>
-      <w:pPr>
-        <w:pStyle w:val="BTL-Bang"/>
-      </w:pPr>
-      <w:r>
-        <w:t xml:space="preserve">Phân bố 19 phát hiện của Semgrep tại mốc </w:t>
-      </w:r>
-      <w:r>
-        <w:rPr>
-          <w:rFonts w:ascii="Consolas" w:hAnsi="Consolas"/>
-          <w:sz w:val="20"/>
-        </w:rPr>
-        <w:t>660e75c</w:t>
-      </w:r>
-    </w:p>
-    <w:tbl>
-      <w:tblPr>
-        <w:tblStyle w:val="TableGrid"/>
-        <w:tblW w:type="auto" w:w="0"/>
-        <w:jc w:val="center"/>
-        <w:tblLayout w:type="fixed"/>
-        <w:tblLook w:firstColumn="1" w:firstRow="1" w:lastColumn="0" w:lastRow="0" w:noHBand="0" w:noVBand="1" w:val="04A0"/>
-      </w:tblPr>
-      <w:tblGrid>
-        <w:gridCol w:w="2367"/>
-        <w:gridCol w:w="2367"/>
-        <w:gridCol w:w="2367"/>
-        <w:gridCol w:w="2367"/>
-      </w:tblGrid>
-      <w:tr>
-        <w:tc>
-          <w:tcPr>
-            <w:tcW w:type="dxa" w:w="2607"/>
-          </w:tcPr>
-          <w:p>
-            <w:pPr>
-              <w:pStyle w:val="BTL-Text"/>
-              <w:spacing w:before="20" w:after="20"/>
-              <w:ind w:firstLine="0"/>
-              <w:jc w:val="left"/>
-            </w:pPr>
-            <w:r/>
-            <w:r>
-              <w:rPr>
-                <w:b/>
-                <w:sz w:val="17"/>
-              </w:rPr>
-              <w:t>Nhóm luật</w:t>
-            </w:r>
-          </w:p>
-        </w:tc>
-        <w:tc>
-          <w:tcPr>
-            <w:tcW w:type="dxa" w:w="719"/>
-          </w:tcPr>
-          <w:p>
-            <w:pPr>
-              <w:pStyle w:val="BTL-Text"/>
-              <w:spacing w:before="20" w:after="20"/>
-              <w:ind w:firstLine="0"/>
-              <w:jc w:val="left"/>
-            </w:pPr>
-            <w:r/>
-            <w:r>
-              <w:rPr>
-                <w:b/>
-                <w:sz w:val="17"/>
-              </w:rPr>
-              <w:t>Số lượng</w:t>
-            </w:r>
-          </w:p>
-        </w:tc>
-        <w:tc>
-          <w:tcPr>
-            <w:tcW w:type="dxa" w:w="2861"/>
-          </w:tcPr>
-          <w:p>
-            <w:pPr>
-              <w:pStyle w:val="BTL-Text"/>
-              <w:spacing w:before="20" w:after="20"/>
-              <w:ind w:firstLine="0"/>
-              <w:jc w:val="left"/>
-            </w:pPr>
-            <w:r/>
-            <w:r>
-              <w:rPr>
-                <w:b/>
-                <w:sz w:val="17"/>
-              </w:rPr>
-              <w:t>Phân loại</w:t>
-            </w:r>
-          </w:p>
-        </w:tc>
-        <w:tc>
-          <w:tcPr>
-            <w:tcW w:type="dxa" w:w="2543"/>
-          </w:tcPr>
-          <w:p>
-            <w:pPr>
-              <w:pStyle w:val="BTL-Text"/>
-              <w:spacing w:before="20" w:after="20"/>
-              <w:ind w:firstLine="0"/>
-              <w:jc w:val="left"/>
-            </w:pPr>
-            <w:r/>
-            <w:r>
-              <w:rPr>
-                <w:b/>
-                <w:sz w:val="17"/>
-              </w:rPr>
-              <w:t>Vị trí tiêu biểu</w:t>
-            </w:r>
-          </w:p>
-        </w:tc>
-      </w:tr>
-      <w:tr>
-        <w:tc>
-          <w:tcPr>
-            <w:tcW w:type="dxa" w:w="2607"/>
-          </w:tcPr>
-          <w:p>
-            <w:pPr>
-              <w:pStyle w:val="BTL-Text"/>
-              <w:spacing w:before="20" w:after="20"/>
-              <w:ind w:firstLine="0"/>
-              <w:jc w:val="left"/>
-            </w:pPr>
-            <w:r/>
-            <w:r>
-              <w:rPr>
-                <w:rFonts w:ascii="Consolas" w:hAnsi="Consolas"/>
-                <w:sz w:val="17"/>
-              </w:rPr>
-              <w:t>tainted-sql-string</w:t>
-            </w:r>
-          </w:p>
-        </w:tc>
-        <w:tc>
-          <w:tcPr>
-            <w:tcW w:type="dxa" w:w="719"/>
-          </w:tcPr>
-          <w:p>
-            <w:pPr>
-              <w:pStyle w:val="BTL-Text"/>
-              <w:spacing w:before="20" w:after="20"/>
-              <w:ind w:firstLine="0"/>
-              <w:jc w:val="left"/>
-            </w:pPr>
-            <w:r/>
-            <w:r>
-              <w:rPr>
-                <w:sz w:val="17"/>
-              </w:rPr>
-              <w:t>11</w:t>
-            </w:r>
-          </w:p>
-        </w:tc>
-        <w:tc>
-          <w:tcPr>
-            <w:tcW w:type="dxa" w:w="2861"/>
-          </w:tcPr>
-          <w:p>
-            <w:pPr>
-              <w:pStyle w:val="BTL-Text"/>
-              <w:spacing w:before="20" w:after="20"/>
-              <w:ind w:firstLine="0"/>
-              <w:jc w:val="left"/>
-            </w:pPr>
-            <w:r/>
-            <w:r>
-              <w:rPr>
-                <w:sz w:val="17"/>
-              </w:rPr>
-              <w:t>CWE-89, tiêm mã SQL</w:t>
-            </w:r>
-          </w:p>
-        </w:tc>
-        <w:tc>
-          <w:tcPr>
-            <w:tcW w:type="dxa" w:w="2543"/>
-          </w:tcPr>
-          <w:p>
-            <w:pPr>
-              <w:pStyle w:val="BTL-Text"/>
-              <w:spacing w:before="20" w:after="20"/>
-              <w:ind w:firstLine="0"/>
-              <w:jc w:val="left"/>
-            </w:pPr>
-            <w:r/>
-            <w:r>
-              <w:rPr>
-                <w:rFonts w:ascii="Consolas" w:hAnsi="Consolas"/>
-                <w:sz w:val="17"/>
-              </w:rPr>
-              <w:t>login.php:19</w:t>
-            </w:r>
-            <w:r>
-              <w:rPr>
-                <w:sz w:val="17"/>
-              </w:rPr>
-              <w:t xml:space="preserve">, </w:t>
-            </w:r>
-            <w:r>
-              <w:rPr>
-                <w:rFonts w:ascii="Consolas" w:hAnsi="Consolas"/>
-                <w:sz w:val="17"/>
-              </w:rPr>
-              <w:t>ports.php:24</w:t>
-            </w:r>
-          </w:p>
-        </w:tc>
-      </w:tr>
-      <w:tr>
-        <w:tc>
-          <w:tcPr>
-            <w:tcW w:type="dxa" w:w="2607"/>
-          </w:tcPr>
-          <w:p>
-            <w:pPr>
-              <w:pStyle w:val="BTL-Text"/>
-              <w:spacing w:before="20" w:after="20"/>
-              <w:ind w:firstLine="0"/>
-              <w:jc w:val="left"/>
-            </w:pPr>
-            <w:r/>
-            <w:r>
-              <w:rPr>
-                <w:rFonts w:ascii="Consolas" w:hAnsi="Consolas"/>
-                <w:sz w:val="17"/>
-              </w:rPr>
-              <w:t>echoed-request</w:t>
-            </w:r>
-          </w:p>
-        </w:tc>
-        <w:tc>
-          <w:tcPr>
-            <w:tcW w:type="dxa" w:w="719"/>
-          </w:tcPr>
-          <w:p>
-            <w:pPr>
-              <w:pStyle w:val="BTL-Text"/>
-              <w:spacing w:before="20" w:after="20"/>
-              <w:ind w:firstLine="0"/>
-              <w:jc w:val="left"/>
-            </w:pPr>
-            <w:r/>
-            <w:r>
-              <w:rPr>
-                <w:sz w:val="17"/>
-              </w:rPr>
-              <w:t>4</w:t>
-            </w:r>
-          </w:p>
-        </w:tc>
-        <w:tc>
-          <w:tcPr>
-            <w:tcW w:type="dxa" w:w="2861"/>
-          </w:tcPr>
-          <w:p>
-            <w:pPr>
-              <w:pStyle w:val="BTL-Text"/>
-              <w:spacing w:before="20" w:after="20"/>
-              <w:ind w:firstLine="0"/>
-              <w:jc w:val="left"/>
-            </w:pPr>
-            <w:r/>
-            <w:r>
-              <w:rPr>
-                <w:sz w:val="17"/>
-              </w:rPr>
-              <w:t>CWE-79, XSS</w:t>
-            </w:r>
-          </w:p>
-        </w:tc>
-        <w:tc>
-          <w:tcPr>
-            <w:tcW w:type="dxa" w:w="2543"/>
-          </w:tcPr>
-          <w:p>
-            <w:pPr>
-              <w:pStyle w:val="BTL-Text"/>
-              <w:spacing w:before="20" w:after="20"/>
-              <w:ind w:firstLine="0"/>
-              <w:jc w:val="left"/>
-            </w:pPr>
-            <w:r/>
-            <w:r>
-              <w:rPr>
-                <w:rFonts w:ascii="Consolas" w:hAnsi="Consolas"/>
-                <w:sz w:val="17"/>
-              </w:rPr>
-              <w:t>comment_add.php:29</w:t>
-            </w:r>
-            <w:r>
-              <w:rPr>
-                <w:sz w:val="17"/>
-              </w:rPr>
-              <w:t xml:space="preserve">, </w:t>
-            </w:r>
-            <w:r>
-              <w:rPr>
-                <w:rFonts w:ascii="Consolas" w:hAnsi="Consolas"/>
-                <w:sz w:val="17"/>
-              </w:rPr>
-              <w:t>track_api.php:31</w:t>
-            </w:r>
-          </w:p>
-        </w:tc>
-      </w:tr>
-      <w:tr>
-        <w:tc>
-          <w:tcPr>
-            <w:tcW w:type="dxa" w:w="2607"/>
-          </w:tcPr>
-          <w:p>
-            <w:pPr>
-              <w:pStyle w:val="BTL-Text"/>
-              <w:spacing w:before="20" w:after="20"/>
-              <w:ind w:firstLine="0"/>
-              <w:jc w:val="left"/>
-            </w:pPr>
-            <w:r/>
-            <w:r>
-              <w:rPr>
-                <w:rFonts w:ascii="Consolas" w:hAnsi="Consolas"/>
-                <w:sz w:val="17"/>
-              </w:rPr>
-              <w:t>missing-user</w:t>
-            </w:r>
-            <w:r>
-              <w:rPr>
-                <w:sz w:val="17"/>
-              </w:rPr>
-              <w:t xml:space="preserve">, </w:t>
-            </w:r>
-            <w:r>
-              <w:rPr>
-                <w:rFonts w:ascii="Consolas" w:hAnsi="Consolas"/>
-                <w:sz w:val="17"/>
-              </w:rPr>
-              <w:t>missing-user-entrypoint</w:t>
-            </w:r>
-          </w:p>
-        </w:tc>
-        <w:tc>
-          <w:tcPr>
-            <w:tcW w:type="dxa" w:w="719"/>
-          </w:tcPr>
-          <w:p>
-            <w:pPr>
-              <w:pStyle w:val="BTL-Text"/>
-              <w:spacing w:before="20" w:after="20"/>
-              <w:ind w:firstLine="0"/>
-              <w:jc w:val="left"/>
-            </w:pPr>
-            <w:r/>
-            <w:r>
-              <w:rPr>
-                <w:sz w:val="17"/>
-              </w:rPr>
-              <w:t>2</w:t>
-            </w:r>
-          </w:p>
-        </w:tc>
-        <w:tc>
-          <w:tcPr>
-            <w:tcW w:type="dxa" w:w="2861"/>
-          </w:tcPr>
-          <w:p>
-            <w:pPr>
-              <w:pStyle w:val="BTL-Text"/>
-              <w:spacing w:before="20" w:after="20"/>
-              <w:ind w:firstLine="0"/>
-              <w:jc w:val="left"/>
-            </w:pPr>
-            <w:r/>
-            <w:r>
-              <w:rPr>
-                <w:sz w:val="17"/>
-              </w:rPr>
-              <w:t>CWE-250 và CWE-269, container chạy quyền root</w:t>
-            </w:r>
-          </w:p>
-        </w:tc>
-        <w:tc>
-          <w:tcPr>
-            <w:tcW w:type="dxa" w:w="2543"/>
-          </w:tcPr>
-          <w:p>
-            <w:pPr>
-              <w:pStyle w:val="BTL-Text"/>
-              <w:spacing w:before="20" w:after="20"/>
-              <w:ind w:firstLine="0"/>
-              <w:jc w:val="left"/>
-            </w:pPr>
-            <w:r/>
-            <w:r>
-              <w:rPr>
-                <w:rFonts w:ascii="Consolas" w:hAnsi="Consolas"/>
-                <w:sz w:val="17"/>
-              </w:rPr>
-              <w:t>db/Dockerfile:15</w:t>
-            </w:r>
-            <w:r>
-              <w:rPr>
-                <w:sz w:val="17"/>
-              </w:rPr>
-              <w:t xml:space="preserve">, </w:t>
-            </w:r>
-            <w:r>
-              <w:rPr>
-                <w:rFonts w:ascii="Consolas" w:hAnsi="Consolas"/>
-                <w:sz w:val="17"/>
-              </w:rPr>
-              <w:t>:16</w:t>
-            </w:r>
-          </w:p>
-        </w:tc>
-      </w:tr>
-      <w:tr>
-        <w:tc>
-          <w:tcPr>
-            <w:tcW w:type="dxa" w:w="2607"/>
-          </w:tcPr>
-          <w:p>
-            <w:pPr>
-              <w:pStyle w:val="BTL-Text"/>
-              <w:spacing w:before="20" w:after="20"/>
-              <w:ind w:firstLine="0"/>
-              <w:jc w:val="left"/>
-            </w:pPr>
-            <w:r/>
-            <w:r>
-              <w:rPr>
-                <w:rFonts w:ascii="Consolas" w:hAnsi="Consolas"/>
-                <w:sz w:val="17"/>
-              </w:rPr>
-              <w:t>php-hardcoded-db-password-fallback</w:t>
-            </w:r>
-          </w:p>
-        </w:tc>
-        <w:tc>
-          <w:tcPr>
-            <w:tcW w:type="dxa" w:w="719"/>
-          </w:tcPr>
-          <w:p>
-            <w:pPr>
-              <w:pStyle w:val="BTL-Text"/>
-              <w:spacing w:before="20" w:after="20"/>
-              <w:ind w:firstLine="0"/>
-              <w:jc w:val="left"/>
-            </w:pPr>
-            <w:r/>
-            <w:r>
-              <w:rPr>
-                <w:sz w:val="17"/>
-              </w:rPr>
-              <w:t>1</w:t>
-            </w:r>
-          </w:p>
-        </w:tc>
-        <w:tc>
-          <w:tcPr>
-            <w:tcW w:type="dxa" w:w="2861"/>
-          </w:tcPr>
-          <w:p>
-            <w:pPr>
-              <w:pStyle w:val="BTL-Text"/>
-              <w:spacing w:before="20" w:after="20"/>
-              <w:ind w:firstLine="0"/>
-              <w:jc w:val="left"/>
-            </w:pPr>
-            <w:r/>
-            <w:r>
-              <w:rPr>
-                <w:sz w:val="17"/>
-              </w:rPr>
-              <w:t>CWE-798, bí mật gán cứng</w:t>
-            </w:r>
-          </w:p>
-        </w:tc>
-        <w:tc>
-          <w:tcPr>
-            <w:tcW w:type="dxa" w:w="2543"/>
-          </w:tcPr>
-          <w:p>
-            <w:pPr>
-              <w:pStyle w:val="BTL-Text"/>
-              <w:spacing w:before="20" w:after="20"/>
-              <w:ind w:firstLine="0"/>
-              <w:jc w:val="left"/>
-            </w:pPr>
-            <w:r/>
-            <w:r>
-              <w:rPr>
-                <w:rFonts w:ascii="Consolas" w:hAnsi="Consolas"/>
-                <w:sz w:val="17"/>
-              </w:rPr>
-              <w:t>lib/db.php:17</w:t>
-            </w:r>
-          </w:p>
-        </w:tc>
-      </w:tr>
-      <w:tr>
-        <w:tc>
-          <w:tcPr>
-            <w:tcW w:type="dxa" w:w="2607"/>
-          </w:tcPr>
-          <w:p>
-            <w:pPr>
-              <w:pStyle w:val="BTL-Text"/>
-              <w:spacing w:before="20" w:after="20"/>
-              <w:ind w:firstLine="0"/>
-              <w:jc w:val="left"/>
-            </w:pPr>
-            <w:r/>
-            <w:r>
-              <w:rPr>
-                <w:rFonts w:ascii="Consolas" w:hAnsi="Consolas"/>
-                <w:sz w:val="17"/>
-              </w:rPr>
-              <w:t>compose-hardcoded-mysql-root-password</w:t>
-            </w:r>
-          </w:p>
-        </w:tc>
-        <w:tc>
-          <w:tcPr>
-            <w:tcW w:type="dxa" w:w="719"/>
-          </w:tcPr>
-          <w:p>
-            <w:pPr>
-              <w:pStyle w:val="BTL-Text"/>
-              <w:spacing w:before="20" w:after="20"/>
-              <w:ind w:firstLine="0"/>
-              <w:jc w:val="left"/>
-            </w:pPr>
-            <w:r/>
-            <w:r>
-              <w:rPr>
-                <w:sz w:val="17"/>
-              </w:rPr>
-              <w:t>1</w:t>
-            </w:r>
-          </w:p>
-        </w:tc>
-        <w:tc>
-          <w:tcPr>
-            <w:tcW w:type="dxa" w:w="2861"/>
-          </w:tcPr>
-          <w:p>
-            <w:pPr>
-              <w:pStyle w:val="BTL-Text"/>
-              <w:spacing w:before="20" w:after="20"/>
-              <w:ind w:firstLine="0"/>
-              <w:jc w:val="left"/>
-            </w:pPr>
-            <w:r/>
-            <w:r>
-              <w:rPr>
-                <w:sz w:val="17"/>
-              </w:rPr>
-              <w:t>CWE-798, bí mật gán cứng</w:t>
-            </w:r>
-          </w:p>
-        </w:tc>
-        <w:tc>
-          <w:tcPr>
-            <w:tcW w:type="dxa" w:w="2543"/>
-          </w:tcPr>
-          <w:p>
-            <w:pPr>
-              <w:pStyle w:val="BTL-Text"/>
-              <w:spacing w:before="20" w:after="20"/>
-              <w:ind w:firstLine="0"/>
-              <w:jc w:val="left"/>
-            </w:pPr>
-            <w:r/>
-            <w:r>
-              <w:rPr>
-                <w:rFonts w:ascii="Consolas" w:hAnsi="Consolas"/>
-                <w:sz w:val="17"/>
-              </w:rPr>
-              <w:t>docker-compose.yml:15</w:t>
-            </w:r>
-          </w:p>
-        </w:tc>
-      </w:tr>
-    </w:tbl>
-    <w:p>
-      <w:pPr>
-        <w:pStyle w:val="BTL-Text"/>
-      </w:pPr>
-      <w:r>
-        <w:t xml:space="preserve">Toàn bộ 19 phát hiện đều ở mức ERROR, và hai luật tự viết của nhóm đều kích hoạt đúng mục tiêu. Số dòng của phát hiện tại </w:t>
-      </w:r>
-      <w:r>
-        <w:rPr>
-          <w:rFonts w:ascii="Consolas" w:hAnsi="Consolas"/>
-          <w:sz w:val="20"/>
-        </w:rPr>
-        <w:t>lib/db.php:17</w:t>
-      </w:r>
-      <w:r>
-        <w:t xml:space="preserve"> tương ứng mốc </w:t>
-      </w:r>
-      <w:r>
-        <w:rPr>
-          <w:rFonts w:ascii="Consolas" w:hAnsi="Consolas"/>
-          <w:sz w:val="20"/>
-        </w:rPr>
-        <w:t>660e75c</w:t>
-      </w:r>
-      <w:r>
-        <w:t xml:space="preserve">. Ở hiện trạng </w:t>
-      </w:r>
-      <w:r>
-        <w:rPr>
-          <w:rFonts w:ascii="Consolas" w:hAnsi="Consolas"/>
-          <w:sz w:val="20"/>
-        </w:rPr>
-        <w:t>eb3f6c7</w:t>
-      </w:r>
-      <w:r>
-        <w:t xml:space="preserve">, dòng này đã dịch xuống dòng 19 do tệp </w:t>
-      </w:r>
-      <w:r>
-        <w:rPr>
-          <w:rFonts w:ascii="Consolas" w:hAnsi="Consolas"/>
-          <w:sz w:val="20"/>
-        </w:rPr>
-        <w:t>lib/logger.php</w:t>
-      </w:r>
-      <w:r>
-        <w:t xml:space="preserve"> được thêm vào và </w:t>
-      </w:r>
-      <w:r>
-        <w:rPr>
-          <w:rFonts w:ascii="Consolas" w:hAnsi="Consolas"/>
-          <w:sz w:val="20"/>
-        </w:rPr>
-        <w:t>db.php</w:t>
-      </w:r>
-      <w:r>
-        <w:t xml:space="preserve"> phải nạp tệp đó.</w:t>
+        <w:t xml:space="preserve">Tổng 64 phát hiện trên nhánh </w:t>
+      </w:r>
+      <w:r>
+        <w:rPr>
+          <w:rFonts w:ascii="Consolas" w:hAnsi="Consolas"/>
+          <w:sz w:val="20"/>
+        </w:rPr>
+        <w:t>main</w:t>
+      </w:r>
+      <w:r>
+        <w:t xml:space="preserve">, toàn bộ ở mức ERROR, và các luật tự viết của nhóm đều kích hoạt đúng mục tiêu. Trên nhánh </w:t>
+      </w:r>
+      <w:r>
+        <w:rPr>
+          <w:rFonts w:ascii="Consolas" w:hAnsi="Consolas"/>
+          <w:sz w:val="20"/>
+        </w:rPr>
+        <w:t>patched</w:t>
+      </w:r>
+      <w:r>
+        <w:t xml:space="preserve">, tổng còn 46 phát hiện, trong đó </w:t>
+      </w:r>
+      <w:r>
+        <w:rPr>
+          <w:rFonts w:ascii="Consolas" w:hAnsi="Consolas"/>
+          <w:sz w:val="20"/>
+        </w:rPr>
+        <w:t>policy-p4-sql-injection</w:t>
+      </w:r>
+      <w:r>
+        <w:t xml:space="preserve"> giảm còn 8 và </w:t>
+      </w:r>
+      <w:r>
+        <w:rPr>
+          <w:rFonts w:ascii="Consolas" w:hAnsi="Consolas"/>
+          <w:sz w:val="20"/>
+        </w:rPr>
+        <w:t>tainted-sql-string</w:t>
+      </w:r>
+      <w:r>
+        <w:t xml:space="preserve"> còn 14. Phần phát hiện còn lại thuộc đợt vá thứ hai, có chủ sở hữu và lý do hoãn ghi trong </w:t>
+      </w:r>
+      <w:r>
+        <w:rPr>
+          <w:rFonts w:ascii="Consolas" w:hAnsi="Consolas"/>
+          <w:sz w:val="20"/>
+        </w:rPr>
+        <w:t>patches/README.md</w:t>
+      </w:r>
+      <w:r>
+        <w:t>.</w:t>
       </w:r>
     </w:p>
     <w:p>
@@ -11963,7 +12134,7 @@
         <w:t>Mô tả vấn đề.</w:t>
       </w:r>
       <w:r>
-        <w:t xml:space="preserve"> Toàn bộ truy vấn của ứng dụng được xây dựng bằng cách nối chuỗi dữ liệu người dùng vào câu lệnh SQL, không dùng truy vấn tham số hóa. Semgrep xác định 11 vị trí như vậy. Tuyến tra cứu cảng biển là một ví dụ:</w:t>
+        <w:t xml:space="preserve"> Toàn bộ truy vấn của ứng dụng được xây dựng bằng cách nối chuỗi dữ liệu người dùng vào câu lệnh SQL, không dùng truy vấn tham số hóa. Semgrep xác định 12 vị trí như vậy theo luật của nhóm. Tuyến tra cứu cảng biển là một ví dụ:</w:t>
       </w:r>
     </w:p>
     <w:tbl>
@@ -13343,7 +13514,7 @@
         <w:t>Giới hạn.</w:t>
       </w:r>
       <w:r>
-        <w:t xml:space="preserve"> Như đã trình bày ở Chương 3, SonarQube Community không phát hiện được nhóm lỗi này. Nếu dây chuyền chỉ có SonarQube thì 11 vị trí nêu trên đã lọt hoàn toàn. Đây là căn cứ để nhóm chạy song song hai công cụ phân tích tĩnh có cơ chế khác nhau.</w:t>
+        <w:t xml:space="preserve"> Như đã trình bày ở Chương 3, SonarQube Community không phát hiện được nhóm lỗi này. Nếu dây chuyền chỉ có SonarQube thì 12 vị trí nêu trên đã lọt hoàn toàn. Đây là căn cứ để nhóm chạy song song hai công cụ phân tích tĩnh có cơ chế khác nhau.</w:t>
       </w:r>
     </w:p>
     <w:p>
@@ -13950,17 +14121,27 @@
         <w:t>ci/semgrep-local-rules.yml:2-14</w:t>
       </w:r>
       <w:r>
-        <w:t xml:space="preserve">, nội dung đã trình bày ở Chương 3. Kết quả quét tại mốc </w:t>
-      </w:r>
-      <w:r>
-        <w:rPr>
-          <w:rFonts w:ascii="Consolas" w:hAnsi="Consolas"/>
-          <w:sz w:val="20"/>
-        </w:rPr>
-        <w:t>660e75c</w:t>
-      </w:r>
-      <w:r>
-        <w:t xml:space="preserve"> xác nhận luật kích hoạt đúng mục tiêu:</w:t>
+        <w:t xml:space="preserve">, nội dung đã trình bày ở Chương 3. Kết quả quét trên nhánh </w:t>
+      </w:r>
+      <w:r>
+        <w:rPr>
+          <w:rFonts w:ascii="Consolas" w:hAnsi="Consolas"/>
+          <w:sz w:val="20"/>
+        </w:rPr>
+        <w:t>main</w:t>
+      </w:r>
+      <w:r>
+        <w:t xml:space="preserve">, lần chạy </w:t>
+      </w:r>
+      <w:r>
+        <w:rPr>
+          <w:rFonts w:ascii="Consolas" w:hAnsi="Consolas"/>
+          <w:sz w:val="20"/>
+        </w:rPr>
+        <w:t>40748974196</w:t>
+      </w:r>
+      <w:r>
+        <w:t>, xác nhận luật kích hoạt đúng mục tiêu:</w:t>
       </w:r>
     </w:p>
     <w:tbl>
@@ -18057,7 +18238,7 @@
       <w:tr>
         <w:tc>
           <w:tcPr>
-            <w:tcW w:type="dxa" w:w="2298"/>
+            <w:tcW w:type="dxa" w:w="1951"/>
           </w:tcPr>
           <w:p>
             <w:pPr>
@@ -18078,7 +18259,7 @@
         </w:tc>
         <w:tc>
           <w:tcPr>
-            <w:tcW w:type="dxa" w:w="1551"/>
+            <w:tcW w:type="dxa" w:w="2634"/>
           </w:tcPr>
           <w:p>
             <w:pPr>
@@ -18099,7 +18280,7 @@
         </w:tc>
         <w:tc>
           <w:tcPr>
-            <w:tcW w:type="dxa" w:w="4882"/>
+            <w:tcW w:type="dxa" w:w="4146"/>
           </w:tcPr>
           <w:p>
             <w:pPr>
@@ -18122,7 +18303,7 @@
       <w:tr>
         <w:tc>
           <w:tcPr>
-            <w:tcW w:type="dxa" w:w="2298"/>
+            <w:tcW w:type="dxa" w:w="1951"/>
           </w:tcPr>
           <w:p>
             <w:pPr>
@@ -18142,7 +18323,7 @@
         </w:tc>
         <w:tc>
           <w:tcPr>
-            <w:tcW w:type="dxa" w:w="1551"/>
+            <w:tcW w:type="dxa" w:w="2634"/>
           </w:tcPr>
           <w:p>
             <w:pPr>
@@ -18176,7 +18357,7 @@
         </w:tc>
         <w:tc>
           <w:tcPr>
-            <w:tcW w:type="dxa" w:w="4882"/>
+            <w:tcW w:type="dxa" w:w="4146"/>
           </w:tcPr>
           <w:p>
             <w:pPr>
@@ -18198,48 +18379,67 @@
       <w:tr>
         <w:tc>
           <w:tcPr>
-            <w:tcW w:type="dxa" w:w="2298"/>
-          </w:tcPr>
-          <w:p>
-            <w:pPr>
-              <w:pStyle w:val="BTL-Text"/>
-              <w:spacing w:before="20" w:after="20"/>
-              <w:ind w:firstLine="0"/>
-              <w:jc w:val="left"/>
-            </w:pPr>
-            <w:r/>
-            <w:r>
-              <w:rPr>
-                <w:sz w:val="17"/>
-              </w:rPr>
-              <w:t>Cổng chất lượng không chặn</w:t>
-            </w:r>
-          </w:p>
-        </w:tc>
-        <w:tc>
-          <w:tcPr>
-            <w:tcW w:type="dxa" w:w="1551"/>
-          </w:tcPr>
-          <w:p>
-            <w:pPr>
-              <w:pStyle w:val="BTL-Text"/>
-              <w:spacing w:before="20" w:after="20"/>
-              <w:ind w:firstLine="0"/>
-              <w:jc w:val="left"/>
-            </w:pPr>
-            <w:r/>
-            <w:r>
-              <w:rPr>
-                <w:rFonts w:ascii="Consolas" w:hAnsi="Consolas"/>
-                <w:sz w:val="17"/>
-              </w:rPr>
-              <w:t>devsecops-pipeline.yml:55</w:t>
-            </w:r>
-          </w:p>
-        </w:tc>
-        <w:tc>
-          <w:tcPr>
-            <w:tcW w:type="dxa" w:w="4882"/>
+            <w:tcW w:type="dxa" w:w="1951"/>
+          </w:tcPr>
+          <w:p>
+            <w:pPr>
+              <w:pStyle w:val="BTL-Text"/>
+              <w:spacing w:before="20" w:after="20"/>
+              <w:ind w:firstLine="0"/>
+              <w:jc w:val="left"/>
+            </w:pPr>
+            <w:r/>
+            <w:r>
+              <w:rPr>
+                <w:sz w:val="17"/>
+              </w:rPr>
+              <w:t>Cổng chất lượng chỉ báo cáo ở bản đầu</w:t>
+            </w:r>
+          </w:p>
+        </w:tc>
+        <w:tc>
+          <w:tcPr>
+            <w:tcW w:type="dxa" w:w="2634"/>
+          </w:tcPr>
+          <w:p>
+            <w:pPr>
+              <w:pStyle w:val="BTL-Text"/>
+              <w:spacing w:before="20" w:after="20"/>
+              <w:ind w:firstLine="0"/>
+              <w:jc w:val="left"/>
+            </w:pPr>
+            <w:r/>
+            <w:r>
+              <w:rPr>
+                <w:sz w:val="17"/>
+              </w:rPr>
+              <w:t xml:space="preserve">biểu thức </w:t>
+            </w:r>
+            <w:r>
+              <w:rPr>
+                <w:rFonts w:ascii="Consolas" w:hAnsi="Consolas"/>
+                <w:sz w:val="17"/>
+              </w:rPr>
+              <w:t>enforce_quality_gate</w:t>
+            </w:r>
+            <w:r>
+              <w:rPr>
+                <w:sz w:val="17"/>
+              </w:rPr>
+              <w:t xml:space="preserve"> mặc định về </w:t>
+            </w:r>
+            <w:r>
+              <w:rPr>
+                <w:rFonts w:ascii="Consolas" w:hAnsi="Consolas"/>
+                <w:sz w:val="17"/>
+              </w:rPr>
+              <w:t>'false'</w:t>
+            </w:r>
+          </w:p>
+        </w:tc>
+        <w:tc>
+          <w:tcPr>
+            <w:tcW w:type="dxa" w:w="4146"/>
           </w:tcPr>
           <w:p>
             <w:pPr>
@@ -18261,7 +18461,7 @@
       <w:tr>
         <w:tc>
           <w:tcPr>
-            <w:tcW w:type="dxa" w:w="2298"/>
+            <w:tcW w:type="dxa" w:w="1951"/>
           </w:tcPr>
           <w:p>
             <w:pPr>
@@ -18281,7 +18481,7 @@
         </w:tc>
         <w:tc>
           <w:tcPr>
-            <w:tcW w:type="dxa" w:w="1551"/>
+            <w:tcW w:type="dxa" w:w="2634"/>
           </w:tcPr>
           <w:p>
             <w:pPr>
@@ -18301,7 +18501,7 @@
         </w:tc>
         <w:tc>
           <w:tcPr>
-            <w:tcW w:type="dxa" w:w="4882"/>
+            <w:tcW w:type="dxa" w:w="4146"/>
           </w:tcPr>
           <w:p>
             <w:pPr>
@@ -18323,7 +18523,7 @@
       <w:tr>
         <w:tc>
           <w:tcPr>
-            <w:tcW w:type="dxa" w:w="2298"/>
+            <w:tcW w:type="dxa" w:w="1951"/>
           </w:tcPr>
           <w:p>
             <w:pPr>
@@ -18343,7 +18543,7 @@
         </w:tc>
         <w:tc>
           <w:tcPr>
-            <w:tcW w:type="dxa" w:w="1551"/>
+            <w:tcW w:type="dxa" w:w="2634"/>
           </w:tcPr>
           <w:p>
             <w:pPr>
@@ -18364,7 +18564,7 @@
         </w:tc>
         <w:tc>
           <w:tcPr>
-            <w:tcW w:type="dxa" w:w="4882"/>
+            <w:tcW w:type="dxa" w:w="4146"/>
           </w:tcPr>
           <w:p>
             <w:pPr>
@@ -18399,7 +18599,7 @@
       <w:tr>
         <w:tc>
           <w:tcPr>
-            <w:tcW w:type="dxa" w:w="2298"/>
+            <w:tcW w:type="dxa" w:w="1951"/>
           </w:tcPr>
           <w:p>
             <w:pPr>
@@ -18419,7 +18619,7 @@
         </w:tc>
         <w:tc>
           <w:tcPr>
-            <w:tcW w:type="dxa" w:w="1551"/>
+            <w:tcW w:type="dxa" w:w="2634"/>
           </w:tcPr>
           <w:p>
             <w:pPr>
@@ -18453,7 +18653,7 @@
         </w:tc>
         <w:tc>
           <w:tcPr>
-            <w:tcW w:type="dxa" w:w="4882"/>
+            <w:tcW w:type="dxa" w:w="4146"/>
           </w:tcPr>
           <w:p>
             <w:pPr>
@@ -18475,7 +18675,7 @@
       <w:tr>
         <w:tc>
           <w:tcPr>
-            <w:tcW w:type="dxa" w:w="2298"/>
+            <w:tcW w:type="dxa" w:w="1951"/>
           </w:tcPr>
           <w:p>
             <w:pPr>
@@ -18495,7 +18695,7 @@
         </w:tc>
         <w:tc>
           <w:tcPr>
-            <w:tcW w:type="dxa" w:w="1551"/>
+            <w:tcW w:type="dxa" w:w="2634"/>
           </w:tcPr>
           <w:p>
             <w:pPr>
@@ -18516,7 +18716,7 @@
         </w:tc>
         <w:tc>
           <w:tcPr>
-            <w:tcW w:type="dxa" w:w="4882"/>
+            <w:tcW w:type="dxa" w:w="4146"/>
           </w:tcPr>
           <w:p>
             <w:pPr>
@@ -18538,7 +18738,7 @@
       <w:tr>
         <w:tc>
           <w:tcPr>
-            <w:tcW w:type="dxa" w:w="2298"/>
+            <w:tcW w:type="dxa" w:w="1951"/>
           </w:tcPr>
           <w:p>
             <w:pPr>
@@ -18558,7 +18758,7 @@
         </w:tc>
         <w:tc>
           <w:tcPr>
-            <w:tcW w:type="dxa" w:w="1551"/>
+            <w:tcW w:type="dxa" w:w="2634"/>
           </w:tcPr>
           <w:p>
             <w:pPr>
@@ -18579,7 +18779,7 @@
         </w:tc>
         <w:tc>
           <w:tcPr>
-            <w:tcW w:type="dxa" w:w="4882"/>
+            <w:tcW w:type="dxa" w:w="4146"/>
           </w:tcPr>
           <w:p>
             <w:pPr>
@@ -18601,7 +18801,7 @@
       <w:tr>
         <w:tc>
           <w:tcPr>
-            <w:tcW w:type="dxa" w:w="2298"/>
+            <w:tcW w:type="dxa" w:w="1951"/>
           </w:tcPr>
           <w:p>
             <w:pPr>
@@ -18621,7 +18821,7 @@
         </w:tc>
         <w:tc>
           <w:tcPr>
-            <w:tcW w:type="dxa" w:w="1551"/>
+            <w:tcW w:type="dxa" w:w="2634"/>
           </w:tcPr>
           <w:p>
             <w:pPr>
@@ -18642,7 +18842,7 @@
         </w:tc>
         <w:tc>
           <w:tcPr>
-            <w:tcW w:type="dxa" w:w="4882"/>
+            <w:tcW w:type="dxa" w:w="4146"/>
           </w:tcPr>
           <w:p>
             <w:pPr>
@@ -18664,7 +18864,7 @@
       <w:tr>
         <w:tc>
           <w:tcPr>
-            <w:tcW w:type="dxa" w:w="2298"/>
+            <w:tcW w:type="dxa" w:w="1951"/>
           </w:tcPr>
           <w:p>
             <w:pPr>
@@ -18684,7 +18884,7 @@
         </w:tc>
         <w:tc>
           <w:tcPr>
-            <w:tcW w:type="dxa" w:w="1551"/>
+            <w:tcW w:type="dxa" w:w="2634"/>
           </w:tcPr>
           <w:p>
             <w:pPr>
@@ -18704,7 +18904,7 @@
         </w:tc>
         <w:tc>
           <w:tcPr>
-            <w:tcW w:type="dxa" w:w="4882"/>
+            <w:tcW w:type="dxa" w:w="4146"/>
           </w:tcPr>
           <w:p>
             <w:pPr>
@@ -18769,7 +18969,7 @@
         <w:pStyle w:val="BTL-Text"/>
       </w:pPr>
       <w:r>
-        <w:t>Hai kết quả mà nhóm đánh giá là có giá trị nhất đều mang tính phủ định, và đều đến từ việc kiểm chứng chính công trình của mình.</w:t>
+        <w:t>Hai kết quả mà nhóm đánh giá là có giá trị nhất đều đến từ việc kiểm chứng chính công trình của mình, thay vì chỉ mô tả nó.</w:t>
       </w:r>
     </w:p>
     <w:p>
@@ -18777,7 +18977,47 @@
         <w:pStyle w:val="BTL-Text"/>
       </w:pPr>
       <w:r>
-        <w:t>Kết quả thứ nhất cho thấy dây chuyền của nhóm chưa dừng khi gặp lỗi. Chương 3 chỉ ra một dòng cấu hình khiến toàn bộ chặng phân tích tĩnh hoạt động ở chế độ chỉ báo cáo, có ba ảnh chụp màn hình làm chứng. Nguyên tắc cốt lõi của DevSecOps chưa được thực hiện, dù hình thức bên ngoài của dây chuyền đã đầy đủ.</w:t>
+        <w:t xml:space="preserve">Kết quả thứ nhất đến từ việc kiểm chứng xem dây chuyền có thực sự dừng khi gặp lỗi không. Bản đầu tiên để một dòng cấu hình ghi đè biến </w:t>
+      </w:r>
+      <w:r>
+        <w:rPr>
+          <w:rFonts w:ascii="Consolas" w:hAnsi="Consolas"/>
+          <w:sz w:val="20"/>
+        </w:rPr>
+        <w:t>ENFORCE_QUALITY_GATE</w:t>
+      </w:r>
+      <w:r>
+        <w:t xml:space="preserve"> thành </w:t>
+      </w:r>
+      <w:r>
+        <w:rPr>
+          <w:rFonts w:ascii="Consolas" w:hAnsi="Consolas"/>
+          <w:sz w:val="20"/>
+        </w:rPr>
+        <w:t>'false'</w:t>
+      </w:r>
+      <w:r>
+        <w:t xml:space="preserve">, khiến cổng chất lượng chỉ báo cáo mà không chặn. Nhóm đã sửa bằng cách không ghi đè biến đó, và xác nhận trên hai lần chạy </w:t>
+      </w:r>
+      <w:r>
+        <w:rPr>
+          <w:rFonts w:ascii="Consolas" w:hAnsi="Consolas"/>
+          <w:sz w:val="20"/>
+        </w:rPr>
+        <w:t>40748974196</w:t>
+      </w:r>
+      <w:r>
+        <w:t xml:space="preserve"> và </w:t>
+      </w:r>
+      <w:r>
+        <w:rPr>
+          <w:rFonts w:ascii="Consolas" w:hAnsi="Consolas"/>
+          <w:sz w:val="20"/>
+        </w:rPr>
+        <w:t>40748974200</w:t>
+      </w:r>
+      <w:r>
+        <w:t>: cả hai đều dừng ngay tại cổng chất lượng khi cổng ở trạng thái ERROR. Đây là bài học quy trình có giá trị hơn một dây chuyền chạy trơn mà không ai kiểm lại.</w:t>
       </w:r>
     </w:p>
     <w:p>
@@ -18795,7 +19035,7 @@
         <w:t>security_rating</w:t>
       </w:r>
       <w:r>
-        <w:t xml:space="preserve"> ở mức A và không có lỗ hổng nào, trên một kho mã có 11 vị trí tiêm mã SQL mà Semgrep tìm ra. Chương 5 tổng hợp chín khiếm khuyết thật mà công cụ hoàn toàn im lặng.</w:t>
+        <w:t xml:space="preserve"> ở mức A và không có lỗ hổng nào trên cả hai nhánh, trong khi cùng mã nguồn đó có 12 vị trí tiêm mã SQL mà Semgrep tìm ra. Chương 4 tổng hợp các khiếm khuyết thật mà công cụ phân tích tĩnh của riêng SonarQube hoàn toàn im lặng.</w:t>
       </w:r>
     </w:p>
     <w:p>
@@ -18827,7 +19067,17 @@
         <w:pStyle w:val="BTL-Bullet1"/>
       </w:pPr>
       <w:r>
-        <w:t>Bật chế độ chặn của cổng chất lượng theo đề xuất ở Chương 3, kèm kế hoạch xử lý 19 phát hiện hiện có. Đây là việc cần làm trước tiên vì nếu không có nó thì mọi cổng kiểm tra khác chỉ mang tính hình thức.</w:t>
+        <w:t xml:space="preserve">Nối kết quả Semgrep thành một điều kiện chặn của chặng 2. Hiện bước Semgrep để </w:t>
+      </w:r>
+      <w:r>
+        <w:rPr>
+          <w:rFonts w:ascii="Consolas" w:hAnsi="Consolas"/>
+          <w:sz w:val="20"/>
+        </w:rPr>
+        <w:t>continue-on-error</w:t>
+      </w:r>
+      <w:r>
+        <w:t xml:space="preserve"> nên mới ghi nhận phát hiện chứ chưa tự dừng chặng, trong khi cổng chặn của chặng 2 là cổng chất lượng SonarQube. Cùng với đó, xử lý các phát hiện độ tin cậy để cổng chất lượng đạt trạng thái sạch thay vì chỉ dừng ở lỗi độ tin cậy. Đây là việc cần làm trước tiên để mọi tín hiệu an toàn đều có khả năng chặn.</w:t>
       </w:r>
     </w:p>
     <w:p>
@@ -19415,7 +19665,7 @@
       <w:tr>
         <w:tc>
           <w:tcPr>
-            <w:tcW w:type="dxa" w:w="698"/>
+            <w:tcW w:type="dxa" w:w="695"/>
           </w:tcPr>
           <w:p>
             <w:pPr>
@@ -19436,7 +19686,7 @@
         </w:tc>
         <w:tc>
           <w:tcPr>
-            <w:tcW w:type="dxa" w:w="2661"/>
+            <w:tcW w:type="dxa" w:w="3748"/>
           </w:tcPr>
           <w:p>
             <w:pPr>
@@ -19457,7 +19707,7 @@
         </w:tc>
         <w:tc>
           <w:tcPr>
-            <w:tcW w:type="dxa" w:w="5371"/>
+            <w:tcW w:type="dxa" w:w="4288"/>
           </w:tcPr>
           <w:p>
             <w:pPr>
@@ -19480,7 +19730,7 @@
       <w:tr>
         <w:tc>
           <w:tcPr>
-            <w:tcW w:type="dxa" w:w="698"/>
+            <w:tcW w:type="dxa" w:w="695"/>
           </w:tcPr>
           <w:p>
             <w:pPr>
@@ -19500,42 +19750,55 @@
         </w:tc>
         <w:tc>
           <w:tcPr>
-            <w:tcW w:type="dxa" w:w="2661"/>
-          </w:tcPr>
-          <w:p>
-            <w:pPr>
-              <w:pStyle w:val="BTL-Text"/>
-              <w:spacing w:before="20" w:after="20"/>
-              <w:ind w:firstLine="0"/>
-              <w:jc w:val="left"/>
-            </w:pPr>
-            <w:r/>
-            <w:r>
-              <w:rPr>
-                <w:sz w:val="17"/>
-              </w:rPr>
-              <w:t>Dây chuyền DevSecOps bốn chặng</w:t>
-            </w:r>
-          </w:p>
-        </w:tc>
-        <w:tc>
-          <w:tcPr>
-            <w:tcW w:type="dxa" w:w="5371"/>
-          </w:tcPr>
-          <w:p>
-            <w:pPr>
-              <w:pStyle w:val="BTL-Text"/>
-              <w:spacing w:before="20" w:after="20"/>
-              <w:ind w:firstLine="0"/>
-              <w:jc w:val="left"/>
-            </w:pPr>
-            <w:r/>
-            <w:r>
-              <w:rPr>
-                <w:rFonts w:ascii="Consolas" w:hAnsi="Consolas"/>
-                <w:sz w:val="17"/>
-              </w:rPr>
-              <w:t>.github/workflows/devsecops-pipeline.yml</w:t>
+            <w:tcW w:type="dxa" w:w="3748"/>
+          </w:tcPr>
+          <w:p>
+            <w:pPr>
+              <w:pStyle w:val="BTL-Text"/>
+              <w:spacing w:before="20" w:after="20"/>
+              <w:ind w:firstLine="0"/>
+              <w:jc w:val="left"/>
+            </w:pPr>
+            <w:r/>
+            <w:r>
+              <w:rPr>
+                <w:sz w:val="17"/>
+              </w:rPr>
+              <w:t>Dây chuyền DevSecOps bốn chặng, có chặn</w:t>
+            </w:r>
+          </w:p>
+        </w:tc>
+        <w:tc>
+          <w:tcPr>
+            <w:tcW w:type="dxa" w:w="4288"/>
+          </w:tcPr>
+          <w:p>
+            <w:pPr>
+              <w:pStyle w:val="BTL-Text"/>
+              <w:spacing w:before="20" w:after="20"/>
+              <w:ind w:firstLine="0"/>
+              <w:jc w:val="left"/>
+            </w:pPr>
+            <w:r/>
+            <w:r>
+              <w:rPr>
+                <w:rFonts w:ascii="Consolas" w:hAnsi="Consolas"/>
+                <w:sz w:val="17"/>
+              </w:rPr>
+              <w:t>.github/workflows/devsecops-gate.yml</w:t>
+            </w:r>
+            <w:r>
+              <w:rPr>
+                <w:sz w:val="17"/>
+              </w:rPr>
+              <w:t xml:space="preserve">, </w:t>
+            </w:r>
+            <w:r>
+              <w:rPr>
+                <w:rFonts w:ascii="Consolas" w:hAnsi="Consolas"/>
+                <w:sz w:val="17"/>
+              </w:rPr>
+              <w:t>.github/workflows/security-baseline.yml</w:t>
             </w:r>
           </w:p>
         </w:tc>
@@ -19543,7 +19806,7 @@
       <w:tr>
         <w:tc>
           <w:tcPr>
-            <w:tcW w:type="dxa" w:w="698"/>
+            <w:tcW w:type="dxa" w:w="695"/>
           </w:tcPr>
           <w:p>
             <w:pPr>
@@ -19563,7 +19826,7 @@
         </w:tc>
         <w:tc>
           <w:tcPr>
-            <w:tcW w:type="dxa" w:w="2661"/>
+            <w:tcW w:type="dxa" w:w="3748"/>
           </w:tcPr>
           <w:p>
             <w:pPr>
@@ -19583,7 +19846,7 @@
         </w:tc>
         <w:tc>
           <w:tcPr>
-            <w:tcW w:type="dxa" w:w="5371"/>
+            <w:tcW w:type="dxa" w:w="4288"/>
           </w:tcPr>
           <w:p>
             <w:pPr>
@@ -19619,7 +19882,7 @@
       <w:tr>
         <w:tc>
           <w:tcPr>
-            <w:tcW w:type="dxa" w:w="698"/>
+            <w:tcW w:type="dxa" w:w="695"/>
           </w:tcPr>
           <w:p>
             <w:pPr>
@@ -19639,7 +19902,7 @@
         </w:tc>
         <w:tc>
           <w:tcPr>
-            <w:tcW w:type="dxa" w:w="2661"/>
+            <w:tcW w:type="dxa" w:w="3748"/>
           </w:tcPr>
           <w:p>
             <w:pPr>
@@ -19659,7 +19922,7 @@
         </w:tc>
         <w:tc>
           <w:tcPr>
-            <w:tcW w:type="dxa" w:w="5371"/>
+            <w:tcW w:type="dxa" w:w="4288"/>
           </w:tcPr>
           <w:p>
             <w:pPr>
@@ -19682,7 +19945,7 @@
       <w:tr>
         <w:tc>
           <w:tcPr>
-            <w:tcW w:type="dxa" w:w="698"/>
+            <w:tcW w:type="dxa" w:w="695"/>
           </w:tcPr>
           <w:p>
             <w:pPr>
@@ -19702,7 +19965,7 @@
         </w:tc>
         <w:tc>
           <w:tcPr>
-            <w:tcW w:type="dxa" w:w="2661"/>
+            <w:tcW w:type="dxa" w:w="3748"/>
           </w:tcPr>
           <w:p>
             <w:pPr>
@@ -19722,7 +19985,7 @@
         </w:tc>
         <w:tc>
           <w:tcPr>
-            <w:tcW w:type="dxa" w:w="5371"/>
+            <w:tcW w:type="dxa" w:w="4288"/>
           </w:tcPr>
           <w:p>
             <w:pPr>
@@ -19745,7 +20008,7 @@
       <w:tr>
         <w:tc>
           <w:tcPr>
-            <w:tcW w:type="dxa" w:w="698"/>
+            <w:tcW w:type="dxa" w:w="695"/>
           </w:tcPr>
           <w:p>
             <w:pPr>
@@ -19765,7 +20028,7 @@
         </w:tc>
         <w:tc>
           <w:tcPr>
-            <w:tcW w:type="dxa" w:w="2661"/>
+            <w:tcW w:type="dxa" w:w="3748"/>
           </w:tcPr>
           <w:p>
             <w:pPr>
@@ -19785,7 +20048,7 @@
         </w:tc>
         <w:tc>
           <w:tcPr>
-            <w:tcW w:type="dxa" w:w="5371"/>
+            <w:tcW w:type="dxa" w:w="4288"/>
           </w:tcPr>
           <w:p>
             <w:pPr>
@@ -19821,7 +20084,7 @@
       <w:tr>
         <w:tc>
           <w:tcPr>
-            <w:tcW w:type="dxa" w:w="698"/>
+            <w:tcW w:type="dxa" w:w="695"/>
           </w:tcPr>
           <w:p>
             <w:pPr>
@@ -19841,7 +20104,7 @@
         </w:tc>
         <w:tc>
           <w:tcPr>
-            <w:tcW w:type="dxa" w:w="2661"/>
+            <w:tcW w:type="dxa" w:w="3748"/>
           </w:tcPr>
           <w:p>
             <w:pPr>
@@ -19861,7 +20124,7 @@
         </w:tc>
         <w:tc>
           <w:tcPr>
-            <w:tcW w:type="dxa" w:w="5371"/>
+            <w:tcW w:type="dxa" w:w="4288"/>
           </w:tcPr>
           <w:p>
             <w:pPr>
@@ -19910,7 +20173,7 @@
       <w:tr>
         <w:tc>
           <w:tcPr>
-            <w:tcW w:type="dxa" w:w="698"/>
+            <w:tcW w:type="dxa" w:w="695"/>
           </w:tcPr>
           <w:p>
             <w:pPr>
@@ -19930,7 +20193,7 @@
         </w:tc>
         <w:tc>
           <w:tcPr>
-            <w:tcW w:type="dxa" w:w="2661"/>
+            <w:tcW w:type="dxa" w:w="3748"/>
           </w:tcPr>
           <w:p>
             <w:pPr>
@@ -19950,7 +20213,7 @@
         </w:tc>
         <w:tc>
           <w:tcPr>
-            <w:tcW w:type="dxa" w:w="5371"/>
+            <w:tcW w:type="dxa" w:w="4288"/>
           </w:tcPr>
           <w:p>
             <w:pPr>
@@ -19986,7 +20249,7 @@
       <w:tr>
         <w:tc>
           <w:tcPr>
-            <w:tcW w:type="dxa" w:w="698"/>
+            <w:tcW w:type="dxa" w:w="695"/>
           </w:tcPr>
           <w:p>
             <w:pPr>
@@ -20006,48 +20269,106 @@
         </w:tc>
         <w:tc>
           <w:tcPr>
-            <w:tcW w:type="dxa" w:w="2661"/>
-          </w:tcPr>
-          <w:p>
-            <w:pPr>
-              <w:pStyle w:val="BTL-Text"/>
-              <w:spacing w:before="20" w:after="20"/>
-              <w:ind w:firstLine="0"/>
-              <w:jc w:val="left"/>
-            </w:pPr>
-            <w:r/>
-            <w:r>
-              <w:rPr>
-                <w:sz w:val="17"/>
-              </w:rPr>
-              <w:t xml:space="preserve">Kết quả SonarQube và Semgrep của lần chạy </w:t>
-            </w:r>
-            <w:r>
-              <w:rPr>
-                <w:rFonts w:ascii="Consolas" w:hAnsi="Consolas"/>
-                <w:sz w:val="17"/>
-              </w:rPr>
-              <w:t>39756107853</w:t>
-            </w:r>
-          </w:p>
-        </w:tc>
-        <w:tc>
-          <w:tcPr>
-            <w:tcW w:type="dxa" w:w="5371"/>
-          </w:tcPr>
-          <w:p>
-            <w:pPr>
-              <w:pStyle w:val="BTL-Text"/>
-              <w:spacing w:before="20" w:after="20"/>
-              <w:ind w:firstLine="0"/>
-              <w:jc w:val="left"/>
-            </w:pPr>
-            <w:r/>
-            <w:r>
-              <w:rPr>
-                <w:sz w:val="17"/>
-              </w:rPr>
-              <w:t>Phần Artifacts của lần chạy trong kho mã</w:t>
+            <w:tcW w:type="dxa" w:w="3748"/>
+          </w:tcPr>
+          <w:p>
+            <w:pPr>
+              <w:pStyle w:val="BTL-Text"/>
+              <w:spacing w:before="20" w:after="20"/>
+              <w:ind w:firstLine="0"/>
+              <w:jc w:val="left"/>
+            </w:pPr>
+            <w:r/>
+            <w:r>
+              <w:rPr>
+                <w:sz w:val="17"/>
+              </w:rPr>
+              <w:t xml:space="preserve">Kết quả SonarQube và Semgrep của hai lần chạy </w:t>
+            </w:r>
+            <w:r>
+              <w:rPr>
+                <w:rFonts w:ascii="Consolas" w:hAnsi="Consolas"/>
+                <w:sz w:val="17"/>
+              </w:rPr>
+              <w:t>40748974196</w:t>
+            </w:r>
+            <w:r>
+              <w:rPr>
+                <w:sz w:val="17"/>
+              </w:rPr>
+              <w:t xml:space="preserve"> (</w:t>
+            </w:r>
+            <w:r>
+              <w:rPr>
+                <w:rFonts w:ascii="Consolas" w:hAnsi="Consolas"/>
+                <w:sz w:val="17"/>
+              </w:rPr>
+              <w:t>main</w:t>
+            </w:r>
+            <w:r>
+              <w:rPr>
+                <w:sz w:val="17"/>
+              </w:rPr>
+              <w:t xml:space="preserve">) và </w:t>
+            </w:r>
+            <w:r>
+              <w:rPr>
+                <w:rFonts w:ascii="Consolas" w:hAnsi="Consolas"/>
+                <w:sz w:val="17"/>
+              </w:rPr>
+              <w:t>40748974200</w:t>
+            </w:r>
+            <w:r>
+              <w:rPr>
+                <w:sz w:val="17"/>
+              </w:rPr>
+              <w:t xml:space="preserve"> (</w:t>
+            </w:r>
+            <w:r>
+              <w:rPr>
+                <w:rFonts w:ascii="Consolas" w:hAnsi="Consolas"/>
+                <w:sz w:val="17"/>
+              </w:rPr>
+              <w:t>patched</w:t>
+            </w:r>
+            <w:r>
+              <w:rPr>
+                <w:sz w:val="17"/>
+              </w:rPr>
+              <w:t>)</w:t>
+            </w:r>
+          </w:p>
+        </w:tc>
+        <w:tc>
+          <w:tcPr>
+            <w:tcW w:type="dxa" w:w="4288"/>
+          </w:tcPr>
+          <w:p>
+            <w:pPr>
+              <w:pStyle w:val="BTL-Text"/>
+              <w:spacing w:before="20" w:after="20"/>
+              <w:ind w:firstLine="0"/>
+              <w:jc w:val="left"/>
+            </w:pPr>
+            <w:r/>
+            <w:r>
+              <w:rPr>
+                <w:sz w:val="17"/>
+              </w:rPr>
+              <w:t xml:space="preserve">Artifact </w:t>
+            </w:r>
+            <w:r>
+              <w:rPr>
+                <w:rFonts w:ascii="Consolas" w:hAnsi="Consolas"/>
+                <w:sz w:val="17"/>
+              </w:rPr>
+              <w:t>evidence-security-as-code</w:t>
+            </w:r>
+            <w:r>
+              <w:rPr>
+                <w:sz w:val="17"/>
+              </w:rPr>
+              <w:t xml:space="preserve"> của mỗi lần chạy</w:t>
             </w:r>
           </w:p>
         </w:tc>
@@ -20055,7 +20376,7 @@
       <w:tr>
         <w:tc>
           <w:tcPr>
-            <w:tcW w:type="dxa" w:w="698"/>
+            <w:tcW w:type="dxa" w:w="695"/>
           </w:tcPr>
           <w:p>
             <w:pPr>
@@ -20075,42 +20396,41 @@
         </w:tc>
         <w:tc>
           <w:tcPr>
-            <w:tcW w:type="dxa" w:w="2661"/>
-          </w:tcPr>
-          <w:p>
-            <w:pPr>
-              <w:pStyle w:val="BTL-Text"/>
-              <w:spacing w:before="20" w:after="20"/>
-              <w:ind w:firstLine="0"/>
-              <w:jc w:val="left"/>
-            </w:pPr>
-            <w:r/>
-            <w:r>
-              <w:rPr>
-                <w:sz w:val="17"/>
-              </w:rPr>
-              <w:t>Ảnh chụp màn hình dây chuyền</w:t>
-            </w:r>
-          </w:p>
-        </w:tc>
-        <w:tc>
-          <w:tcPr>
-            <w:tcW w:type="dxa" w:w="5371"/>
-          </w:tcPr>
-          <w:p>
-            <w:pPr>
-              <w:pStyle w:val="BTL-Text"/>
-              <w:spacing w:before="20" w:after="20"/>
-              <w:ind w:firstLine="0"/>
-              <w:jc w:val="left"/>
-            </w:pPr>
-            <w:r/>
-            <w:r>
-              <w:rPr>
-                <w:rFonts w:ascii="Consolas" w:hAnsi="Consolas"/>
-                <w:sz w:val="17"/>
-              </w:rPr>
-              <w:t>docs/images</w:t>
+            <w:tcW w:type="dxa" w:w="3748"/>
+          </w:tcPr>
+          <w:p>
+            <w:pPr>
+              <w:pStyle w:val="BTL-Text"/>
+              <w:spacing w:before="20" w:after="20"/>
+              <w:ind w:firstLine="0"/>
+              <w:jc w:val="left"/>
+            </w:pPr>
+            <w:r/>
+            <w:r>
+              <w:rPr>
+                <w:sz w:val="17"/>
+              </w:rPr>
+              <w:t>Trạng thái và nhật ký hai lần chạy</w:t>
+            </w:r>
+          </w:p>
+        </w:tc>
+        <w:tc>
+          <w:tcPr>
+            <w:tcW w:type="dxa" w:w="4288"/>
+          </w:tcPr>
+          <w:p>
+            <w:pPr>
+              <w:pStyle w:val="BTL-Text"/>
+              <w:spacing w:before="20" w:after="20"/>
+              <w:ind w:firstLine="0"/>
+              <w:jc w:val="left"/>
+            </w:pPr>
+            <w:r/>
+            <w:r>
+              <w:rPr>
+                <w:sz w:val="17"/>
+              </w:rPr>
+              <w:t>Trang GitHub Actions của kho mã</w:t>
             </w:r>
           </w:p>
         </w:tc>
@@ -20121,37 +20441,77 @@
         <w:pStyle w:val="BTL-Text"/>
       </w:pPr>
       <w:r>
-        <w:t xml:space="preserve">Để tái lập kết quả quét, mở trang lần chạy </w:t>
-      </w:r>
-      <w:r>
-        <w:rPr>
-          <w:rFonts w:ascii="Consolas" w:hAnsi="Consolas"/>
-          <w:sz w:val="20"/>
-        </w:rPr>
-        <w:t>39756107853</w:t>
-      </w:r>
-      <w:r>
-        <w:t xml:space="preserve"> trong kho mã, tải hai tệp nén ở mục Artifacts, giải nén rồi mở tệp </w:t>
-      </w:r>
-      <w:r>
-        <w:rPr>
-          <w:rFonts w:ascii="Consolas" w:hAnsi="Consolas"/>
-          <w:sz w:val="20"/>
-        </w:rPr>
-        <w:t>report.html</w:t>
-      </w:r>
-      <w:r>
-        <w:t xml:space="preserve"> trong mỗi tệp nén. Tệp </w:t>
-      </w:r>
-      <w:r>
-        <w:rPr>
-          <w:rFonts w:ascii="Consolas" w:hAnsi="Consolas"/>
-          <w:sz w:val="20"/>
-        </w:rPr>
-        <w:t>summary.md</w:t>
-      </w:r>
-      <w:r>
-        <w:t xml:space="preserve"> chứa cùng nội dung ở dạng văn bản. Mọi số liệu về chỉ số SonarQube và phân bố phát hiện Semgrep trong Chương 3 đều lấy từ hai nguồn này.</w:t>
+        <w:t xml:space="preserve">Để tái lập kết quả quét, mở trang hai lần chạy </w:t>
+      </w:r>
+      <w:r>
+        <w:rPr>
+          <w:rFonts w:ascii="Consolas" w:hAnsi="Consolas"/>
+          <w:sz w:val="20"/>
+        </w:rPr>
+        <w:t>40748974196</w:t>
+      </w:r>
+      <w:r>
+        <w:t xml:space="preserve"> và </w:t>
+      </w:r>
+      <w:r>
+        <w:rPr>
+          <w:rFonts w:ascii="Consolas" w:hAnsi="Consolas"/>
+          <w:sz w:val="20"/>
+        </w:rPr>
+        <w:t>40748974200</w:t>
+      </w:r>
+      <w:r>
+        <w:t xml:space="preserve"> trong kho mã, tải artifact </w:t>
+      </w:r>
+      <w:r>
+        <w:rPr>
+          <w:rFonts w:ascii="Consolas" w:hAnsi="Consolas"/>
+          <w:sz w:val="20"/>
+        </w:rPr>
+        <w:t>evidence-security-as-code</w:t>
+      </w:r>
+      <w:r>
+        <w:t xml:space="preserve"> của mỗi lần, giải nén rồi mở </w:t>
+      </w:r>
+      <w:r>
+        <w:rPr>
+          <w:rFonts w:ascii="Consolas" w:hAnsi="Consolas"/>
+          <w:sz w:val="20"/>
+        </w:rPr>
+        <w:t>sonarqube/report.html</w:t>
+      </w:r>
+      <w:r>
+        <w:t xml:space="preserve">. Các tệp </w:t>
+      </w:r>
+      <w:r>
+        <w:rPr>
+          <w:rFonts w:ascii="Consolas" w:hAnsi="Consolas"/>
+          <w:sz w:val="20"/>
+        </w:rPr>
+        <w:t>sonarqube/metrics.json</w:t>
+      </w:r>
+      <w:r>
+        <w:t xml:space="preserve">, </w:t>
+      </w:r>
+      <w:r>
+        <w:rPr>
+          <w:rFonts w:ascii="Consolas" w:hAnsi="Consolas"/>
+          <w:sz w:val="20"/>
+        </w:rPr>
+        <w:t>sonarqube/quality-gate.json</w:t>
+      </w:r>
+      <w:r>
+        <w:t xml:space="preserve"> và </w:t>
+      </w:r>
+      <w:r>
+        <w:rPr>
+          <w:rFonts w:ascii="Consolas" w:hAnsi="Consolas"/>
+          <w:sz w:val="20"/>
+        </w:rPr>
+        <w:t>ci-05-semgrep.json</w:t>
+      </w:r>
+      <w:r>
+        <w:t xml:space="preserve"> chứa cùng số liệu ở dạng máy đọc được. Mọi số liệu SonarQube và Semgrep trong Chương 3 đều lấy từ hai nguồn này.</w:t>
       </w:r>
     </w:p>
     <w:sectPr>
